--- a/[1]Books/Speed.docx
+++ b/[1]Books/Speed.docx
@@ -45,6 +45,14 @@
           <w:szCs w:val="24"/>
         </w:rPr>
       </w:r>
+      <w:r>
+        <w:rPr>
+          <w:rFonts w:ascii="Calibri" w:hAnsi="Calibri" w:cs="Calibri"/>
+          <w:sz w:val="24"/>
+          <w:szCs w:val="24"/>
+          <w:highlight w:val="none"/>
+        </w:rPr>
+      </w:r>
     </w:p>
     <w:p>
       <w:pPr>
@@ -86,7 +94,7 @@
       </w:r>
       <w:r>
         <w:rPr>
-          <w:rFonts w:ascii="Calibri" w:hAnsi="Calibri" w:eastAsia="Calibri" w:cs="Calibri"/>
+          <w:rFonts w:ascii="Calibri" w:hAnsi="Calibri" w:cs="Calibri"/>
           <w:sz w:val="24"/>
           <w:szCs w:val="24"/>
           <w:highlight w:val="none"/>
@@ -122,6 +130,14 @@
           <w:highlight w:val="none"/>
         </w:rPr>
       </w:r>
+      <w:r>
+        <w:rPr>
+          <w:rFonts w:ascii="Calibri" w:hAnsi="Calibri" w:cs="Calibri"/>
+          <w:sz w:val="24"/>
+          <w:szCs w:val="24"/>
+          <w:highlight w:val="none"/>
+        </w:rPr>
+      </w:r>
     </w:p>
     <w:p>
       <w:pPr>
@@ -152,6 +168,14 @@
           <w:highlight w:val="none"/>
         </w:rPr>
       </w:r>
+      <w:r>
+        <w:rPr>
+          <w:rFonts w:ascii="Calibri" w:hAnsi="Calibri" w:cs="Calibri"/>
+          <w:sz w:val="24"/>
+          <w:szCs w:val="24"/>
+          <w:highlight w:val="none"/>
+        </w:rPr>
+      </w:r>
     </w:p>
     <w:p>
       <w:pPr>
@@ -182,6 +206,14 @@
           <w:highlight w:val="none"/>
         </w:rPr>
       </w:r>
+      <w:r>
+        <w:rPr>
+          <w:rFonts w:ascii="Calibri" w:hAnsi="Calibri" w:cs="Calibri"/>
+          <w:sz w:val="24"/>
+          <w:szCs w:val="24"/>
+          <w:highlight w:val="none"/>
+        </w:rPr>
+      </w:r>
     </w:p>
     <w:p>
       <w:pPr>
@@ -207,6 +239,14 @@
       <w:r>
         <w:rPr>
           <w:rFonts w:ascii="Calibri" w:hAnsi="Calibri" w:eastAsia="Calibri" w:cs="Calibri"/>
+          <w:sz w:val="24"/>
+          <w:szCs w:val="24"/>
+          <w:highlight w:val="none"/>
+        </w:rPr>
+      </w:r>
+      <w:r>
+        <w:rPr>
+          <w:rFonts w:ascii="Calibri" w:hAnsi="Calibri" w:cs="Calibri"/>
           <w:sz w:val="24"/>
           <w:szCs w:val="24"/>
           <w:highlight w:val="none"/>
@@ -251,6 +291,14 @@
           <w:highlight w:val="none"/>
         </w:rPr>
       </w:r>
+      <w:r>
+        <w:rPr>
+          <w:rFonts w:ascii="Calibri" w:hAnsi="Calibri" w:cs="Calibri"/>
+          <w:sz w:val="24"/>
+          <w:szCs w:val="24"/>
+          <w:highlight w:val="none"/>
+        </w:rPr>
+      </w:r>
     </w:p>
     <w:p>
       <w:pPr>
@@ -276,6 +324,14 @@
       <w:r>
         <w:rPr>
           <w:rFonts w:ascii="Calibri" w:hAnsi="Calibri" w:eastAsia="Calibri" w:cs="Calibri"/>
+          <w:sz w:val="24"/>
+          <w:szCs w:val="24"/>
+          <w:highlight w:val="none"/>
+        </w:rPr>
+      </w:r>
+      <w:r>
+        <w:rPr>
+          <w:rFonts w:ascii="Calibri" w:hAnsi="Calibri" w:cs="Calibri"/>
           <w:sz w:val="24"/>
           <w:szCs w:val="24"/>
           <w:highlight w:val="none"/>
@@ -313,7 +369,7 @@
       </w:r>
       <w:r>
         <w:rPr>
-          <w:rFonts w:ascii="Calibri" w:hAnsi="Calibri" w:eastAsia="Calibri" w:cs="Calibri"/>
+          <w:rFonts w:ascii="Calibri" w:hAnsi="Calibri" w:cs="Calibri"/>
           <w:sz w:val="24"/>
           <w:szCs w:val="24"/>
           <w:highlight w:val="none"/>
@@ -344,6 +400,14 @@
       <w:r>
         <w:rPr>
           <w:rFonts w:ascii="Calibri" w:hAnsi="Calibri" w:eastAsia="Calibri" w:cs="Calibri"/>
+          <w:sz w:val="24"/>
+          <w:szCs w:val="24"/>
+          <w:highlight w:val="none"/>
+        </w:rPr>
+      </w:r>
+      <w:r>
+        <w:rPr>
+          <w:rFonts w:ascii="Calibri" w:hAnsi="Calibri" w:cs="Calibri"/>
           <w:sz w:val="24"/>
           <w:szCs w:val="24"/>
           <w:highlight w:val="none"/>
@@ -381,7 +445,7 @@
       </w:r>
       <w:r>
         <w:rPr>
-          <w:rFonts w:ascii="Calibri" w:hAnsi="Calibri" w:eastAsia="Calibri" w:cs="Calibri"/>
+          <w:rFonts w:ascii="Calibri" w:hAnsi="Calibri" w:cs="Calibri"/>
           <w:sz w:val="24"/>
           <w:szCs w:val="24"/>
           <w:highlight w:val="none"/>
@@ -417,6 +481,14 @@
           <w:highlight w:val="none"/>
         </w:rPr>
       </w:r>
+      <w:r>
+        <w:rPr>
+          <w:rFonts w:ascii="Calibri" w:hAnsi="Calibri" w:cs="Calibri"/>
+          <w:sz w:val="24"/>
+          <w:szCs w:val="24"/>
+          <w:highlight w:val="none"/>
+        </w:rPr>
+      </w:r>
     </w:p>
     <w:p>
       <w:pPr>
@@ -447,6 +519,14 @@
           <w:highlight w:val="none"/>
         </w:rPr>
       </w:r>
+      <w:r>
+        <w:rPr>
+          <w:rFonts w:ascii="Calibri" w:hAnsi="Calibri" w:cs="Calibri"/>
+          <w:sz w:val="24"/>
+          <w:szCs w:val="24"/>
+          <w:highlight w:val="none"/>
+        </w:rPr>
+      </w:r>
     </w:p>
     <w:p>
       <w:pPr>
@@ -477,6 +557,14 @@
           <w:highlight w:val="none"/>
         </w:rPr>
       </w:r>
+      <w:r>
+        <w:rPr>
+          <w:rFonts w:ascii="Calibri" w:hAnsi="Calibri" w:cs="Calibri"/>
+          <w:sz w:val="24"/>
+          <w:szCs w:val="24"/>
+          <w:highlight w:val="none"/>
+        </w:rPr>
+      </w:r>
     </w:p>
     <w:p>
       <w:pPr>
@@ -507,6 +595,14 @@
           <w:highlight w:val="none"/>
         </w:rPr>
       </w:r>
+      <w:r>
+        <w:rPr>
+          <w:rFonts w:ascii="Calibri" w:hAnsi="Calibri" w:cs="Calibri"/>
+          <w:sz w:val="24"/>
+          <w:szCs w:val="24"/>
+          <w:highlight w:val="none"/>
+        </w:rPr>
+      </w:r>
     </w:p>
     <w:p>
       <w:pPr>
@@ -532,6 +628,14 @@
       <w:r>
         <w:rPr>
           <w:rFonts w:ascii="Calibri" w:hAnsi="Calibri" w:eastAsia="Calibri" w:cs="Calibri"/>
+          <w:sz w:val="24"/>
+          <w:szCs w:val="24"/>
+          <w:highlight w:val="none"/>
+        </w:rPr>
+      </w:r>
+      <w:r>
+        <w:rPr>
+          <w:rFonts w:ascii="Calibri" w:hAnsi="Calibri" w:cs="Calibri"/>
           <w:sz w:val="24"/>
           <w:szCs w:val="24"/>
           <w:highlight w:val="none"/>
@@ -576,6 +680,14 @@
           <w:highlight w:val="none"/>
         </w:rPr>
       </w:r>
+      <w:r>
+        <w:rPr>
+          <w:rFonts w:ascii="Calibri" w:hAnsi="Calibri" w:cs="Calibri"/>
+          <w:sz w:val="24"/>
+          <w:szCs w:val="24"/>
+          <w:highlight w:val="none"/>
+        </w:rPr>
+      </w:r>
     </w:p>
     <w:p>
       <w:pPr>
@@ -606,6 +718,14 @@
           <w:highlight w:val="none"/>
         </w:rPr>
       </w:r>
+      <w:r>
+        <w:rPr>
+          <w:rFonts w:ascii="Calibri" w:hAnsi="Calibri" w:cs="Calibri"/>
+          <w:sz w:val="24"/>
+          <w:szCs w:val="24"/>
+          <w:highlight w:val="none"/>
+        </w:rPr>
+      </w:r>
     </w:p>
     <w:p>
       <w:pPr>
@@ -636,6 +756,14 @@
           <w:highlight w:val="none"/>
         </w:rPr>
       </w:r>
+      <w:r>
+        <w:rPr>
+          <w:rFonts w:ascii="Calibri" w:hAnsi="Calibri" w:cs="Calibri"/>
+          <w:sz w:val="24"/>
+          <w:szCs w:val="24"/>
+          <w:highlight w:val="none"/>
+        </w:rPr>
+      </w:r>
     </w:p>
     <w:p>
       <w:pPr>
@@ -666,6 +794,14 @@
           <w:highlight w:val="none"/>
         </w:rPr>
       </w:r>
+      <w:r>
+        <w:rPr>
+          <w:rFonts w:ascii="Calibri" w:hAnsi="Calibri" w:cs="Calibri"/>
+          <w:sz w:val="24"/>
+          <w:szCs w:val="24"/>
+          <w:highlight w:val="none"/>
+        </w:rPr>
+      </w:r>
     </w:p>
     <w:p>
       <w:pPr>
@@ -696,6 +832,14 @@
           <w:highlight w:val="none"/>
         </w:rPr>
       </w:r>
+      <w:r>
+        <w:rPr>
+          <w:rFonts w:ascii="Calibri" w:hAnsi="Calibri" w:cs="Calibri"/>
+          <w:sz w:val="24"/>
+          <w:szCs w:val="24"/>
+          <w:highlight w:val="none"/>
+        </w:rPr>
+      </w:r>
     </w:p>
     <w:p>
       <w:pPr>
@@ -721,6 +865,14 @@
       <w:r>
         <w:rPr>
           <w:rFonts w:ascii="Calibri" w:hAnsi="Calibri" w:eastAsia="Calibri" w:cs="Calibri"/>
+          <w:sz w:val="24"/>
+          <w:szCs w:val="24"/>
+          <w:highlight w:val="none"/>
+        </w:rPr>
+      </w:r>
+      <w:r>
+        <w:rPr>
+          <w:rFonts w:ascii="Calibri" w:hAnsi="Calibri" w:cs="Calibri"/>
           <w:sz w:val="24"/>
           <w:szCs w:val="24"/>
           <w:highlight w:val="none"/>
@@ -765,6 +917,14 @@
           <w:highlight w:val="none"/>
         </w:rPr>
       </w:r>
+      <w:r>
+        <w:rPr>
+          <w:rFonts w:ascii="Calibri" w:hAnsi="Calibri" w:cs="Calibri"/>
+          <w:sz w:val="24"/>
+          <w:szCs w:val="24"/>
+          <w:highlight w:val="none"/>
+        </w:rPr>
+      </w:r>
     </w:p>
     <w:p>
       <w:pPr>
@@ -790,6 +950,14 @@
       <w:r>
         <w:rPr>
           <w:rFonts w:ascii="Calibri" w:hAnsi="Calibri" w:eastAsia="Calibri" w:cs="Calibri"/>
+          <w:sz w:val="24"/>
+          <w:szCs w:val="24"/>
+          <w:highlight w:val="none"/>
+        </w:rPr>
+      </w:r>
+      <w:r>
+        <w:rPr>
+          <w:rFonts w:ascii="Calibri" w:hAnsi="Calibri" w:cs="Calibri"/>
           <w:sz w:val="24"/>
           <w:szCs w:val="24"/>
           <w:highlight w:val="none"/>
@@ -843,6 +1011,14 @@
           <w:highlight w:val="none"/>
         </w:rPr>
       </w:r>
+      <w:r>
+        <w:rPr>
+          <w:rFonts w:ascii="Calibri" w:hAnsi="Calibri" w:cs="Calibri"/>
+          <w:sz w:val="24"/>
+          <w:szCs w:val="24"/>
+          <w:highlight w:val="none"/>
+        </w:rPr>
+      </w:r>
     </w:p>
     <w:p>
       <w:pPr>
@@ -868,6 +1044,14 @@
       <w:r>
         <w:rPr>
           <w:rFonts w:ascii="Calibri" w:hAnsi="Calibri" w:eastAsia="Calibri" w:cs="Calibri"/>
+          <w:sz w:val="24"/>
+          <w:szCs w:val="24"/>
+          <w:highlight w:val="none"/>
+        </w:rPr>
+      </w:r>
+      <w:r>
+        <w:rPr>
+          <w:rFonts w:ascii="Calibri" w:hAnsi="Calibri" w:cs="Calibri"/>
           <w:sz w:val="24"/>
           <w:szCs w:val="24"/>
           <w:highlight w:val="none"/>
@@ -920,6 +1104,14 @@
           <w:highlight w:val="none"/>
         </w:rPr>
       </w:r>
+      <w:r>
+        <w:rPr>
+          <w:rFonts w:ascii="Calibri" w:hAnsi="Calibri" w:eastAsia="Calibri" w:cs="Calibri"/>
+          <w:sz w:val="24"/>
+          <w:szCs w:val="24"/>
+          <w:highlight w:val="none"/>
+        </w:rPr>
+      </w:r>
     </w:p>
     <w:p>
       <w:pPr>
@@ -950,6 +1142,14 @@
           <w:highlight w:val="none"/>
         </w:rPr>
       </w:r>
+      <w:r>
+        <w:rPr>
+          <w:rFonts w:ascii="Calibri" w:hAnsi="Calibri" w:eastAsia="Calibri" w:cs="Calibri"/>
+          <w:sz w:val="24"/>
+          <w:szCs w:val="24"/>
+          <w:highlight w:val="none"/>
+        </w:rPr>
+      </w:r>
     </w:p>
     <w:p>
       <w:pPr>
@@ -980,6 +1180,14 @@
           <w:highlight w:val="none"/>
         </w:rPr>
       </w:r>
+      <w:r>
+        <w:rPr>
+          <w:rFonts w:ascii="Calibri" w:hAnsi="Calibri" w:eastAsia="Calibri" w:cs="Calibri"/>
+          <w:sz w:val="24"/>
+          <w:szCs w:val="24"/>
+          <w:highlight w:val="none"/>
+        </w:rPr>
+      </w:r>
     </w:p>
     <w:p>
       <w:pPr>
@@ -1010,6 +1218,14 @@
           <w:highlight w:val="none"/>
         </w:rPr>
       </w:r>
+      <w:r>
+        <w:rPr>
+          <w:rFonts w:ascii="Calibri" w:hAnsi="Calibri" w:eastAsia="Calibri" w:cs="Calibri"/>
+          <w:sz w:val="24"/>
+          <w:szCs w:val="24"/>
+          <w:highlight w:val="none"/>
+        </w:rPr>
+      </w:r>
     </w:p>
     <w:p>
       <w:pPr>
@@ -1040,6 +1256,14 @@
           <w:highlight w:val="none"/>
         </w:rPr>
       </w:r>
+      <w:r>
+        <w:rPr>
+          <w:rFonts w:ascii="Calibri" w:hAnsi="Calibri" w:eastAsia="Calibri" w:cs="Calibri"/>
+          <w:sz w:val="24"/>
+          <w:szCs w:val="24"/>
+          <w:highlight w:val="none"/>
+        </w:rPr>
+      </w:r>
     </w:p>
     <w:p>
       <w:pPr>
@@ -1065,6 +1289,14 @@
       <w:r>
         <w:rPr>
           <w:rFonts w:ascii="Calibri" w:hAnsi="Calibri" w:cs="Calibri"/>
+          <w:sz w:val="24"/>
+          <w:szCs w:val="24"/>
+          <w:highlight w:val="none"/>
+        </w:rPr>
+      </w:r>
+      <w:r>
+        <w:rPr>
+          <w:rFonts w:ascii="Calibri" w:hAnsi="Calibri" w:eastAsia="Calibri" w:cs="Calibri"/>
           <w:sz w:val="24"/>
           <w:szCs w:val="24"/>
           <w:highlight w:val="none"/>
@@ -1109,6 +1341,14 @@
           <w:highlight w:val="none"/>
         </w:rPr>
       </w:r>
+      <w:r>
+        <w:rPr>
+          <w:rFonts w:ascii="Calibri" w:hAnsi="Calibri" w:eastAsia="Calibri" w:cs="Calibri"/>
+          <w:sz w:val="24"/>
+          <w:szCs w:val="24"/>
+          <w:highlight w:val="none"/>
+        </w:rPr>
+      </w:r>
     </w:p>
     <w:p>
       <w:pPr>
@@ -1139,6 +1379,14 @@
           <w:highlight w:val="none"/>
         </w:rPr>
       </w:r>
+      <w:r>
+        <w:rPr>
+          <w:rFonts w:ascii="Calibri" w:hAnsi="Calibri" w:eastAsia="Calibri" w:cs="Calibri"/>
+          <w:sz w:val="24"/>
+          <w:szCs w:val="24"/>
+          <w:highlight w:val="none"/>
+        </w:rPr>
+      </w:r>
     </w:p>
     <w:p>
       <w:pPr>
@@ -1169,6 +1417,14 @@
           <w:highlight w:val="none"/>
         </w:rPr>
       </w:r>
+      <w:r>
+        <w:rPr>
+          <w:rFonts w:ascii="Calibri" w:hAnsi="Calibri" w:eastAsia="Calibri" w:cs="Calibri"/>
+          <w:sz w:val="24"/>
+          <w:szCs w:val="24"/>
+          <w:highlight w:val="none"/>
+        </w:rPr>
+      </w:r>
     </w:p>
     <w:p>
       <w:pPr>
@@ -1199,6 +1455,14 @@
           <w:highlight w:val="none"/>
         </w:rPr>
       </w:r>
+      <w:r>
+        <w:rPr>
+          <w:rFonts w:ascii="Calibri" w:hAnsi="Calibri" w:eastAsia="Calibri" w:cs="Calibri"/>
+          <w:sz w:val="24"/>
+          <w:szCs w:val="24"/>
+          <w:highlight w:val="none"/>
+        </w:rPr>
+      </w:r>
     </w:p>
     <w:p>
       <w:pPr>
@@ -1220,6 +1484,14 @@
           <w:highlight w:val="none"/>
         </w:rPr>
         <w:t xml:space="preserve">-Ufff.. Mr Mash, you know the deal!</w:t>
+      </w:r>
+      <w:r>
+        <w:rPr>
+          <w:rFonts w:ascii="Calibri" w:hAnsi="Calibri" w:eastAsia="Calibri" w:cs="Calibri"/>
+          <w:sz w:val="24"/>
+          <w:szCs w:val="24"/>
+          <w:highlight w:val="none"/>
+        </w:rPr>
       </w:r>
       <w:r>
         <w:rPr>
@@ -1268,6 +1540,14 @@
           <w:highlight w:val="none"/>
         </w:rPr>
       </w:r>
+      <w:r>
+        <w:rPr>
+          <w:rFonts w:ascii="Calibri" w:hAnsi="Calibri" w:eastAsia="Calibri" w:cs="Calibri"/>
+          <w:sz w:val="24"/>
+          <w:szCs w:val="24"/>
+          <w:highlight w:val="none"/>
+        </w:rPr>
+      </w:r>
     </w:p>
     <w:p>
       <w:pPr>
@@ -1307,6 +1587,14 @@
           <w:highlight w:val="none"/>
         </w:rPr>
       </w:r>
+      <w:r>
+        <w:rPr>
+          <w:rFonts w:ascii="Calibri" w:hAnsi="Calibri" w:eastAsia="Calibri" w:cs="Calibri"/>
+          <w:sz w:val="24"/>
+          <w:szCs w:val="24"/>
+          <w:highlight w:val="none"/>
+        </w:rPr>
+      </w:r>
     </w:p>
     <w:p>
       <w:pPr>
@@ -1337,6 +1625,14 @@
           <w:highlight w:val="none"/>
         </w:rPr>
       </w:r>
+      <w:r>
+        <w:rPr>
+          <w:rFonts w:ascii="Calibri" w:hAnsi="Calibri" w:eastAsia="Calibri" w:cs="Calibri"/>
+          <w:sz w:val="24"/>
+          <w:szCs w:val="24"/>
+          <w:highlight w:val="none"/>
+        </w:rPr>
+      </w:r>
     </w:p>
     <w:p>
       <w:pPr>
@@ -1367,6 +1663,14 @@
           <w:highlight w:val="none"/>
         </w:rPr>
       </w:r>
+      <w:r>
+        <w:rPr>
+          <w:rFonts w:ascii="Calibri" w:hAnsi="Calibri" w:eastAsia="Calibri" w:cs="Calibri"/>
+          <w:sz w:val="24"/>
+          <w:szCs w:val="24"/>
+          <w:highlight w:val="none"/>
+        </w:rPr>
+      </w:r>
     </w:p>
     <w:p>
       <w:pPr>
@@ -1388,6 +1692,14 @@
           <w:highlight w:val="none"/>
         </w:rPr>
         <w:t xml:space="preserve">-I still feel human!</w:t>
+      </w:r>
+      <w:r>
+        <w:rPr>
+          <w:rFonts w:ascii="Calibri" w:hAnsi="Calibri" w:eastAsia="Calibri" w:cs="Calibri"/>
+          <w:sz w:val="24"/>
+          <w:szCs w:val="24"/>
+          <w:highlight w:val="none"/>
+        </w:rPr>
       </w:r>
       <w:r>
         <w:rPr>
@@ -1445,6 +1757,14 @@
           <w:highlight w:val="none"/>
         </w:rPr>
       </w:r>
+      <w:r>
+        <w:rPr>
+          <w:rFonts w:ascii="Calibri" w:hAnsi="Calibri" w:eastAsia="Calibri" w:cs="Calibri"/>
+          <w:sz w:val="24"/>
+          <w:szCs w:val="24"/>
+          <w:highlight w:val="none"/>
+        </w:rPr>
+      </w:r>
     </w:p>
     <w:p>
       <w:pPr>
@@ -1475,6 +1795,14 @@
           <w:highlight w:val="none"/>
         </w:rPr>
       </w:r>
+      <w:r>
+        <w:rPr>
+          <w:rFonts w:ascii="Calibri" w:hAnsi="Calibri" w:eastAsia="Calibri" w:cs="Calibri"/>
+          <w:sz w:val="24"/>
+          <w:szCs w:val="24"/>
+          <w:highlight w:val="none"/>
+        </w:rPr>
+      </w:r>
     </w:p>
     <w:p>
       <w:pPr>
@@ -1505,6 +1833,14 @@
           <w:highlight w:val="none"/>
         </w:rPr>
       </w:r>
+      <w:r>
+        <w:rPr>
+          <w:rFonts w:ascii="Calibri" w:hAnsi="Calibri" w:eastAsia="Calibri" w:cs="Calibri"/>
+          <w:sz w:val="24"/>
+          <w:szCs w:val="24"/>
+          <w:highlight w:val="none"/>
+        </w:rPr>
+      </w:r>
     </w:p>
     <w:p>
       <w:pPr>
@@ -1535,6 +1871,14 @@
           <w:highlight w:val="none"/>
         </w:rPr>
       </w:r>
+      <w:r>
+        <w:rPr>
+          <w:rFonts w:ascii="Calibri" w:hAnsi="Calibri" w:eastAsia="Calibri" w:cs="Calibri"/>
+          <w:sz w:val="24"/>
+          <w:szCs w:val="24"/>
+          <w:highlight w:val="none"/>
+        </w:rPr>
+      </w:r>
     </w:p>
     <w:p>
       <w:pPr>
@@ -1556,6 +1900,14 @@
           <w:highlight w:val="none"/>
         </w:rPr>
         <w:t xml:space="preserve">-Mr Mash, I need you to answer!</w:t>
+      </w:r>
+      <w:r>
+        <w:rPr>
+          <w:rFonts w:ascii="Calibri" w:hAnsi="Calibri" w:eastAsia="Calibri" w:cs="Calibri"/>
+          <w:sz w:val="24"/>
+          <w:szCs w:val="24"/>
+          <w:highlight w:val="none"/>
+        </w:rPr>
       </w:r>
       <w:r>
         <w:rPr>
@@ -1633,6 +1985,14 @@
           <w:highlight w:val="none"/>
         </w:rPr>
       </w:r>
+      <w:r>
+        <w:rPr>
+          <w:rFonts w:ascii="Calibri" w:hAnsi="Calibri" w:eastAsia="Calibri" w:cs="Calibri"/>
+          <w:sz w:val="24"/>
+          <w:szCs w:val="24"/>
+          <w:highlight w:val="none"/>
+        </w:rPr>
+      </w:r>
     </w:p>
     <w:p>
       <w:pPr>
@@ -1663,6 +2023,14 @@
           <w:highlight w:val="none"/>
         </w:rPr>
       </w:r>
+      <w:r>
+        <w:rPr>
+          <w:rFonts w:ascii="Calibri" w:hAnsi="Calibri" w:eastAsia="Calibri" w:cs="Calibri"/>
+          <w:sz w:val="24"/>
+          <w:szCs w:val="24"/>
+          <w:highlight w:val="none"/>
+        </w:rPr>
+      </w:r>
     </w:p>
     <w:p>
       <w:pPr>
@@ -1684,6 +2052,14 @@
           <w:highlight w:val="none"/>
         </w:rPr>
         <w:t xml:space="preserve">-I need you to give me more than ‘fine’.</w:t>
+      </w:r>
+      <w:r>
+        <w:rPr>
+          <w:rFonts w:ascii="Calibri" w:hAnsi="Calibri" w:eastAsia="Calibri" w:cs="Calibri"/>
+          <w:sz w:val="24"/>
+          <w:szCs w:val="24"/>
+          <w:highlight w:val="none"/>
+        </w:rPr>
       </w:r>
       <w:r>
         <w:rPr>
@@ -1761,6 +2137,14 @@
           <w:highlight w:val="none"/>
         </w:rPr>
       </w:r>
+      <w:r>
+        <w:rPr>
+          <w:rFonts w:ascii="Calibri" w:hAnsi="Calibri" w:eastAsia="Calibri" w:cs="Calibri"/>
+          <w:sz w:val="24"/>
+          <w:szCs w:val="24"/>
+          <w:highlight w:val="none"/>
+        </w:rPr>
+      </w:r>
     </w:p>
     <w:p>
       <w:pPr>
@@ -1791,6 +2175,14 @@
           <w:highlight w:val="none"/>
         </w:rPr>
       </w:r>
+      <w:r>
+        <w:rPr>
+          <w:rFonts w:ascii="Calibri" w:hAnsi="Calibri" w:eastAsia="Calibri" w:cs="Calibri"/>
+          <w:sz w:val="24"/>
+          <w:szCs w:val="24"/>
+          <w:highlight w:val="none"/>
+        </w:rPr>
+      </w:r>
     </w:p>
     <w:p>
       <w:pPr>
@@ -1821,6 +2213,14 @@
           <w:highlight w:val="none"/>
         </w:rPr>
       </w:r>
+      <w:r>
+        <w:rPr>
+          <w:rFonts w:ascii="Calibri" w:hAnsi="Calibri" w:eastAsia="Calibri" w:cs="Calibri"/>
+          <w:sz w:val="24"/>
+          <w:szCs w:val="24"/>
+          <w:highlight w:val="none"/>
+        </w:rPr>
+      </w:r>
     </w:p>
     <w:p>
       <w:pPr>
@@ -1851,6 +2251,14 @@
           <w:highlight w:val="none"/>
         </w:rPr>
       </w:r>
+      <w:r>
+        <w:rPr>
+          <w:rFonts w:ascii="Calibri" w:hAnsi="Calibri" w:eastAsia="Calibri" w:cs="Calibri"/>
+          <w:sz w:val="24"/>
+          <w:szCs w:val="24"/>
+          <w:highlight w:val="none"/>
+        </w:rPr>
+      </w:r>
     </w:p>
     <w:p>
       <w:pPr>
@@ -1881,6 +2289,14 @@
           <w:highlight w:val="none"/>
         </w:rPr>
       </w:r>
+      <w:r>
+        <w:rPr>
+          <w:rFonts w:ascii="Calibri" w:hAnsi="Calibri" w:eastAsia="Calibri" w:cs="Calibri"/>
+          <w:sz w:val="24"/>
+          <w:szCs w:val="24"/>
+          <w:highlight w:val="none"/>
+        </w:rPr>
+      </w:r>
     </w:p>
     <w:p>
       <w:pPr>
@@ -1911,6 +2327,14 @@
           <w:highlight w:val="none"/>
         </w:rPr>
       </w:r>
+      <w:r>
+        <w:rPr>
+          <w:rFonts w:ascii="Calibri" w:hAnsi="Calibri" w:eastAsia="Calibri" w:cs="Calibri"/>
+          <w:sz w:val="24"/>
+          <w:szCs w:val="24"/>
+          <w:highlight w:val="none"/>
+        </w:rPr>
+      </w:r>
     </w:p>
     <w:p>
       <w:pPr>
@@ -1941,6 +2365,14 @@
           <w:highlight w:val="none"/>
         </w:rPr>
       </w:r>
+      <w:r>
+        <w:rPr>
+          <w:rFonts w:ascii="Calibri" w:hAnsi="Calibri" w:eastAsia="Calibri" w:cs="Calibri"/>
+          <w:sz w:val="24"/>
+          <w:szCs w:val="24"/>
+          <w:highlight w:val="none"/>
+        </w:rPr>
+      </w:r>
     </w:p>
     <w:p>
       <w:pPr>
@@ -1971,6 +2403,14 @@
           <w:highlight w:val="none"/>
         </w:rPr>
       </w:r>
+      <w:r>
+        <w:rPr>
+          <w:rFonts w:ascii="Calibri" w:hAnsi="Calibri" w:eastAsia="Calibri" w:cs="Calibri"/>
+          <w:sz w:val="24"/>
+          <w:szCs w:val="24"/>
+          <w:highlight w:val="none"/>
+        </w:rPr>
+      </w:r>
     </w:p>
     <w:p>
       <w:pPr>
@@ -2001,6 +2441,14 @@
           <w:highlight w:val="none"/>
         </w:rPr>
       </w:r>
+      <w:r>
+        <w:rPr>
+          <w:rFonts w:ascii="Calibri" w:hAnsi="Calibri" w:eastAsia="Calibri" w:cs="Calibri"/>
+          <w:sz w:val="24"/>
+          <w:szCs w:val="24"/>
+          <w:highlight w:val="none"/>
+        </w:rPr>
+      </w:r>
     </w:p>
     <w:p>
       <w:pPr>
@@ -2030,17 +2478,8 @@
           <w:szCs w:val="24"/>
           <w:highlight w:val="none"/>
         </w:rPr>
-      </w:r>
-      <w:r>
-        <w:rPr>
-          <w:rFonts w:ascii="Calibri" w:hAnsi="Calibri" w:eastAsia="Calibri" w:cs="Calibri"/>
-          <w:sz w:val="24"/>
-          <w:szCs w:val="24"/>
-          <w:highlight w:val="none"/>
-        </w:rPr>
         <w:t xml:space="preserve">Hmmmpf</w:t>
       </w:r>
-      <w:r/>
       <w:r>
         <w:rPr>
           <w:rFonts w:ascii="Calibri" w:hAnsi="Calibri" w:eastAsia="Calibri" w:cs="Calibri"/>
@@ -2058,6 +2497,14 @@
           <w:highlight w:val="none"/>
         </w:rPr>
       </w:r>
+      <w:r>
+        <w:rPr>
+          <w:rFonts w:ascii="Calibri" w:hAnsi="Calibri" w:eastAsia="Calibri" w:cs="Calibri"/>
+          <w:sz w:val="24"/>
+          <w:szCs w:val="24"/>
+          <w:highlight w:val="none"/>
+        </w:rPr>
+      </w:r>
     </w:p>
     <w:p>
       <w:pPr>
@@ -2088,6 +2535,14 @@
           <w:highlight w:val="none"/>
         </w:rPr>
       </w:r>
+      <w:r>
+        <w:rPr>
+          <w:rFonts w:ascii="Calibri" w:hAnsi="Calibri" w:eastAsia="Calibri" w:cs="Calibri"/>
+          <w:sz w:val="24"/>
+          <w:szCs w:val="24"/>
+          <w:highlight w:val="none"/>
+        </w:rPr>
+      </w:r>
     </w:p>
     <w:p>
       <w:pPr>
@@ -2118,6 +2573,14 @@
           <w:highlight w:val="none"/>
         </w:rPr>
       </w:r>
+      <w:r>
+        <w:rPr>
+          <w:rFonts w:ascii="Calibri" w:hAnsi="Calibri" w:eastAsia="Calibri" w:cs="Calibri"/>
+          <w:sz w:val="24"/>
+          <w:szCs w:val="24"/>
+          <w:highlight w:val="none"/>
+        </w:rPr>
+      </w:r>
     </w:p>
     <w:p>
       <w:pPr>
@@ -2148,6 +2611,14 @@
           <w:highlight w:val="none"/>
         </w:rPr>
       </w:r>
+      <w:r>
+        <w:rPr>
+          <w:rFonts w:ascii="Calibri" w:hAnsi="Calibri" w:eastAsia="Calibri" w:cs="Calibri"/>
+          <w:sz w:val="24"/>
+          <w:szCs w:val="24"/>
+          <w:highlight w:val="none"/>
+        </w:rPr>
+      </w:r>
     </w:p>
     <w:p>
       <w:pPr>
@@ -2178,6 +2649,14 @@
           <w:highlight w:val="none"/>
         </w:rPr>
       </w:r>
+      <w:r>
+        <w:rPr>
+          <w:rFonts w:ascii="Calibri" w:hAnsi="Calibri" w:eastAsia="Calibri" w:cs="Calibri"/>
+          <w:sz w:val="24"/>
+          <w:szCs w:val="24"/>
+          <w:highlight w:val="none"/>
+        </w:rPr>
+      </w:r>
     </w:p>
     <w:p>
       <w:pPr>
@@ -2208,6 +2687,14 @@
           <w:highlight w:val="none"/>
         </w:rPr>
       </w:r>
+      <w:r>
+        <w:rPr>
+          <w:rFonts w:ascii="Calibri" w:hAnsi="Calibri" w:eastAsia="Calibri" w:cs="Calibri"/>
+          <w:sz w:val="24"/>
+          <w:szCs w:val="24"/>
+          <w:highlight w:val="none"/>
+        </w:rPr>
+      </w:r>
     </w:p>
     <w:p>
       <w:pPr>
@@ -2229,6 +2716,14 @@
           <w:highlight w:val="none"/>
         </w:rPr>
         <w:t xml:space="preserve">-Finally, I got something out of you. He he, maybe I can train you as well after all.</w:t>
+      </w:r>
+      <w:r>
+        <w:rPr>
+          <w:rFonts w:ascii="Calibri" w:hAnsi="Calibri" w:eastAsia="Calibri" w:cs="Calibri"/>
+          <w:sz w:val="24"/>
+          <w:szCs w:val="24"/>
+          <w:highlight w:val="none"/>
+        </w:rPr>
       </w:r>
       <w:r>
         <w:rPr>
@@ -2306,6 +2801,14 @@
           <w:highlight w:val="none"/>
         </w:rPr>
       </w:r>
+      <w:r>
+        <w:rPr>
+          <w:rFonts w:ascii="Calibri" w:hAnsi="Calibri" w:eastAsia="Calibri" w:cs="Calibri"/>
+          <w:sz w:val="24"/>
+          <w:szCs w:val="24"/>
+          <w:highlight w:val="none"/>
+        </w:rPr>
+      </w:r>
     </w:p>
     <w:p>
       <w:pPr>
@@ -2374,6 +2877,14 @@
           <w:highlight w:val="none"/>
         </w:rPr>
       </w:r>
+      <w:r>
+        <w:rPr>
+          <w:rFonts w:ascii="Calibri" w:hAnsi="Calibri" w:eastAsia="Calibri" w:cs="Calibri"/>
+          <w:sz w:val="24"/>
+          <w:szCs w:val="24"/>
+          <w:highlight w:val="none"/>
+        </w:rPr>
+      </w:r>
     </w:p>
     <w:p>
       <w:pPr>
@@ -2404,6 +2915,14 @@
           <w:highlight w:val="none"/>
         </w:rPr>
       </w:r>
+      <w:r>
+        <w:rPr>
+          <w:rFonts w:ascii="Calibri" w:hAnsi="Calibri" w:eastAsia="Calibri" w:cs="Calibri"/>
+          <w:sz w:val="24"/>
+          <w:szCs w:val="24"/>
+          <w:highlight w:val="none"/>
+        </w:rPr>
+      </w:r>
     </w:p>
     <w:p>
       <w:pPr>
@@ -2434,19 +2953,6 @@
           <w:highlight w:val="none"/>
         </w:rPr>
       </w:r>
-    </w:p>
-    <w:p>
-      <w:pPr>
-        <w:pBdr/>
-        <w:spacing/>
-        <w:ind/>
-        <w:rPr>
-          <w:rFonts w:ascii="Calibri" w:hAnsi="Calibri" w:eastAsia="Calibri" w:cs="Calibri"/>
-          <w:sz w:val="24"/>
-          <w:szCs w:val="24"/>
-          <w:highlight w:val="none"/>
-        </w:rPr>
-      </w:pPr>
       <w:r>
         <w:rPr>
           <w:rFonts w:ascii="Calibri" w:hAnsi="Calibri" w:eastAsia="Calibri" w:cs="Calibri"/>
@@ -2454,7 +2960,45 @@
           <w:szCs w:val="24"/>
           <w:highlight w:val="none"/>
         </w:rPr>
-        <w:t xml:space="preserve">-You will, trust me! The purpose of these tests are to check your mental stability. The ship neural integration is trivial at this point. I did not lie to you. We really did a breakthrough today. We found your brain’s chemical sweet spot. Thank you for you cooperation. Sadly, we can not upload these memories into your next alter. Have a wonderful sleep.</w:t>
+      </w:r>
+    </w:p>
+    <w:p>
+      <w:pPr>
+        <w:pBdr/>
+        <w:spacing/>
+        <w:ind/>
+        <w:rPr>
+          <w:rFonts w:ascii="Calibri" w:hAnsi="Calibri" w:eastAsia="Calibri" w:cs="Calibri"/>
+          <w:sz w:val="24"/>
+          <w:szCs w:val="24"/>
+          <w:highlight w:val="none"/>
+        </w:rPr>
+      </w:pPr>
+      <w:r>
+        <w:rPr>
+          <w:rFonts w:ascii="Calibri" w:hAnsi="Calibri" w:eastAsia="Calibri" w:cs="Calibri"/>
+          <w:sz w:val="24"/>
+          <w:szCs w:val="24"/>
+          <w:highlight w:val="none"/>
+        </w:rPr>
+        <w:t xml:space="preserve">-You will, trust me! The purpose of these tests are to check your mental stability. The ship neural</w:t>
+      </w:r>
+      <w:r>
+        <w:rPr>
+          <w:rFonts w:ascii="Calibri" w:hAnsi="Calibri" w:eastAsia="Calibri" w:cs="Calibri"/>
+          <w:sz w:val="24"/>
+          <w:szCs w:val="24"/>
+          <w:highlight w:val="none"/>
+        </w:rPr>
+        <w:t xml:space="preserve"> integration is trivial at this point. I did not lie to you. We really did a breakthrough today. We found your brain’s chemical sweet spot. Thank you for you cooperation. Sadly, we can not upload these memories into your next alter. Have a wonderful sleep.</w:t>
+      </w:r>
+      <w:r>
+        <w:rPr>
+          <w:rFonts w:ascii="Calibri" w:hAnsi="Calibri" w:eastAsia="Calibri" w:cs="Calibri"/>
+          <w:sz w:val="24"/>
+          <w:szCs w:val="24"/>
+          <w:highlight w:val="none"/>
+        </w:rPr>
       </w:r>
       <w:r>
         <w:rPr>
@@ -2484,7 +3028,15 @@
           <w:szCs w:val="24"/>
           <w:highlight w:val="none"/>
         </w:rPr>
-        <w:t xml:space="preserve">-Hey, wai..</w:t>
+        <w:t xml:space="preserve">-Hey man, wai..</w:t>
+      </w:r>
+      <w:r>
+        <w:rPr>
+          <w:rFonts w:ascii="Calibri" w:hAnsi="Calibri" w:eastAsia="Calibri" w:cs="Calibri"/>
+          <w:sz w:val="24"/>
+          <w:szCs w:val="24"/>
+          <w:highlight w:val="none"/>
+        </w:rPr>
       </w:r>
       <w:r>
         <w:rPr>
@@ -2555,7 +3107,6 @@
         <w:ind/>
         <w:rPr/>
       </w:pPr>
-      <w:r/>
       <w:r>
         <w:separator/>
       </w:r>
@@ -2570,7 +3121,6 @@
         <w:ind/>
         <w:rPr/>
       </w:pPr>
-      <w:r/>
       <w:r>
         <w:continuationSeparator/>
       </w:r>
@@ -2590,7 +3140,6 @@
         <w:ind/>
         <w:rPr/>
       </w:pPr>
-      <w:r/>
       <w:r>
         <w:separator/>
       </w:r>
@@ -2605,7 +3154,6 @@
         <w:ind/>
         <w:rPr/>
       </w:pPr>
-      <w:r/>
       <w:r>
         <w:continuationSeparator/>
       </w:r>
@@ -2773,9 +3321,9 @@
     <w:lsdException w:name="Bibliography" w:uiPriority="37"/>
     <w:lsdException w:name="TOC Heading" w:uiPriority="39" w:qFormat="1"/>
   </w:latentStyles>
-  <w:style w:type="table" w:styleId="12">
+  <w:style w:type="table" w:styleId="701">
     <w:name w:val="Table Grid"/>
-    <w:basedOn w:val="665"/>
+    <w:basedOn w:val="887"/>
     <w:uiPriority w:val="59"/>
     <w:pPr>
       <w:pBdr/>
@@ -2972,9 +3520,9 @@
       </w:tcPr>
     </w:tblStylePr>
   </w:style>
-  <w:style w:type="table" w:styleId="13">
+  <w:style w:type="table" w:styleId="702">
     <w:name w:val="Table Grid Light"/>
-    <w:basedOn w:val="665"/>
+    <w:basedOn w:val="887"/>
     <w:uiPriority w:val="59"/>
     <w:pPr>
       <w:pBdr/>
@@ -3171,9 +3719,9 @@
       </w:tcPr>
     </w:tblStylePr>
   </w:style>
-  <w:style w:type="table" w:styleId="14">
+  <w:style w:type="table" w:styleId="703">
     <w:name w:val="Plain Table 1"/>
-    <w:basedOn w:val="665"/>
+    <w:basedOn w:val="887"/>
     <w:uiPriority w:val="59"/>
     <w:pPr>
       <w:pBdr/>
@@ -3396,9 +3944,9 @@
       </w:tcPr>
     </w:tblStylePr>
   </w:style>
-  <w:style w:type="table" w:styleId="15">
+  <w:style w:type="table" w:styleId="704">
     <w:name w:val="Plain Table 2"/>
-    <w:basedOn w:val="665"/>
+    <w:basedOn w:val="887"/>
     <w:uiPriority w:val="59"/>
     <w:pPr>
       <w:pBdr/>
@@ -3629,9 +4177,9 @@
       </w:tcPr>
     </w:tblStylePr>
   </w:style>
-  <w:style w:type="table" w:styleId="16">
+  <w:style w:type="table" w:styleId="705">
     <w:name w:val="Plain Table 3"/>
-    <w:basedOn w:val="665"/>
+    <w:basedOn w:val="887"/>
     <w:uiPriority w:val="99"/>
     <w:pPr>
       <w:pBdr/>
@@ -3859,9 +4407,9 @@
       </w:tcPr>
     </w:tblStylePr>
   </w:style>
-  <w:style w:type="table" w:styleId="17">
+  <w:style w:type="table" w:styleId="706">
     <w:name w:val="Plain Table 4"/>
-    <w:basedOn w:val="665"/>
+    <w:basedOn w:val="887"/>
     <w:uiPriority w:val="99"/>
     <w:pPr>
       <w:pBdr/>
@@ -4075,9 +4623,9 @@
       </w:tcPr>
     </w:tblStylePr>
   </w:style>
-  <w:style w:type="table" w:styleId="18">
+  <w:style w:type="table" w:styleId="707">
     <w:name w:val="Plain Table 5"/>
-    <w:basedOn w:val="665"/>
+    <w:basedOn w:val="887"/>
     <w:uiPriority w:val="99"/>
     <w:pPr>
       <w:pBdr/>
@@ -4308,9 +4856,9 @@
       </w:tcPr>
     </w:tblStylePr>
   </w:style>
-  <w:style w:type="table" w:styleId="19">
+  <w:style w:type="table" w:styleId="708">
     <w:name w:val="Grid Table 1 Light"/>
-    <w:basedOn w:val="665"/>
+    <w:basedOn w:val="887"/>
     <w:uiPriority w:val="99"/>
     <w:pPr>
       <w:pBdr/>
@@ -4531,9 +5079,9 @@
       </w:tcPr>
     </w:tblStylePr>
   </w:style>
-  <w:style w:type="table" w:styleId="20">
+  <w:style w:type="table" w:styleId="709">
     <w:name w:val="Grid Table 1 Light - Accent 1"/>
-    <w:basedOn w:val="665"/>
+    <w:basedOn w:val="887"/>
     <w:uiPriority w:val="99"/>
     <w:pPr>
       <w:pBdr/>
@@ -4754,9 +5302,9 @@
       </w:tcPr>
     </w:tblStylePr>
   </w:style>
-  <w:style w:type="table" w:styleId="21">
+  <w:style w:type="table" w:styleId="710">
     <w:name w:val="Grid Table 1 Light - Accent 2"/>
-    <w:basedOn w:val="665"/>
+    <w:basedOn w:val="887"/>
     <w:uiPriority w:val="99"/>
     <w:pPr>
       <w:pBdr/>
@@ -4977,9 +5525,9 @@
       </w:tcPr>
     </w:tblStylePr>
   </w:style>
-  <w:style w:type="table" w:styleId="22">
+  <w:style w:type="table" w:styleId="711">
     <w:name w:val="Grid Table 1 Light - Accent 3"/>
-    <w:basedOn w:val="665"/>
+    <w:basedOn w:val="887"/>
     <w:uiPriority w:val="99"/>
     <w:pPr>
       <w:pBdr/>
@@ -5200,9 +5748,9 @@
       </w:tcPr>
     </w:tblStylePr>
   </w:style>
-  <w:style w:type="table" w:styleId="23">
+  <w:style w:type="table" w:styleId="712">
     <w:name w:val="Grid Table 1 Light - Accent 4"/>
-    <w:basedOn w:val="665"/>
+    <w:basedOn w:val="887"/>
     <w:uiPriority w:val="99"/>
     <w:pPr>
       <w:pBdr/>
@@ -5423,9 +5971,9 @@
       </w:tcPr>
     </w:tblStylePr>
   </w:style>
-  <w:style w:type="table" w:styleId="24">
+  <w:style w:type="table" w:styleId="713">
     <w:name w:val="Grid Table 1 Light - Accent 5"/>
-    <w:basedOn w:val="665"/>
+    <w:basedOn w:val="887"/>
     <w:uiPriority w:val="99"/>
     <w:pPr>
       <w:pBdr/>
@@ -5646,9 +6194,9 @@
       </w:tcPr>
     </w:tblStylePr>
   </w:style>
-  <w:style w:type="table" w:styleId="25">
+  <w:style w:type="table" w:styleId="714">
     <w:name w:val="Grid Table 1 Light - Accent 6"/>
-    <w:basedOn w:val="665"/>
+    <w:basedOn w:val="887"/>
     <w:uiPriority w:val="99"/>
     <w:pPr>
       <w:pBdr/>
@@ -5869,9 +6417,9 @@
       </w:tcPr>
     </w:tblStylePr>
   </w:style>
-  <w:style w:type="table" w:styleId="26">
+  <w:style w:type="table" w:styleId="715">
     <w:name w:val="Grid Table 2"/>
-    <w:basedOn w:val="665"/>
+    <w:basedOn w:val="887"/>
     <w:uiPriority w:val="99"/>
     <w:pPr>
       <w:pBdr/>
@@ -6101,9 +6649,9 @@
       </w:tcPr>
     </w:tblStylePr>
   </w:style>
-  <w:style w:type="table" w:styleId="27">
+  <w:style w:type="table" w:styleId="716">
     <w:name w:val="Grid Table 2 - Accent 1"/>
-    <w:basedOn w:val="665"/>
+    <w:basedOn w:val="887"/>
     <w:uiPriority w:val="99"/>
     <w:pPr>
       <w:pBdr/>
@@ -6333,9 +6881,9 @@
       </w:tcPr>
     </w:tblStylePr>
   </w:style>
-  <w:style w:type="table" w:styleId="28">
+  <w:style w:type="table" w:styleId="717">
     <w:name w:val="Grid Table 2 - Accent 2"/>
-    <w:basedOn w:val="665"/>
+    <w:basedOn w:val="887"/>
     <w:uiPriority w:val="99"/>
     <w:pPr>
       <w:pBdr/>
@@ -6565,9 +7113,9 @@
       </w:tcPr>
     </w:tblStylePr>
   </w:style>
-  <w:style w:type="table" w:styleId="29">
+  <w:style w:type="table" w:styleId="718">
     <w:name w:val="Grid Table 2 - Accent 3"/>
-    <w:basedOn w:val="665"/>
+    <w:basedOn w:val="887"/>
     <w:uiPriority w:val="99"/>
     <w:pPr>
       <w:pBdr/>
@@ -6797,9 +7345,9 @@
       </w:tcPr>
     </w:tblStylePr>
   </w:style>
-  <w:style w:type="table" w:styleId="30">
+  <w:style w:type="table" w:styleId="719">
     <w:name w:val="Grid Table 2 - Accent 4"/>
-    <w:basedOn w:val="665"/>
+    <w:basedOn w:val="887"/>
     <w:uiPriority w:val="99"/>
     <w:pPr>
       <w:pBdr/>
@@ -7029,9 +7577,9 @@
       </w:tcPr>
     </w:tblStylePr>
   </w:style>
-  <w:style w:type="table" w:styleId="31">
+  <w:style w:type="table" w:styleId="720">
     <w:name w:val="Grid Table 2 - Accent 5"/>
-    <w:basedOn w:val="665"/>
+    <w:basedOn w:val="887"/>
     <w:uiPriority w:val="99"/>
     <w:pPr>
       <w:pBdr/>
@@ -7261,9 +7809,9 @@
       </w:tcPr>
     </w:tblStylePr>
   </w:style>
-  <w:style w:type="table" w:styleId="32">
+  <w:style w:type="table" w:styleId="721">
     <w:name w:val="Grid Table 2 - Accent 6"/>
-    <w:basedOn w:val="665"/>
+    <w:basedOn w:val="887"/>
     <w:uiPriority w:val="99"/>
     <w:pPr>
       <w:pBdr/>
@@ -7493,9 +8041,9 @@
       </w:tcPr>
     </w:tblStylePr>
   </w:style>
-  <w:style w:type="table" w:styleId="33">
+  <w:style w:type="table" w:styleId="722">
     <w:name w:val="Grid Table 3"/>
-    <w:basedOn w:val="665"/>
+    <w:basedOn w:val="887"/>
     <w:uiPriority w:val="99"/>
     <w:pPr>
       <w:pBdr/>
@@ -7594,29 +8142,6 @@
         <w:tblBorders/>
       </w:tblPr>
       <w:tcPr>
-        <w:shd w:color="ffffff"/>
-        <w:tcBorders>
-          <w:top w:val="none" w:color="000000" w:sz="4" w:space="0"/>
-          <w:left w:val="none" w:color="000000" w:sz="4" w:space="0"/>
-          <w:bottom w:val="none" w:color="000000" w:sz="4" w:space="0"/>
-          <w:right w:val="none" w:color="000000" w:sz="4" w:space="0"/>
-        </w:tcBorders>
-      </w:tcPr>
-    </w:tblStylePr>
-    <w:tblStylePr w:type="firstRow">
-      <w:rPr>
-        <w:b/>
-        <w:color w:val="404040"/>
-      </w:rPr>
-      <w:pPr>
-        <w:pBdr/>
-        <w:spacing/>
-        <w:ind/>
-      </w:pPr>
-      <w:tblPr>
-        <w:tblBorders/>
-      </w:tblPr>
-      <w:tcPr>
         <w:shd w:val="clear" w:color="ffffff"/>
         <w:tcBorders>
           <w:top w:val="none" w:color="000000" w:sz="4" w:space="0"/>
@@ -7626,30 +8151,7 @@
         </w:tcBorders>
       </w:tcPr>
     </w:tblStylePr>
-    <w:tblStylePr w:type="lastCol">
-      <w:rPr>
-        <w:i/>
-        <w:color w:val="404040"/>
-      </w:rPr>
-      <w:pPr>
-        <w:pBdr/>
-        <w:spacing/>
-        <w:ind/>
-      </w:pPr>
-      <w:tblPr>
-        <w:tblBorders/>
-      </w:tblPr>
-      <w:tcPr>
-        <w:shd w:color="ffffff"/>
-        <w:tcBorders>
-          <w:top w:val="none" w:color="000000" w:sz="4" w:space="0"/>
-          <w:left w:val="none" w:color="000000" w:sz="4" w:space="0"/>
-          <w:bottom w:val="none" w:color="000000" w:sz="4" w:space="0"/>
-          <w:right w:val="none" w:color="000000" w:sz="4" w:space="0"/>
-        </w:tcBorders>
-      </w:tcPr>
-    </w:tblStylePr>
-    <w:tblStylePr w:type="lastRow">
+    <w:tblStylePr w:type="firstRow">
       <w:rPr>
         <w:b/>
         <w:color w:val="404040"/>
@@ -7672,6 +8174,52 @@
         </w:tcBorders>
       </w:tcPr>
     </w:tblStylePr>
+    <w:tblStylePr w:type="lastCol">
+      <w:rPr>
+        <w:i/>
+        <w:color w:val="404040"/>
+      </w:rPr>
+      <w:pPr>
+        <w:pBdr/>
+        <w:spacing/>
+        <w:ind/>
+      </w:pPr>
+      <w:tblPr>
+        <w:tblBorders/>
+      </w:tblPr>
+      <w:tcPr>
+        <w:shd w:val="clear" w:color="ffffff"/>
+        <w:tcBorders>
+          <w:top w:val="none" w:color="000000" w:sz="4" w:space="0"/>
+          <w:left w:val="none" w:color="000000" w:sz="4" w:space="0"/>
+          <w:bottom w:val="none" w:color="000000" w:sz="4" w:space="0"/>
+          <w:right w:val="none" w:color="000000" w:sz="4" w:space="0"/>
+        </w:tcBorders>
+      </w:tcPr>
+    </w:tblStylePr>
+    <w:tblStylePr w:type="lastRow">
+      <w:rPr>
+        <w:b/>
+        <w:color w:val="404040"/>
+      </w:rPr>
+      <w:pPr>
+        <w:pBdr/>
+        <w:spacing/>
+        <w:ind/>
+      </w:pPr>
+      <w:tblPr>
+        <w:tblBorders/>
+      </w:tblPr>
+      <w:tcPr>
+        <w:shd w:val="clear" w:color="ffffff"/>
+        <w:tcBorders>
+          <w:top w:val="none" w:color="000000" w:sz="4" w:space="0"/>
+          <w:left w:val="none" w:color="000000" w:sz="4" w:space="0"/>
+          <w:bottom w:val="none" w:color="000000" w:sz="4" w:space="0"/>
+          <w:right w:val="none" w:color="000000" w:sz="4" w:space="0"/>
+        </w:tcBorders>
+      </w:tcPr>
+    </w:tblStylePr>
     <w:tblStylePr w:type="nwCell">
       <w:pPr>
         <w:pBdr/>
@@ -7738,9 +8286,9 @@
       </w:tcPr>
     </w:tblStylePr>
   </w:style>
-  <w:style w:type="table" w:styleId="34">
+  <w:style w:type="table" w:styleId="723">
     <w:name w:val="Grid Table 3 - Accent 1"/>
-    <w:basedOn w:val="665"/>
+    <w:basedOn w:val="887"/>
     <w:uiPriority w:val="99"/>
     <w:pPr>
       <w:pBdr/>
@@ -7839,29 +8387,6 @@
         <w:tblBorders/>
       </w:tblPr>
       <w:tcPr>
-        <w:shd w:color="ffffff"/>
-        <w:tcBorders>
-          <w:top w:val="none" w:color="000000" w:sz="4" w:space="0"/>
-          <w:left w:val="none" w:color="000000" w:sz="4" w:space="0"/>
-          <w:bottom w:val="none" w:color="000000" w:sz="4" w:space="0"/>
-          <w:right w:val="none" w:color="000000" w:sz="4" w:space="0"/>
-        </w:tcBorders>
-      </w:tcPr>
-    </w:tblStylePr>
-    <w:tblStylePr w:type="firstRow">
-      <w:rPr>
-        <w:b/>
-        <w:color w:val="404040"/>
-      </w:rPr>
-      <w:pPr>
-        <w:pBdr/>
-        <w:spacing/>
-        <w:ind/>
-      </w:pPr>
-      <w:tblPr>
-        <w:tblBorders/>
-      </w:tblPr>
-      <w:tcPr>
         <w:shd w:val="clear" w:color="ffffff"/>
         <w:tcBorders>
           <w:top w:val="none" w:color="000000" w:sz="4" w:space="0"/>
@@ -7871,30 +8396,7 @@
         </w:tcBorders>
       </w:tcPr>
     </w:tblStylePr>
-    <w:tblStylePr w:type="lastCol">
-      <w:rPr>
-        <w:i/>
-        <w:color w:val="404040"/>
-      </w:rPr>
-      <w:pPr>
-        <w:pBdr/>
-        <w:spacing/>
-        <w:ind/>
-      </w:pPr>
-      <w:tblPr>
-        <w:tblBorders/>
-      </w:tblPr>
-      <w:tcPr>
-        <w:shd w:color="ffffff"/>
-        <w:tcBorders>
-          <w:top w:val="none" w:color="000000" w:sz="4" w:space="0"/>
-          <w:left w:val="none" w:color="000000" w:sz="4" w:space="0"/>
-          <w:bottom w:val="none" w:color="000000" w:sz="4" w:space="0"/>
-          <w:right w:val="none" w:color="000000" w:sz="4" w:space="0"/>
-        </w:tcBorders>
-      </w:tcPr>
-    </w:tblStylePr>
-    <w:tblStylePr w:type="lastRow">
+    <w:tblStylePr w:type="firstRow">
       <w:rPr>
         <w:b/>
         <w:color w:val="404040"/>
@@ -7917,6 +8419,52 @@
         </w:tcBorders>
       </w:tcPr>
     </w:tblStylePr>
+    <w:tblStylePr w:type="lastCol">
+      <w:rPr>
+        <w:i/>
+        <w:color w:val="404040"/>
+      </w:rPr>
+      <w:pPr>
+        <w:pBdr/>
+        <w:spacing/>
+        <w:ind/>
+      </w:pPr>
+      <w:tblPr>
+        <w:tblBorders/>
+      </w:tblPr>
+      <w:tcPr>
+        <w:shd w:val="clear" w:color="ffffff"/>
+        <w:tcBorders>
+          <w:top w:val="none" w:color="000000" w:sz="4" w:space="0"/>
+          <w:left w:val="none" w:color="000000" w:sz="4" w:space="0"/>
+          <w:bottom w:val="none" w:color="000000" w:sz="4" w:space="0"/>
+          <w:right w:val="none" w:color="000000" w:sz="4" w:space="0"/>
+        </w:tcBorders>
+      </w:tcPr>
+    </w:tblStylePr>
+    <w:tblStylePr w:type="lastRow">
+      <w:rPr>
+        <w:b/>
+        <w:color w:val="404040"/>
+      </w:rPr>
+      <w:pPr>
+        <w:pBdr/>
+        <w:spacing/>
+        <w:ind/>
+      </w:pPr>
+      <w:tblPr>
+        <w:tblBorders/>
+      </w:tblPr>
+      <w:tcPr>
+        <w:shd w:val="clear" w:color="ffffff"/>
+        <w:tcBorders>
+          <w:top w:val="none" w:color="000000" w:sz="4" w:space="0"/>
+          <w:left w:val="none" w:color="000000" w:sz="4" w:space="0"/>
+          <w:bottom w:val="none" w:color="000000" w:sz="4" w:space="0"/>
+          <w:right w:val="none" w:color="000000" w:sz="4" w:space="0"/>
+        </w:tcBorders>
+      </w:tcPr>
+    </w:tblStylePr>
     <w:tblStylePr w:type="nwCell">
       <w:pPr>
         <w:pBdr/>
@@ -7983,9 +8531,9 @@
       </w:tcPr>
     </w:tblStylePr>
   </w:style>
-  <w:style w:type="table" w:styleId="35">
+  <w:style w:type="table" w:styleId="724">
     <w:name w:val="Grid Table 3 - Accent 2"/>
-    <w:basedOn w:val="665"/>
+    <w:basedOn w:val="887"/>
     <w:uiPriority w:val="99"/>
     <w:pPr>
       <w:pBdr/>
@@ -8084,29 +8632,6 @@
         <w:tblBorders/>
       </w:tblPr>
       <w:tcPr>
-        <w:shd w:color="ffffff"/>
-        <w:tcBorders>
-          <w:top w:val="none" w:color="000000" w:sz="4" w:space="0"/>
-          <w:left w:val="none" w:color="000000" w:sz="4" w:space="0"/>
-          <w:bottom w:val="none" w:color="000000" w:sz="4" w:space="0"/>
-          <w:right w:val="none" w:color="000000" w:sz="4" w:space="0"/>
-        </w:tcBorders>
-      </w:tcPr>
-    </w:tblStylePr>
-    <w:tblStylePr w:type="firstRow">
-      <w:rPr>
-        <w:b/>
-        <w:color w:val="404040"/>
-      </w:rPr>
-      <w:pPr>
-        <w:pBdr/>
-        <w:spacing/>
-        <w:ind/>
-      </w:pPr>
-      <w:tblPr>
-        <w:tblBorders/>
-      </w:tblPr>
-      <w:tcPr>
         <w:shd w:val="clear" w:color="ffffff"/>
         <w:tcBorders>
           <w:top w:val="none" w:color="000000" w:sz="4" w:space="0"/>
@@ -8116,30 +8641,7 @@
         </w:tcBorders>
       </w:tcPr>
     </w:tblStylePr>
-    <w:tblStylePr w:type="lastCol">
-      <w:rPr>
-        <w:i/>
-        <w:color w:val="404040"/>
-      </w:rPr>
-      <w:pPr>
-        <w:pBdr/>
-        <w:spacing/>
-        <w:ind/>
-      </w:pPr>
-      <w:tblPr>
-        <w:tblBorders/>
-      </w:tblPr>
-      <w:tcPr>
-        <w:shd w:color="ffffff"/>
-        <w:tcBorders>
-          <w:top w:val="none" w:color="000000" w:sz="4" w:space="0"/>
-          <w:left w:val="none" w:color="000000" w:sz="4" w:space="0"/>
-          <w:bottom w:val="none" w:color="000000" w:sz="4" w:space="0"/>
-          <w:right w:val="none" w:color="000000" w:sz="4" w:space="0"/>
-        </w:tcBorders>
-      </w:tcPr>
-    </w:tblStylePr>
-    <w:tblStylePr w:type="lastRow">
+    <w:tblStylePr w:type="firstRow">
       <w:rPr>
         <w:b/>
         <w:color w:val="404040"/>
@@ -8162,6 +8664,52 @@
         </w:tcBorders>
       </w:tcPr>
     </w:tblStylePr>
+    <w:tblStylePr w:type="lastCol">
+      <w:rPr>
+        <w:i/>
+        <w:color w:val="404040"/>
+      </w:rPr>
+      <w:pPr>
+        <w:pBdr/>
+        <w:spacing/>
+        <w:ind/>
+      </w:pPr>
+      <w:tblPr>
+        <w:tblBorders/>
+      </w:tblPr>
+      <w:tcPr>
+        <w:shd w:val="clear" w:color="ffffff"/>
+        <w:tcBorders>
+          <w:top w:val="none" w:color="000000" w:sz="4" w:space="0"/>
+          <w:left w:val="none" w:color="000000" w:sz="4" w:space="0"/>
+          <w:bottom w:val="none" w:color="000000" w:sz="4" w:space="0"/>
+          <w:right w:val="none" w:color="000000" w:sz="4" w:space="0"/>
+        </w:tcBorders>
+      </w:tcPr>
+    </w:tblStylePr>
+    <w:tblStylePr w:type="lastRow">
+      <w:rPr>
+        <w:b/>
+        <w:color w:val="404040"/>
+      </w:rPr>
+      <w:pPr>
+        <w:pBdr/>
+        <w:spacing/>
+        <w:ind/>
+      </w:pPr>
+      <w:tblPr>
+        <w:tblBorders/>
+      </w:tblPr>
+      <w:tcPr>
+        <w:shd w:val="clear" w:color="ffffff"/>
+        <w:tcBorders>
+          <w:top w:val="none" w:color="000000" w:sz="4" w:space="0"/>
+          <w:left w:val="none" w:color="000000" w:sz="4" w:space="0"/>
+          <w:bottom w:val="none" w:color="000000" w:sz="4" w:space="0"/>
+          <w:right w:val="none" w:color="000000" w:sz="4" w:space="0"/>
+        </w:tcBorders>
+      </w:tcPr>
+    </w:tblStylePr>
     <w:tblStylePr w:type="nwCell">
       <w:pPr>
         <w:pBdr/>
@@ -8228,9 +8776,9 @@
       </w:tcPr>
     </w:tblStylePr>
   </w:style>
-  <w:style w:type="table" w:styleId="36">
+  <w:style w:type="table" w:styleId="725">
     <w:name w:val="Grid Table 3 - Accent 3"/>
-    <w:basedOn w:val="665"/>
+    <w:basedOn w:val="887"/>
     <w:uiPriority w:val="99"/>
     <w:pPr>
       <w:pBdr/>
@@ -8329,29 +8877,6 @@
         <w:tblBorders/>
       </w:tblPr>
       <w:tcPr>
-        <w:shd w:color="ffffff"/>
-        <w:tcBorders>
-          <w:top w:val="none" w:color="000000" w:sz="4" w:space="0"/>
-          <w:left w:val="none" w:color="000000" w:sz="4" w:space="0"/>
-          <w:bottom w:val="none" w:color="000000" w:sz="4" w:space="0"/>
-          <w:right w:val="none" w:color="000000" w:sz="4" w:space="0"/>
-        </w:tcBorders>
-      </w:tcPr>
-    </w:tblStylePr>
-    <w:tblStylePr w:type="firstRow">
-      <w:rPr>
-        <w:b/>
-        <w:color w:val="404040"/>
-      </w:rPr>
-      <w:pPr>
-        <w:pBdr/>
-        <w:spacing/>
-        <w:ind/>
-      </w:pPr>
-      <w:tblPr>
-        <w:tblBorders/>
-      </w:tblPr>
-      <w:tcPr>
         <w:shd w:val="clear" w:color="ffffff"/>
         <w:tcBorders>
           <w:top w:val="none" w:color="000000" w:sz="4" w:space="0"/>
@@ -8361,30 +8886,7 @@
         </w:tcBorders>
       </w:tcPr>
     </w:tblStylePr>
-    <w:tblStylePr w:type="lastCol">
-      <w:rPr>
-        <w:i/>
-        <w:color w:val="404040"/>
-      </w:rPr>
-      <w:pPr>
-        <w:pBdr/>
-        <w:spacing/>
-        <w:ind/>
-      </w:pPr>
-      <w:tblPr>
-        <w:tblBorders/>
-      </w:tblPr>
-      <w:tcPr>
-        <w:shd w:color="ffffff"/>
-        <w:tcBorders>
-          <w:top w:val="none" w:color="000000" w:sz="4" w:space="0"/>
-          <w:left w:val="none" w:color="000000" w:sz="4" w:space="0"/>
-          <w:bottom w:val="none" w:color="000000" w:sz="4" w:space="0"/>
-          <w:right w:val="none" w:color="000000" w:sz="4" w:space="0"/>
-        </w:tcBorders>
-      </w:tcPr>
-    </w:tblStylePr>
-    <w:tblStylePr w:type="lastRow">
+    <w:tblStylePr w:type="firstRow">
       <w:rPr>
         <w:b/>
         <w:color w:val="404040"/>
@@ -8407,6 +8909,52 @@
         </w:tcBorders>
       </w:tcPr>
     </w:tblStylePr>
+    <w:tblStylePr w:type="lastCol">
+      <w:rPr>
+        <w:i/>
+        <w:color w:val="404040"/>
+      </w:rPr>
+      <w:pPr>
+        <w:pBdr/>
+        <w:spacing/>
+        <w:ind/>
+      </w:pPr>
+      <w:tblPr>
+        <w:tblBorders/>
+      </w:tblPr>
+      <w:tcPr>
+        <w:shd w:val="clear" w:color="ffffff"/>
+        <w:tcBorders>
+          <w:top w:val="none" w:color="000000" w:sz="4" w:space="0"/>
+          <w:left w:val="none" w:color="000000" w:sz="4" w:space="0"/>
+          <w:bottom w:val="none" w:color="000000" w:sz="4" w:space="0"/>
+          <w:right w:val="none" w:color="000000" w:sz="4" w:space="0"/>
+        </w:tcBorders>
+      </w:tcPr>
+    </w:tblStylePr>
+    <w:tblStylePr w:type="lastRow">
+      <w:rPr>
+        <w:b/>
+        <w:color w:val="404040"/>
+      </w:rPr>
+      <w:pPr>
+        <w:pBdr/>
+        <w:spacing/>
+        <w:ind/>
+      </w:pPr>
+      <w:tblPr>
+        <w:tblBorders/>
+      </w:tblPr>
+      <w:tcPr>
+        <w:shd w:val="clear" w:color="ffffff"/>
+        <w:tcBorders>
+          <w:top w:val="none" w:color="000000" w:sz="4" w:space="0"/>
+          <w:left w:val="none" w:color="000000" w:sz="4" w:space="0"/>
+          <w:bottom w:val="none" w:color="000000" w:sz="4" w:space="0"/>
+          <w:right w:val="none" w:color="000000" w:sz="4" w:space="0"/>
+        </w:tcBorders>
+      </w:tcPr>
+    </w:tblStylePr>
     <w:tblStylePr w:type="nwCell">
       <w:pPr>
         <w:pBdr/>
@@ -8473,9 +9021,9 @@
       </w:tcPr>
     </w:tblStylePr>
   </w:style>
-  <w:style w:type="table" w:styleId="37">
+  <w:style w:type="table" w:styleId="726">
     <w:name w:val="Grid Table 3 - Accent 4"/>
-    <w:basedOn w:val="665"/>
+    <w:basedOn w:val="887"/>
     <w:uiPriority w:val="99"/>
     <w:pPr>
       <w:pBdr/>
@@ -8574,29 +9122,6 @@
         <w:tblBorders/>
       </w:tblPr>
       <w:tcPr>
-        <w:shd w:color="ffffff"/>
-        <w:tcBorders>
-          <w:top w:val="none" w:color="000000" w:sz="4" w:space="0"/>
-          <w:left w:val="none" w:color="000000" w:sz="4" w:space="0"/>
-          <w:bottom w:val="none" w:color="000000" w:sz="4" w:space="0"/>
-          <w:right w:val="none" w:color="000000" w:sz="4" w:space="0"/>
-        </w:tcBorders>
-      </w:tcPr>
-    </w:tblStylePr>
-    <w:tblStylePr w:type="firstRow">
-      <w:rPr>
-        <w:b/>
-        <w:color w:val="404040"/>
-      </w:rPr>
-      <w:pPr>
-        <w:pBdr/>
-        <w:spacing/>
-        <w:ind/>
-      </w:pPr>
-      <w:tblPr>
-        <w:tblBorders/>
-      </w:tblPr>
-      <w:tcPr>
         <w:shd w:val="clear" w:color="ffffff"/>
         <w:tcBorders>
           <w:top w:val="none" w:color="000000" w:sz="4" w:space="0"/>
@@ -8606,30 +9131,7 @@
         </w:tcBorders>
       </w:tcPr>
     </w:tblStylePr>
-    <w:tblStylePr w:type="lastCol">
-      <w:rPr>
-        <w:i/>
-        <w:color w:val="404040"/>
-      </w:rPr>
-      <w:pPr>
-        <w:pBdr/>
-        <w:spacing/>
-        <w:ind/>
-      </w:pPr>
-      <w:tblPr>
-        <w:tblBorders/>
-      </w:tblPr>
-      <w:tcPr>
-        <w:shd w:color="ffffff"/>
-        <w:tcBorders>
-          <w:top w:val="none" w:color="000000" w:sz="4" w:space="0"/>
-          <w:left w:val="none" w:color="000000" w:sz="4" w:space="0"/>
-          <w:bottom w:val="none" w:color="000000" w:sz="4" w:space="0"/>
-          <w:right w:val="none" w:color="000000" w:sz="4" w:space="0"/>
-        </w:tcBorders>
-      </w:tcPr>
-    </w:tblStylePr>
-    <w:tblStylePr w:type="lastRow">
+    <w:tblStylePr w:type="firstRow">
       <w:rPr>
         <w:b/>
         <w:color w:val="404040"/>
@@ -8652,6 +9154,52 @@
         </w:tcBorders>
       </w:tcPr>
     </w:tblStylePr>
+    <w:tblStylePr w:type="lastCol">
+      <w:rPr>
+        <w:i/>
+        <w:color w:val="404040"/>
+      </w:rPr>
+      <w:pPr>
+        <w:pBdr/>
+        <w:spacing/>
+        <w:ind/>
+      </w:pPr>
+      <w:tblPr>
+        <w:tblBorders/>
+      </w:tblPr>
+      <w:tcPr>
+        <w:shd w:val="clear" w:color="ffffff"/>
+        <w:tcBorders>
+          <w:top w:val="none" w:color="000000" w:sz="4" w:space="0"/>
+          <w:left w:val="none" w:color="000000" w:sz="4" w:space="0"/>
+          <w:bottom w:val="none" w:color="000000" w:sz="4" w:space="0"/>
+          <w:right w:val="none" w:color="000000" w:sz="4" w:space="0"/>
+        </w:tcBorders>
+      </w:tcPr>
+    </w:tblStylePr>
+    <w:tblStylePr w:type="lastRow">
+      <w:rPr>
+        <w:b/>
+        <w:color w:val="404040"/>
+      </w:rPr>
+      <w:pPr>
+        <w:pBdr/>
+        <w:spacing/>
+        <w:ind/>
+      </w:pPr>
+      <w:tblPr>
+        <w:tblBorders/>
+      </w:tblPr>
+      <w:tcPr>
+        <w:shd w:val="clear" w:color="ffffff"/>
+        <w:tcBorders>
+          <w:top w:val="none" w:color="000000" w:sz="4" w:space="0"/>
+          <w:left w:val="none" w:color="000000" w:sz="4" w:space="0"/>
+          <w:bottom w:val="none" w:color="000000" w:sz="4" w:space="0"/>
+          <w:right w:val="none" w:color="000000" w:sz="4" w:space="0"/>
+        </w:tcBorders>
+      </w:tcPr>
+    </w:tblStylePr>
     <w:tblStylePr w:type="nwCell">
       <w:pPr>
         <w:pBdr/>
@@ -8718,9 +9266,9 @@
       </w:tcPr>
     </w:tblStylePr>
   </w:style>
-  <w:style w:type="table" w:styleId="38">
+  <w:style w:type="table" w:styleId="727">
     <w:name w:val="Grid Table 3 - Accent 5"/>
-    <w:basedOn w:val="665"/>
+    <w:basedOn w:val="887"/>
     <w:uiPriority w:val="99"/>
     <w:pPr>
       <w:pBdr/>
@@ -8819,29 +9367,6 @@
         <w:tblBorders/>
       </w:tblPr>
       <w:tcPr>
-        <w:shd w:color="ffffff"/>
-        <w:tcBorders>
-          <w:top w:val="none" w:color="000000" w:sz="4" w:space="0"/>
-          <w:left w:val="none" w:color="000000" w:sz="4" w:space="0"/>
-          <w:bottom w:val="none" w:color="000000" w:sz="4" w:space="0"/>
-          <w:right w:val="none" w:color="000000" w:sz="4" w:space="0"/>
-        </w:tcBorders>
-      </w:tcPr>
-    </w:tblStylePr>
-    <w:tblStylePr w:type="firstRow">
-      <w:rPr>
-        <w:b/>
-        <w:color w:val="404040"/>
-      </w:rPr>
-      <w:pPr>
-        <w:pBdr/>
-        <w:spacing/>
-        <w:ind/>
-      </w:pPr>
-      <w:tblPr>
-        <w:tblBorders/>
-      </w:tblPr>
-      <w:tcPr>
         <w:shd w:val="clear" w:color="ffffff"/>
         <w:tcBorders>
           <w:top w:val="none" w:color="000000" w:sz="4" w:space="0"/>
@@ -8851,30 +9376,7 @@
         </w:tcBorders>
       </w:tcPr>
     </w:tblStylePr>
-    <w:tblStylePr w:type="lastCol">
-      <w:rPr>
-        <w:i/>
-        <w:color w:val="404040"/>
-      </w:rPr>
-      <w:pPr>
-        <w:pBdr/>
-        <w:spacing/>
-        <w:ind/>
-      </w:pPr>
-      <w:tblPr>
-        <w:tblBorders/>
-      </w:tblPr>
-      <w:tcPr>
-        <w:shd w:color="ffffff"/>
-        <w:tcBorders>
-          <w:top w:val="none" w:color="000000" w:sz="4" w:space="0"/>
-          <w:left w:val="none" w:color="000000" w:sz="4" w:space="0"/>
-          <w:bottom w:val="none" w:color="000000" w:sz="4" w:space="0"/>
-          <w:right w:val="none" w:color="000000" w:sz="4" w:space="0"/>
-        </w:tcBorders>
-      </w:tcPr>
-    </w:tblStylePr>
-    <w:tblStylePr w:type="lastRow">
+    <w:tblStylePr w:type="firstRow">
       <w:rPr>
         <w:b/>
         <w:color w:val="404040"/>
@@ -8897,6 +9399,52 @@
         </w:tcBorders>
       </w:tcPr>
     </w:tblStylePr>
+    <w:tblStylePr w:type="lastCol">
+      <w:rPr>
+        <w:i/>
+        <w:color w:val="404040"/>
+      </w:rPr>
+      <w:pPr>
+        <w:pBdr/>
+        <w:spacing/>
+        <w:ind/>
+      </w:pPr>
+      <w:tblPr>
+        <w:tblBorders/>
+      </w:tblPr>
+      <w:tcPr>
+        <w:shd w:val="clear" w:color="ffffff"/>
+        <w:tcBorders>
+          <w:top w:val="none" w:color="000000" w:sz="4" w:space="0"/>
+          <w:left w:val="none" w:color="000000" w:sz="4" w:space="0"/>
+          <w:bottom w:val="none" w:color="000000" w:sz="4" w:space="0"/>
+          <w:right w:val="none" w:color="000000" w:sz="4" w:space="0"/>
+        </w:tcBorders>
+      </w:tcPr>
+    </w:tblStylePr>
+    <w:tblStylePr w:type="lastRow">
+      <w:rPr>
+        <w:b/>
+        <w:color w:val="404040"/>
+      </w:rPr>
+      <w:pPr>
+        <w:pBdr/>
+        <w:spacing/>
+        <w:ind/>
+      </w:pPr>
+      <w:tblPr>
+        <w:tblBorders/>
+      </w:tblPr>
+      <w:tcPr>
+        <w:shd w:val="clear" w:color="ffffff"/>
+        <w:tcBorders>
+          <w:top w:val="none" w:color="000000" w:sz="4" w:space="0"/>
+          <w:left w:val="none" w:color="000000" w:sz="4" w:space="0"/>
+          <w:bottom w:val="none" w:color="000000" w:sz="4" w:space="0"/>
+          <w:right w:val="none" w:color="000000" w:sz="4" w:space="0"/>
+        </w:tcBorders>
+      </w:tcPr>
+    </w:tblStylePr>
     <w:tblStylePr w:type="nwCell">
       <w:pPr>
         <w:pBdr/>
@@ -8963,9 +9511,9 @@
       </w:tcPr>
     </w:tblStylePr>
   </w:style>
-  <w:style w:type="table" w:styleId="39">
+  <w:style w:type="table" w:styleId="728">
     <w:name w:val="Grid Table 3 - Accent 6"/>
-    <w:basedOn w:val="665"/>
+    <w:basedOn w:val="887"/>
     <w:uiPriority w:val="99"/>
     <w:pPr>
       <w:pBdr/>
@@ -9064,29 +9612,6 @@
         <w:tblBorders/>
       </w:tblPr>
       <w:tcPr>
-        <w:shd w:color="ffffff"/>
-        <w:tcBorders>
-          <w:top w:val="none" w:color="000000" w:sz="4" w:space="0"/>
-          <w:left w:val="none" w:color="000000" w:sz="4" w:space="0"/>
-          <w:bottom w:val="none" w:color="000000" w:sz="4" w:space="0"/>
-          <w:right w:val="none" w:color="000000" w:sz="4" w:space="0"/>
-        </w:tcBorders>
-      </w:tcPr>
-    </w:tblStylePr>
-    <w:tblStylePr w:type="firstRow">
-      <w:rPr>
-        <w:b/>
-        <w:color w:val="404040"/>
-      </w:rPr>
-      <w:pPr>
-        <w:pBdr/>
-        <w:spacing/>
-        <w:ind/>
-      </w:pPr>
-      <w:tblPr>
-        <w:tblBorders/>
-      </w:tblPr>
-      <w:tcPr>
         <w:shd w:val="clear" w:color="ffffff"/>
         <w:tcBorders>
           <w:top w:val="none" w:color="000000" w:sz="4" w:space="0"/>
@@ -9096,30 +9621,7 @@
         </w:tcBorders>
       </w:tcPr>
     </w:tblStylePr>
-    <w:tblStylePr w:type="lastCol">
-      <w:rPr>
-        <w:i/>
-        <w:color w:val="404040"/>
-      </w:rPr>
-      <w:pPr>
-        <w:pBdr/>
-        <w:spacing/>
-        <w:ind/>
-      </w:pPr>
-      <w:tblPr>
-        <w:tblBorders/>
-      </w:tblPr>
-      <w:tcPr>
-        <w:shd w:color="ffffff"/>
-        <w:tcBorders>
-          <w:top w:val="none" w:color="000000" w:sz="4" w:space="0"/>
-          <w:left w:val="none" w:color="000000" w:sz="4" w:space="0"/>
-          <w:bottom w:val="none" w:color="000000" w:sz="4" w:space="0"/>
-          <w:right w:val="none" w:color="000000" w:sz="4" w:space="0"/>
-        </w:tcBorders>
-      </w:tcPr>
-    </w:tblStylePr>
-    <w:tblStylePr w:type="lastRow">
+    <w:tblStylePr w:type="firstRow">
       <w:rPr>
         <w:b/>
         <w:color w:val="404040"/>
@@ -9142,6 +9644,52 @@
         </w:tcBorders>
       </w:tcPr>
     </w:tblStylePr>
+    <w:tblStylePr w:type="lastCol">
+      <w:rPr>
+        <w:i/>
+        <w:color w:val="404040"/>
+      </w:rPr>
+      <w:pPr>
+        <w:pBdr/>
+        <w:spacing/>
+        <w:ind/>
+      </w:pPr>
+      <w:tblPr>
+        <w:tblBorders/>
+      </w:tblPr>
+      <w:tcPr>
+        <w:shd w:val="clear" w:color="ffffff"/>
+        <w:tcBorders>
+          <w:top w:val="none" w:color="000000" w:sz="4" w:space="0"/>
+          <w:left w:val="none" w:color="000000" w:sz="4" w:space="0"/>
+          <w:bottom w:val="none" w:color="000000" w:sz="4" w:space="0"/>
+          <w:right w:val="none" w:color="000000" w:sz="4" w:space="0"/>
+        </w:tcBorders>
+      </w:tcPr>
+    </w:tblStylePr>
+    <w:tblStylePr w:type="lastRow">
+      <w:rPr>
+        <w:b/>
+        <w:color w:val="404040"/>
+      </w:rPr>
+      <w:pPr>
+        <w:pBdr/>
+        <w:spacing/>
+        <w:ind/>
+      </w:pPr>
+      <w:tblPr>
+        <w:tblBorders/>
+      </w:tblPr>
+      <w:tcPr>
+        <w:shd w:val="clear" w:color="ffffff"/>
+        <w:tcBorders>
+          <w:top w:val="none" w:color="000000" w:sz="4" w:space="0"/>
+          <w:left w:val="none" w:color="000000" w:sz="4" w:space="0"/>
+          <w:bottom w:val="none" w:color="000000" w:sz="4" w:space="0"/>
+          <w:right w:val="none" w:color="000000" w:sz="4" w:space="0"/>
+        </w:tcBorders>
+      </w:tcPr>
+    </w:tblStylePr>
     <w:tblStylePr w:type="nwCell">
       <w:pPr>
         <w:pBdr/>
@@ -9208,9 +9756,9 @@
       </w:tcPr>
     </w:tblStylePr>
   </w:style>
-  <w:style w:type="table" w:styleId="40">
+  <w:style w:type="table" w:styleId="729">
     <w:name w:val="Grid Table 4"/>
-    <w:basedOn w:val="665"/>
+    <w:basedOn w:val="887"/>
     <w:uiPriority w:val="59"/>
     <w:pPr>
       <w:pBdr/>
@@ -9441,9 +9989,9 @@
       </w:tcPr>
     </w:tblStylePr>
   </w:style>
-  <w:style w:type="table" w:styleId="41">
+  <w:style w:type="table" w:styleId="730">
     <w:name w:val="Grid Table 4 - Accent 1"/>
-    <w:basedOn w:val="665"/>
+    <w:basedOn w:val="887"/>
     <w:uiPriority w:val="59"/>
     <w:pPr>
       <w:pBdr/>
@@ -9674,9 +10222,9 @@
       </w:tcPr>
     </w:tblStylePr>
   </w:style>
-  <w:style w:type="table" w:styleId="42">
+  <w:style w:type="table" w:styleId="731">
     <w:name w:val="Grid Table 4 - Accent 2"/>
-    <w:basedOn w:val="665"/>
+    <w:basedOn w:val="887"/>
     <w:uiPriority w:val="59"/>
     <w:pPr>
       <w:pBdr/>
@@ -9907,9 +10455,9 @@
       </w:tcPr>
     </w:tblStylePr>
   </w:style>
-  <w:style w:type="table" w:styleId="43">
+  <w:style w:type="table" w:styleId="732">
     <w:name w:val="Grid Table 4 - Accent 3"/>
-    <w:basedOn w:val="665"/>
+    <w:basedOn w:val="887"/>
     <w:uiPriority w:val="59"/>
     <w:pPr>
       <w:pBdr/>
@@ -10140,9 +10688,9 @@
       </w:tcPr>
     </w:tblStylePr>
   </w:style>
-  <w:style w:type="table" w:styleId="44">
+  <w:style w:type="table" w:styleId="733">
     <w:name w:val="Grid Table 4 - Accent 4"/>
-    <w:basedOn w:val="665"/>
+    <w:basedOn w:val="887"/>
     <w:uiPriority w:val="59"/>
     <w:pPr>
       <w:pBdr/>
@@ -10373,9 +10921,9 @@
       </w:tcPr>
     </w:tblStylePr>
   </w:style>
-  <w:style w:type="table" w:styleId="45">
+  <w:style w:type="table" w:styleId="734">
     <w:name w:val="Grid Table 4 - Accent 5"/>
-    <w:basedOn w:val="665"/>
+    <w:basedOn w:val="887"/>
     <w:uiPriority w:val="59"/>
     <w:pPr>
       <w:pBdr/>
@@ -10606,9 +11154,9 @@
       </w:tcPr>
     </w:tblStylePr>
   </w:style>
-  <w:style w:type="table" w:styleId="46">
+  <w:style w:type="table" w:styleId="735">
     <w:name w:val="Grid Table 4 - Accent 6"/>
-    <w:basedOn w:val="665"/>
+    <w:basedOn w:val="887"/>
     <w:uiPriority w:val="59"/>
     <w:pPr>
       <w:pBdr/>
@@ -10839,9 +11387,9 @@
       </w:tcPr>
     </w:tblStylePr>
   </w:style>
-  <w:style w:type="table" w:styleId="47">
+  <w:style w:type="table" w:styleId="736">
     <w:name w:val="Grid Table 5 Dark"/>
-    <w:basedOn w:val="665"/>
+    <w:basedOn w:val="887"/>
     <w:uiPriority w:val="99"/>
     <w:pPr>
       <w:pBdr/>
@@ -11067,9 +11615,9 @@
       </w:tcPr>
     </w:tblStylePr>
   </w:style>
-  <w:style w:type="table" w:styleId="48">
+  <w:style w:type="table" w:styleId="737">
     <w:name w:val="Grid Table 5 Dark- Accent 1"/>
-    <w:basedOn w:val="665"/>
+    <w:basedOn w:val="887"/>
     <w:uiPriority w:val="99"/>
     <w:pPr>
       <w:pBdr/>
@@ -11295,9 +11843,9 @@
       </w:tcPr>
     </w:tblStylePr>
   </w:style>
-  <w:style w:type="table" w:styleId="49">
+  <w:style w:type="table" w:styleId="738">
     <w:name w:val="Grid Table 5 Dark - Accent 2"/>
-    <w:basedOn w:val="665"/>
+    <w:basedOn w:val="887"/>
     <w:uiPriority w:val="99"/>
     <w:pPr>
       <w:pBdr/>
@@ -11523,9 +12071,9 @@
       </w:tcPr>
     </w:tblStylePr>
   </w:style>
-  <w:style w:type="table" w:styleId="50">
+  <w:style w:type="table" w:styleId="739">
     <w:name w:val="Grid Table 5 Dark - Accent 3"/>
-    <w:basedOn w:val="665"/>
+    <w:basedOn w:val="887"/>
     <w:uiPriority w:val="99"/>
     <w:pPr>
       <w:pBdr/>
@@ -11751,9 +12299,9 @@
       </w:tcPr>
     </w:tblStylePr>
   </w:style>
-  <w:style w:type="table" w:styleId="51">
+  <w:style w:type="table" w:styleId="740">
     <w:name w:val="Grid Table 5 Dark- Accent 4"/>
-    <w:basedOn w:val="665"/>
+    <w:basedOn w:val="887"/>
     <w:uiPriority w:val="99"/>
     <w:pPr>
       <w:pBdr/>
@@ -11979,9 +12527,9 @@
       </w:tcPr>
     </w:tblStylePr>
   </w:style>
-  <w:style w:type="table" w:styleId="52">
+  <w:style w:type="table" w:styleId="741">
     <w:name w:val="Grid Table 5 Dark - Accent 5"/>
-    <w:basedOn w:val="665"/>
+    <w:basedOn w:val="887"/>
     <w:uiPriority w:val="99"/>
     <w:pPr>
       <w:pBdr/>
@@ -12207,9 +12755,9 @@
       </w:tcPr>
     </w:tblStylePr>
   </w:style>
-  <w:style w:type="table" w:styleId="53">
+  <w:style w:type="table" w:styleId="742">
     <w:name w:val="Grid Table 5 Dark - Accent 6"/>
-    <w:basedOn w:val="665"/>
+    <w:basedOn w:val="887"/>
     <w:uiPriority w:val="99"/>
     <w:pPr>
       <w:pBdr/>
@@ -12435,9 +12983,9 @@
       </w:tcPr>
     </w:tblStylePr>
   </w:style>
-  <w:style w:type="table" w:styleId="54">
+  <w:style w:type="table" w:styleId="743">
     <w:name w:val="Grid Table 6 Colorful"/>
-    <w:basedOn w:val="665"/>
+    <w:basedOn w:val="887"/>
     <w:uiPriority w:val="99"/>
     <w:pPr>
       <w:pBdr/>
@@ -12665,9 +13213,9 @@
       </w:tcPr>
     </w:tblStylePr>
   </w:style>
-  <w:style w:type="table" w:styleId="55">
+  <w:style w:type="table" w:styleId="744">
     <w:name w:val="Grid Table 6 Colorful - Accent 1"/>
-    <w:basedOn w:val="665"/>
+    <w:basedOn w:val="887"/>
     <w:uiPriority w:val="99"/>
     <w:pPr>
       <w:pBdr/>
@@ -12895,9 +13443,9 @@
       </w:tcPr>
     </w:tblStylePr>
   </w:style>
-  <w:style w:type="table" w:styleId="56">
+  <w:style w:type="table" w:styleId="745">
     <w:name w:val="Grid Table 6 Colorful - Accent 2"/>
-    <w:basedOn w:val="665"/>
+    <w:basedOn w:val="887"/>
     <w:uiPriority w:val="99"/>
     <w:pPr>
       <w:pBdr/>
@@ -13125,9 +13673,9 @@
       </w:tcPr>
     </w:tblStylePr>
   </w:style>
-  <w:style w:type="table" w:styleId="57">
+  <w:style w:type="table" w:styleId="746">
     <w:name w:val="Grid Table 6 Colorful - Accent 3"/>
-    <w:basedOn w:val="665"/>
+    <w:basedOn w:val="887"/>
     <w:uiPriority w:val="99"/>
     <w:pPr>
       <w:pBdr/>
@@ -13355,9 +13903,9 @@
       </w:tcPr>
     </w:tblStylePr>
   </w:style>
-  <w:style w:type="table" w:styleId="58">
+  <w:style w:type="table" w:styleId="747">
     <w:name w:val="Grid Table 6 Colorful - Accent 4"/>
-    <w:basedOn w:val="665"/>
+    <w:basedOn w:val="887"/>
     <w:uiPriority w:val="99"/>
     <w:pPr>
       <w:pBdr/>
@@ -13585,9 +14133,9 @@
       </w:tcPr>
     </w:tblStylePr>
   </w:style>
-  <w:style w:type="table" w:styleId="59">
+  <w:style w:type="table" w:styleId="748">
     <w:name w:val="Grid Table 6 Colorful - Accent 5"/>
-    <w:basedOn w:val="665"/>
+    <w:basedOn w:val="887"/>
     <w:uiPriority w:val="99"/>
     <w:pPr>
       <w:pBdr/>
@@ -13815,9 +14363,9 @@
       </w:tcPr>
     </w:tblStylePr>
   </w:style>
-  <w:style w:type="table" w:styleId="60">
+  <w:style w:type="table" w:styleId="749">
     <w:name w:val="Grid Table 6 Colorful - Accent 6"/>
-    <w:basedOn w:val="665"/>
+    <w:basedOn w:val="887"/>
     <w:uiPriority w:val="99"/>
     <w:pPr>
       <w:pBdr/>
@@ -14045,9 +14593,9 @@
       </w:tcPr>
     </w:tblStylePr>
   </w:style>
-  <w:style w:type="table" w:styleId="61">
+  <w:style w:type="table" w:styleId="750">
     <w:name w:val="Grid Table 7 Colorful"/>
-    <w:basedOn w:val="665"/>
+    <w:basedOn w:val="887"/>
     <w:uiPriority w:val="99"/>
     <w:pPr>
       <w:pBdr/>
@@ -14149,11 +14697,11 @@
         <w:tblBorders/>
       </w:tblPr>
       <w:tcPr>
-        <w:shd w:color="ffffff"/>
+        <w:shd w:val="clear" w:color="ffffff"/>
         <w:tcBorders>
-          <w:top w:val="none"/>
-          <w:left w:val="none"/>
-          <w:bottom w:val="none"/>
+          <w:top w:val="none" w:color="000000" w:sz="4" w:space="0"/>
+          <w:left w:val="none" w:color="000000" w:sz="4" w:space="0"/>
+          <w:bottom w:val="none" w:color="000000" w:sz="4" w:space="0"/>
           <w:right w:val="single" w:color="000000" w:themeColor="text1" w:themeTint="80" w:sz="4" w:space="0"/>
         </w:tcBorders>
       </w:tcPr>
@@ -14176,10 +14724,10 @@
       <w:tcPr>
         <w:shd w:val="clear" w:color="ffffff" w:themeColor="light1" w:fill="ffffff" w:themeFill="light1"/>
         <w:tcBorders>
-          <w:top w:val="none"/>
-          <w:left w:val="none"/>
+          <w:top w:val="none" w:color="000000" w:sz="4" w:space="0"/>
+          <w:left w:val="none" w:color="000000" w:sz="4" w:space="0"/>
           <w:bottom w:val="single" w:color="000000" w:themeColor="text1" w:themeTint="80" w:sz="4" w:space="0"/>
-          <w:right w:val="none"/>
+          <w:right w:val="none" w:color="000000" w:sz="4" w:space="0"/>
         </w:tcBorders>
       </w:tcPr>
     </w:tblStylePr>
@@ -14199,12 +14747,12 @@
         <w:tblBorders/>
       </w:tblPr>
       <w:tcPr>
-        <w:shd w:color="ffffff"/>
+        <w:shd w:val="clear" w:color="ffffff"/>
         <w:tcBorders>
-          <w:top w:val="none"/>
+          <w:top w:val="none" w:color="000000" w:sz="4" w:space="0"/>
           <w:left w:val="single" w:color="000000" w:themeColor="text1" w:themeTint="80" w:sz="4" w:space="0"/>
-          <w:bottom w:val="none"/>
-          <w:right w:val="none"/>
+          <w:bottom w:val="none" w:color="000000" w:sz="4" w:space="0"/>
+          <w:right w:val="none" w:color="000000" w:sz="4" w:space="0"/>
         </w:tcBorders>
       </w:tcPr>
     </w:tblStylePr>
@@ -14227,9 +14775,9 @@
         <w:shd w:val="clear" w:color="ffffff" w:themeColor="light1" w:fill="ffffff" w:themeFill="light1"/>
         <w:tcBorders>
           <w:top w:val="single" w:color="000000" w:themeColor="text1" w:themeTint="80" w:sz="4" w:space="0"/>
-          <w:left w:val="none"/>
-          <w:bottom w:val="none"/>
-          <w:right w:val="none"/>
+          <w:left w:val="none" w:color="000000" w:sz="4" w:space="0"/>
+          <w:bottom w:val="none" w:color="000000" w:sz="4" w:space="0"/>
+          <w:right w:val="none" w:color="000000" w:sz="4" w:space="0"/>
         </w:tcBorders>
       </w:tcPr>
     </w:tblStylePr>
@@ -14299,9 +14847,9 @@
       </w:tcPr>
     </w:tblStylePr>
   </w:style>
-  <w:style w:type="table" w:styleId="62">
+  <w:style w:type="table" w:styleId="751">
     <w:name w:val="Grid Table 7 Colorful - Accent 1"/>
-    <w:basedOn w:val="665"/>
+    <w:basedOn w:val="887"/>
     <w:uiPriority w:val="99"/>
     <w:pPr>
       <w:pBdr/>
@@ -14403,11 +14951,11 @@
         <w:tblBorders/>
       </w:tblPr>
       <w:tcPr>
-        <w:shd w:color="ffffff"/>
+        <w:shd w:val="clear" w:color="ffffff"/>
         <w:tcBorders>
-          <w:top w:val="none"/>
-          <w:left w:val="none"/>
-          <w:bottom w:val="none"/>
+          <w:top w:val="none" w:color="000000" w:sz="4" w:space="0"/>
+          <w:left w:val="none" w:color="000000" w:sz="4" w:space="0"/>
+          <w:bottom w:val="none" w:color="000000" w:sz="4" w:space="0"/>
           <w:right w:val="single" w:color="000000" w:themeColor="accent1" w:themeTint="80" w:sz="4" w:space="0"/>
         </w:tcBorders>
       </w:tcPr>
@@ -14430,10 +14978,10 @@
       <w:tcPr>
         <w:shd w:val="clear" w:color="ffffff" w:themeColor="light1" w:fill="ffffff" w:themeFill="light1"/>
         <w:tcBorders>
-          <w:top w:val="none"/>
-          <w:left w:val="none"/>
+          <w:top w:val="none" w:color="000000" w:sz="4" w:space="0"/>
+          <w:left w:val="none" w:color="000000" w:sz="4" w:space="0"/>
           <w:bottom w:val="single" w:color="000000" w:themeColor="accent1" w:themeTint="80" w:sz="4" w:space="0"/>
-          <w:right w:val="none"/>
+          <w:right w:val="none" w:color="000000" w:sz="4" w:space="0"/>
         </w:tcBorders>
       </w:tcPr>
     </w:tblStylePr>
@@ -14453,12 +15001,12 @@
         <w:tblBorders/>
       </w:tblPr>
       <w:tcPr>
-        <w:shd w:color="ffffff"/>
+        <w:shd w:val="clear" w:color="ffffff"/>
         <w:tcBorders>
-          <w:top w:val="none"/>
+          <w:top w:val="none" w:color="000000" w:sz="4" w:space="0"/>
           <w:left w:val="single" w:color="000000" w:themeColor="accent1" w:themeTint="80" w:sz="4" w:space="0"/>
-          <w:bottom w:val="none"/>
-          <w:right w:val="none"/>
+          <w:bottom w:val="none" w:color="000000" w:sz="4" w:space="0"/>
+          <w:right w:val="none" w:color="000000" w:sz="4" w:space="0"/>
         </w:tcBorders>
       </w:tcPr>
     </w:tblStylePr>
@@ -14481,9 +15029,9 @@
         <w:shd w:val="clear" w:color="ffffff" w:themeColor="light1" w:fill="ffffff" w:themeFill="light1"/>
         <w:tcBorders>
           <w:top w:val="single" w:color="000000" w:themeColor="accent1" w:themeTint="80" w:sz="4" w:space="0"/>
-          <w:left w:val="none"/>
-          <w:bottom w:val="none"/>
-          <w:right w:val="none"/>
+          <w:left w:val="none" w:color="000000" w:sz="4" w:space="0"/>
+          <w:bottom w:val="none" w:color="000000" w:sz="4" w:space="0"/>
+          <w:right w:val="none" w:color="000000" w:sz="4" w:space="0"/>
         </w:tcBorders>
       </w:tcPr>
     </w:tblStylePr>
@@ -14553,9 +15101,9 @@
       </w:tcPr>
     </w:tblStylePr>
   </w:style>
-  <w:style w:type="table" w:styleId="63">
+  <w:style w:type="table" w:styleId="752">
     <w:name w:val="Grid Table 7 Colorful - Accent 2"/>
-    <w:basedOn w:val="665"/>
+    <w:basedOn w:val="887"/>
     <w:uiPriority w:val="99"/>
     <w:pPr>
       <w:pBdr/>
@@ -14657,11 +15205,11 @@
         <w:tblBorders/>
       </w:tblPr>
       <w:tcPr>
-        <w:shd w:color="ffffff"/>
+        <w:shd w:val="clear" w:color="ffffff"/>
         <w:tcBorders>
-          <w:top w:val="none"/>
-          <w:left w:val="none"/>
-          <w:bottom w:val="none"/>
+          <w:top w:val="none" w:color="000000" w:sz="4" w:space="0"/>
+          <w:left w:val="none" w:color="000000" w:sz="4" w:space="0"/>
+          <w:bottom w:val="none" w:color="000000" w:sz="4" w:space="0"/>
           <w:right w:val="single" w:color="000000" w:themeColor="accent2" w:themeTint="97" w:sz="4" w:space="0"/>
         </w:tcBorders>
       </w:tcPr>
@@ -14684,10 +15232,10 @@
       <w:tcPr>
         <w:shd w:val="clear" w:color="ffffff" w:themeColor="light1" w:fill="ffffff" w:themeFill="light1"/>
         <w:tcBorders>
-          <w:top w:val="none"/>
-          <w:left w:val="none"/>
+          <w:top w:val="none" w:color="000000" w:sz="4" w:space="0"/>
+          <w:left w:val="none" w:color="000000" w:sz="4" w:space="0"/>
           <w:bottom w:val="single" w:color="000000" w:themeColor="accent2" w:themeTint="97" w:sz="4" w:space="0"/>
-          <w:right w:val="none"/>
+          <w:right w:val="none" w:color="000000" w:sz="4" w:space="0"/>
         </w:tcBorders>
       </w:tcPr>
     </w:tblStylePr>
@@ -14707,12 +15255,12 @@
         <w:tblBorders/>
       </w:tblPr>
       <w:tcPr>
-        <w:shd w:color="ffffff"/>
+        <w:shd w:val="clear" w:color="ffffff"/>
         <w:tcBorders>
-          <w:top w:val="none"/>
+          <w:top w:val="none" w:color="000000" w:sz="4" w:space="0"/>
           <w:left w:val="single" w:color="000000" w:themeColor="accent2" w:themeTint="97" w:sz="4" w:space="0"/>
-          <w:bottom w:val="none"/>
-          <w:right w:val="none"/>
+          <w:bottom w:val="none" w:color="000000" w:sz="4" w:space="0"/>
+          <w:right w:val="none" w:color="000000" w:sz="4" w:space="0"/>
         </w:tcBorders>
       </w:tcPr>
     </w:tblStylePr>
@@ -14735,9 +15283,9 @@
         <w:shd w:val="clear" w:color="ffffff" w:themeColor="light1" w:fill="ffffff" w:themeFill="light1"/>
         <w:tcBorders>
           <w:top w:val="single" w:color="000000" w:themeColor="accent2" w:themeTint="97" w:sz="4" w:space="0"/>
-          <w:left w:val="none"/>
-          <w:bottom w:val="none"/>
-          <w:right w:val="none"/>
+          <w:left w:val="none" w:color="000000" w:sz="4" w:space="0"/>
+          <w:bottom w:val="none" w:color="000000" w:sz="4" w:space="0"/>
+          <w:right w:val="none" w:color="000000" w:sz="4" w:space="0"/>
         </w:tcBorders>
       </w:tcPr>
     </w:tblStylePr>
@@ -14807,9 +15355,9 @@
       </w:tcPr>
     </w:tblStylePr>
   </w:style>
-  <w:style w:type="table" w:styleId="64">
+  <w:style w:type="table" w:styleId="753">
     <w:name w:val="Grid Table 7 Colorful - Accent 3"/>
-    <w:basedOn w:val="665"/>
+    <w:basedOn w:val="887"/>
     <w:uiPriority w:val="99"/>
     <w:pPr>
       <w:pBdr/>
@@ -14911,11 +15459,11 @@
         <w:tblBorders/>
       </w:tblPr>
       <w:tcPr>
-        <w:shd w:color="ffffff"/>
+        <w:shd w:val="clear" w:color="ffffff"/>
         <w:tcBorders>
-          <w:top w:val="none"/>
-          <w:left w:val="none"/>
-          <w:bottom w:val="none"/>
+          <w:top w:val="none" w:color="000000" w:sz="4" w:space="0"/>
+          <w:left w:val="none" w:color="000000" w:sz="4" w:space="0"/>
+          <w:bottom w:val="none" w:color="000000" w:sz="4" w:space="0"/>
           <w:right w:val="single" w:color="000000" w:themeColor="accent3" w:themeTint="FE" w:sz="4" w:space="0"/>
         </w:tcBorders>
       </w:tcPr>
@@ -14938,10 +15486,10 @@
       <w:tcPr>
         <w:shd w:val="clear" w:color="ffffff" w:themeColor="light1" w:fill="ffffff" w:themeFill="light1"/>
         <w:tcBorders>
-          <w:top w:val="none"/>
-          <w:left w:val="none"/>
+          <w:top w:val="none" w:color="000000" w:sz="4" w:space="0"/>
+          <w:left w:val="none" w:color="000000" w:sz="4" w:space="0"/>
           <w:bottom w:val="single" w:color="000000" w:themeColor="accent3" w:themeTint="FE" w:sz="4" w:space="0"/>
-          <w:right w:val="none"/>
+          <w:right w:val="none" w:color="000000" w:sz="4" w:space="0"/>
         </w:tcBorders>
       </w:tcPr>
     </w:tblStylePr>
@@ -14961,12 +15509,12 @@
         <w:tblBorders/>
       </w:tblPr>
       <w:tcPr>
-        <w:shd w:color="ffffff"/>
+        <w:shd w:val="clear" w:color="ffffff"/>
         <w:tcBorders>
-          <w:top w:val="none"/>
+          <w:top w:val="none" w:color="000000" w:sz="4" w:space="0"/>
           <w:left w:val="single" w:color="000000" w:themeColor="accent3" w:themeTint="FE" w:sz="4" w:space="0"/>
-          <w:bottom w:val="none"/>
-          <w:right w:val="none"/>
+          <w:bottom w:val="none" w:color="000000" w:sz="4" w:space="0"/>
+          <w:right w:val="none" w:color="000000" w:sz="4" w:space="0"/>
         </w:tcBorders>
       </w:tcPr>
     </w:tblStylePr>
@@ -14989,9 +15537,9 @@
         <w:shd w:val="clear" w:color="ffffff" w:themeColor="light1" w:fill="ffffff" w:themeFill="light1"/>
         <w:tcBorders>
           <w:top w:val="single" w:color="000000" w:themeColor="accent3" w:themeTint="FE" w:sz="4" w:space="0"/>
-          <w:left w:val="none"/>
-          <w:bottom w:val="none"/>
-          <w:right w:val="none"/>
+          <w:left w:val="none" w:color="000000" w:sz="4" w:space="0"/>
+          <w:bottom w:val="none" w:color="000000" w:sz="4" w:space="0"/>
+          <w:right w:val="none" w:color="000000" w:sz="4" w:space="0"/>
         </w:tcBorders>
       </w:tcPr>
     </w:tblStylePr>
@@ -15061,9 +15609,9 @@
       </w:tcPr>
     </w:tblStylePr>
   </w:style>
-  <w:style w:type="table" w:styleId="65">
+  <w:style w:type="table" w:styleId="754">
     <w:name w:val="Grid Table 7 Colorful - Accent 4"/>
-    <w:basedOn w:val="665"/>
+    <w:basedOn w:val="887"/>
     <w:uiPriority w:val="99"/>
     <w:pPr>
       <w:pBdr/>
@@ -15165,11 +15713,11 @@
         <w:tblBorders/>
       </w:tblPr>
       <w:tcPr>
-        <w:shd w:color="ffffff"/>
+        <w:shd w:val="clear" w:color="ffffff"/>
         <w:tcBorders>
-          <w:top w:val="none"/>
-          <w:left w:val="none"/>
-          <w:bottom w:val="none"/>
+          <w:top w:val="none" w:color="000000" w:sz="4" w:space="0"/>
+          <w:left w:val="none" w:color="000000" w:sz="4" w:space="0"/>
+          <w:bottom w:val="none" w:color="000000" w:sz="4" w:space="0"/>
           <w:right w:val="single" w:color="000000" w:themeColor="accent4" w:themeTint="9A" w:sz="4" w:space="0"/>
         </w:tcBorders>
       </w:tcPr>
@@ -15192,10 +15740,10 @@
       <w:tcPr>
         <w:shd w:val="clear" w:color="ffffff" w:themeColor="light1" w:fill="ffffff" w:themeFill="light1"/>
         <w:tcBorders>
-          <w:top w:val="none"/>
-          <w:left w:val="none"/>
+          <w:top w:val="none" w:color="000000" w:sz="4" w:space="0"/>
+          <w:left w:val="none" w:color="000000" w:sz="4" w:space="0"/>
           <w:bottom w:val="single" w:color="000000" w:themeColor="accent4" w:themeTint="9A" w:sz="4" w:space="0"/>
-          <w:right w:val="none"/>
+          <w:right w:val="none" w:color="000000" w:sz="4" w:space="0"/>
         </w:tcBorders>
       </w:tcPr>
     </w:tblStylePr>
@@ -15215,12 +15763,12 @@
         <w:tblBorders/>
       </w:tblPr>
       <w:tcPr>
-        <w:shd w:color="ffffff"/>
+        <w:shd w:val="clear" w:color="ffffff"/>
         <w:tcBorders>
-          <w:top w:val="none"/>
+          <w:top w:val="none" w:color="000000" w:sz="4" w:space="0"/>
           <w:left w:val="single" w:color="000000" w:themeColor="accent4" w:themeTint="9A" w:sz="4" w:space="0"/>
-          <w:bottom w:val="none"/>
-          <w:right w:val="none"/>
+          <w:bottom w:val="none" w:color="000000" w:sz="4" w:space="0"/>
+          <w:right w:val="none" w:color="000000" w:sz="4" w:space="0"/>
         </w:tcBorders>
       </w:tcPr>
     </w:tblStylePr>
@@ -15243,9 +15791,9 @@
         <w:shd w:val="clear" w:color="ffffff" w:themeColor="light1" w:fill="ffffff" w:themeFill="light1"/>
         <w:tcBorders>
           <w:top w:val="single" w:color="000000" w:themeColor="accent4" w:themeTint="9A" w:sz="4" w:space="0"/>
-          <w:left w:val="none"/>
-          <w:bottom w:val="none"/>
-          <w:right w:val="none"/>
+          <w:left w:val="none" w:color="000000" w:sz="4" w:space="0"/>
+          <w:bottom w:val="none" w:color="000000" w:sz="4" w:space="0"/>
+          <w:right w:val="none" w:color="000000" w:sz="4" w:space="0"/>
         </w:tcBorders>
       </w:tcPr>
     </w:tblStylePr>
@@ -15315,9 +15863,9 @@
       </w:tcPr>
     </w:tblStylePr>
   </w:style>
-  <w:style w:type="table" w:styleId="66">
+  <w:style w:type="table" w:styleId="755">
     <w:name w:val="Grid Table 7 Colorful - Accent 5"/>
-    <w:basedOn w:val="665"/>
+    <w:basedOn w:val="887"/>
     <w:uiPriority w:val="99"/>
     <w:pPr>
       <w:pBdr/>
@@ -15419,11 +15967,11 @@
         <w:tblBorders/>
       </w:tblPr>
       <w:tcPr>
-        <w:shd w:color="ffffff"/>
+        <w:shd w:val="clear" w:color="ffffff"/>
         <w:tcBorders>
-          <w:top w:val="none"/>
-          <w:left w:val="none"/>
-          <w:bottom w:val="none"/>
+          <w:top w:val="none" w:color="000000" w:sz="4" w:space="0"/>
+          <w:left w:val="none" w:color="000000" w:sz="4" w:space="0"/>
+          <w:bottom w:val="none" w:color="000000" w:sz="4" w:space="0"/>
           <w:right w:val="single" w:color="000000" w:themeColor="accent5" w:themeTint="90" w:sz="4" w:space="0"/>
         </w:tcBorders>
       </w:tcPr>
@@ -15446,10 +15994,10 @@
       <w:tcPr>
         <w:shd w:val="clear" w:color="ffffff" w:themeColor="light1" w:fill="ffffff" w:themeFill="light1"/>
         <w:tcBorders>
-          <w:top w:val="none"/>
-          <w:left w:val="none"/>
+          <w:top w:val="none" w:color="000000" w:sz="4" w:space="0"/>
+          <w:left w:val="none" w:color="000000" w:sz="4" w:space="0"/>
           <w:bottom w:val="single" w:color="000000" w:themeColor="accent5" w:themeTint="90" w:sz="4" w:space="0"/>
-          <w:right w:val="none"/>
+          <w:right w:val="none" w:color="000000" w:sz="4" w:space="0"/>
         </w:tcBorders>
       </w:tcPr>
     </w:tblStylePr>
@@ -15469,12 +16017,12 @@
         <w:tblBorders/>
       </w:tblPr>
       <w:tcPr>
-        <w:shd w:color="ffffff"/>
+        <w:shd w:val="clear" w:color="ffffff"/>
         <w:tcBorders>
-          <w:top w:val="none"/>
+          <w:top w:val="none" w:color="000000" w:sz="4" w:space="0"/>
           <w:left w:val="single" w:color="000000" w:themeColor="accent5" w:themeTint="90" w:sz="4" w:space="0"/>
-          <w:bottom w:val="none"/>
-          <w:right w:val="none"/>
+          <w:bottom w:val="none" w:color="000000" w:sz="4" w:space="0"/>
+          <w:right w:val="none" w:color="000000" w:sz="4" w:space="0"/>
         </w:tcBorders>
       </w:tcPr>
     </w:tblStylePr>
@@ -15497,9 +16045,9 @@
         <w:shd w:val="clear" w:color="ffffff" w:themeColor="light1" w:fill="ffffff" w:themeFill="light1"/>
         <w:tcBorders>
           <w:top w:val="single" w:color="000000" w:themeColor="accent5" w:themeTint="90" w:sz="4" w:space="0"/>
-          <w:left w:val="none"/>
-          <w:bottom w:val="none"/>
-          <w:right w:val="none"/>
+          <w:left w:val="none" w:color="000000" w:sz="4" w:space="0"/>
+          <w:bottom w:val="none" w:color="000000" w:sz="4" w:space="0"/>
+          <w:right w:val="none" w:color="000000" w:sz="4" w:space="0"/>
         </w:tcBorders>
       </w:tcPr>
     </w:tblStylePr>
@@ -15569,9 +16117,9 @@
       </w:tcPr>
     </w:tblStylePr>
   </w:style>
-  <w:style w:type="table" w:styleId="67">
+  <w:style w:type="table" w:styleId="756">
     <w:name w:val="Grid Table 7 Colorful - Accent 6"/>
-    <w:basedOn w:val="665"/>
+    <w:basedOn w:val="887"/>
     <w:uiPriority w:val="99"/>
     <w:pPr>
       <w:pBdr/>
@@ -15673,11 +16221,11 @@
         <w:tblBorders/>
       </w:tblPr>
       <w:tcPr>
-        <w:shd w:color="ffffff"/>
+        <w:shd w:val="clear" w:color="ffffff"/>
         <w:tcBorders>
-          <w:top w:val="none"/>
-          <w:left w:val="none"/>
-          <w:bottom w:val="none"/>
+          <w:top w:val="none" w:color="000000" w:sz="4" w:space="0"/>
+          <w:left w:val="none" w:color="000000" w:sz="4" w:space="0"/>
+          <w:bottom w:val="none" w:color="000000" w:sz="4" w:space="0"/>
           <w:right w:val="single" w:color="000000" w:themeColor="accent6" w:themeTint="90" w:sz="4" w:space="0"/>
         </w:tcBorders>
       </w:tcPr>
@@ -15700,10 +16248,10 @@
       <w:tcPr>
         <w:shd w:val="clear" w:color="ffffff" w:themeColor="light1" w:fill="ffffff" w:themeFill="light1"/>
         <w:tcBorders>
-          <w:top w:val="none"/>
-          <w:left w:val="none"/>
+          <w:top w:val="none" w:color="000000" w:sz="4" w:space="0"/>
+          <w:left w:val="none" w:color="000000" w:sz="4" w:space="0"/>
           <w:bottom w:val="single" w:color="000000" w:themeColor="accent6" w:themeTint="90" w:sz="4" w:space="0"/>
-          <w:right w:val="none"/>
+          <w:right w:val="none" w:color="000000" w:sz="4" w:space="0"/>
         </w:tcBorders>
       </w:tcPr>
     </w:tblStylePr>
@@ -15723,12 +16271,12 @@
         <w:tblBorders/>
       </w:tblPr>
       <w:tcPr>
-        <w:shd w:color="ffffff"/>
+        <w:shd w:val="clear" w:color="ffffff"/>
         <w:tcBorders>
-          <w:top w:val="none"/>
+          <w:top w:val="none" w:color="000000" w:sz="4" w:space="0"/>
           <w:left w:val="single" w:color="000000" w:themeColor="accent6" w:themeTint="90" w:sz="4" w:space="0"/>
-          <w:bottom w:val="none"/>
-          <w:right w:val="none"/>
+          <w:bottom w:val="none" w:color="000000" w:sz="4" w:space="0"/>
+          <w:right w:val="none" w:color="000000" w:sz="4" w:space="0"/>
         </w:tcBorders>
       </w:tcPr>
     </w:tblStylePr>
@@ -15751,9 +16299,9 @@
         <w:shd w:val="clear" w:color="ffffff" w:themeColor="light1" w:fill="ffffff" w:themeFill="light1"/>
         <w:tcBorders>
           <w:top w:val="single" w:color="000000" w:themeColor="accent6" w:themeTint="90" w:sz="4" w:space="0"/>
-          <w:left w:val="none"/>
-          <w:bottom w:val="none"/>
-          <w:right w:val="none"/>
+          <w:left w:val="none" w:color="000000" w:sz="4" w:space="0"/>
+          <w:bottom w:val="none" w:color="000000" w:sz="4" w:space="0"/>
+          <w:right w:val="none" w:color="000000" w:sz="4" w:space="0"/>
         </w:tcBorders>
       </w:tcPr>
     </w:tblStylePr>
@@ -15823,9 +16371,9 @@
       </w:tcPr>
     </w:tblStylePr>
   </w:style>
-  <w:style w:type="table" w:styleId="68">
+  <w:style w:type="table" w:styleId="757">
     <w:name w:val="List Table 1 Light"/>
-    <w:basedOn w:val="665"/>
+    <w:basedOn w:val="887"/>
     <w:uiPriority w:val="99"/>
     <w:pPr>
       <w:pBdr/>
@@ -16039,9 +16587,9 @@
       </w:tcPr>
     </w:tblStylePr>
   </w:style>
-  <w:style w:type="table" w:styleId="69">
+  <w:style w:type="table" w:styleId="758">
     <w:name w:val="List Table 1 Light - Accent 1"/>
-    <w:basedOn w:val="665"/>
+    <w:basedOn w:val="887"/>
     <w:uiPriority w:val="99"/>
     <w:pPr>
       <w:pBdr/>
@@ -16255,9 +16803,9 @@
       </w:tcPr>
     </w:tblStylePr>
   </w:style>
-  <w:style w:type="table" w:styleId="70">
+  <w:style w:type="table" w:styleId="759">
     <w:name w:val="List Table 1 Light - Accent 2"/>
-    <w:basedOn w:val="665"/>
+    <w:basedOn w:val="887"/>
     <w:uiPriority w:val="99"/>
     <w:pPr>
       <w:pBdr/>
@@ -16471,9 +17019,9 @@
       </w:tcPr>
     </w:tblStylePr>
   </w:style>
-  <w:style w:type="table" w:styleId="71">
+  <w:style w:type="table" w:styleId="760">
     <w:name w:val="List Table 1 Light - Accent 3"/>
-    <w:basedOn w:val="665"/>
+    <w:basedOn w:val="887"/>
     <w:uiPriority w:val="99"/>
     <w:pPr>
       <w:pBdr/>
@@ -16687,9 +17235,9 @@
       </w:tcPr>
     </w:tblStylePr>
   </w:style>
-  <w:style w:type="table" w:styleId="72">
+  <w:style w:type="table" w:styleId="761">
     <w:name w:val="List Table 1 Light - Accent 4"/>
-    <w:basedOn w:val="665"/>
+    <w:basedOn w:val="887"/>
     <w:uiPriority w:val="99"/>
     <w:pPr>
       <w:pBdr/>
@@ -16903,9 +17451,9 @@
       </w:tcPr>
     </w:tblStylePr>
   </w:style>
-  <w:style w:type="table" w:styleId="73">
+  <w:style w:type="table" w:styleId="762">
     <w:name w:val="List Table 1 Light - Accent 5"/>
-    <w:basedOn w:val="665"/>
+    <w:basedOn w:val="887"/>
     <w:uiPriority w:val="99"/>
     <w:pPr>
       <w:pBdr/>
@@ -17119,9 +17667,9 @@
       </w:tcPr>
     </w:tblStylePr>
   </w:style>
-  <w:style w:type="table" w:styleId="74">
+  <w:style w:type="table" w:styleId="763">
     <w:name w:val="List Table 1 Light - Accent 6"/>
-    <w:basedOn w:val="665"/>
+    <w:basedOn w:val="887"/>
     <w:uiPriority w:val="99"/>
     <w:pPr>
       <w:pBdr/>
@@ -17335,9 +17883,9 @@
       </w:tcPr>
     </w:tblStylePr>
   </w:style>
-  <w:style w:type="table" w:styleId="75">
+  <w:style w:type="table" w:styleId="764">
     <w:name w:val="List Table 2"/>
-    <w:basedOn w:val="665"/>
+    <w:basedOn w:val="887"/>
     <w:uiPriority w:val="99"/>
     <w:pPr>
       <w:pBdr/>
@@ -17573,9 +18121,9 @@
       </w:tcPr>
     </w:tblStylePr>
   </w:style>
-  <w:style w:type="table" w:styleId="76">
+  <w:style w:type="table" w:styleId="765">
     <w:name w:val="List Table 2 - Accent 1"/>
-    <w:basedOn w:val="665"/>
+    <w:basedOn w:val="887"/>
     <w:uiPriority w:val="99"/>
     <w:pPr>
       <w:pBdr/>
@@ -17811,9 +18359,9 @@
       </w:tcPr>
     </w:tblStylePr>
   </w:style>
-  <w:style w:type="table" w:styleId="77">
+  <w:style w:type="table" w:styleId="766">
     <w:name w:val="List Table 2 - Accent 2"/>
-    <w:basedOn w:val="665"/>
+    <w:basedOn w:val="887"/>
     <w:uiPriority w:val="99"/>
     <w:pPr>
       <w:pBdr/>
@@ -18049,9 +18597,9 @@
       </w:tcPr>
     </w:tblStylePr>
   </w:style>
-  <w:style w:type="table" w:styleId="78">
+  <w:style w:type="table" w:styleId="767">
     <w:name w:val="List Table 2 - Accent 3"/>
-    <w:basedOn w:val="665"/>
+    <w:basedOn w:val="887"/>
     <w:uiPriority w:val="99"/>
     <w:pPr>
       <w:pBdr/>
@@ -18287,9 +18835,9 @@
       </w:tcPr>
     </w:tblStylePr>
   </w:style>
-  <w:style w:type="table" w:styleId="79">
+  <w:style w:type="table" w:styleId="768">
     <w:name w:val="List Table 2 - Accent 4"/>
-    <w:basedOn w:val="665"/>
+    <w:basedOn w:val="887"/>
     <w:uiPriority w:val="99"/>
     <w:pPr>
       <w:pBdr/>
@@ -18525,9 +19073,9 @@
       </w:tcPr>
     </w:tblStylePr>
   </w:style>
-  <w:style w:type="table" w:styleId="80">
+  <w:style w:type="table" w:styleId="769">
     <w:name w:val="List Table 2 - Accent 5"/>
-    <w:basedOn w:val="665"/>
+    <w:basedOn w:val="887"/>
     <w:uiPriority w:val="99"/>
     <w:pPr>
       <w:pBdr/>
@@ -18763,9 +19311,9 @@
       </w:tcPr>
     </w:tblStylePr>
   </w:style>
-  <w:style w:type="table" w:styleId="81">
+  <w:style w:type="table" w:styleId="770">
     <w:name w:val="List Table 2 - Accent 6"/>
-    <w:basedOn w:val="665"/>
+    <w:basedOn w:val="887"/>
     <w:uiPriority w:val="99"/>
     <w:pPr>
       <w:pBdr/>
@@ -19001,9 +19549,9 @@
       </w:tcPr>
     </w:tblStylePr>
   </w:style>
-  <w:style w:type="table" w:styleId="82">
+  <w:style w:type="table" w:styleId="771">
     <w:name w:val="List Table 3"/>
-    <w:basedOn w:val="665"/>
+    <w:basedOn w:val="887"/>
     <w:uiPriority w:val="99"/>
     <w:pPr>
       <w:pBdr/>
@@ -19229,9 +19777,9 @@
       </w:tcPr>
     </w:tblStylePr>
   </w:style>
-  <w:style w:type="table" w:styleId="83">
+  <w:style w:type="table" w:styleId="772">
     <w:name w:val="List Table 3 - Accent 1"/>
-    <w:basedOn w:val="665"/>
+    <w:basedOn w:val="887"/>
     <w:uiPriority w:val="99"/>
     <w:pPr>
       <w:pBdr/>
@@ -19457,9 +20005,9 @@
       </w:tcPr>
     </w:tblStylePr>
   </w:style>
-  <w:style w:type="table" w:styleId="84">
+  <w:style w:type="table" w:styleId="773">
     <w:name w:val="List Table 3 - Accent 2"/>
-    <w:basedOn w:val="665"/>
+    <w:basedOn w:val="887"/>
     <w:uiPriority w:val="99"/>
     <w:pPr>
       <w:pBdr/>
@@ -19685,9 +20233,9 @@
       </w:tcPr>
     </w:tblStylePr>
   </w:style>
-  <w:style w:type="table" w:styleId="85">
+  <w:style w:type="table" w:styleId="774">
     <w:name w:val="List Table 3 - Accent 3"/>
-    <w:basedOn w:val="665"/>
+    <w:basedOn w:val="887"/>
     <w:uiPriority w:val="99"/>
     <w:pPr>
       <w:pBdr/>
@@ -19913,9 +20461,9 @@
       </w:tcPr>
     </w:tblStylePr>
   </w:style>
-  <w:style w:type="table" w:styleId="86">
+  <w:style w:type="table" w:styleId="775">
     <w:name w:val="List Table 3 - Accent 4"/>
-    <w:basedOn w:val="665"/>
+    <w:basedOn w:val="887"/>
     <w:uiPriority w:val="99"/>
     <w:pPr>
       <w:pBdr/>
@@ -20141,9 +20689,9 @@
       </w:tcPr>
     </w:tblStylePr>
   </w:style>
-  <w:style w:type="table" w:styleId="87">
+  <w:style w:type="table" w:styleId="776">
     <w:name w:val="List Table 3 - Accent 5"/>
-    <w:basedOn w:val="665"/>
+    <w:basedOn w:val="887"/>
     <w:uiPriority w:val="99"/>
     <w:pPr>
       <w:pBdr/>
@@ -20369,9 +20917,9 @@
       </w:tcPr>
     </w:tblStylePr>
   </w:style>
-  <w:style w:type="table" w:styleId="88">
+  <w:style w:type="table" w:styleId="777">
     <w:name w:val="List Table 3 - Accent 6"/>
-    <w:basedOn w:val="665"/>
+    <w:basedOn w:val="887"/>
     <w:uiPriority w:val="99"/>
     <w:pPr>
       <w:pBdr/>
@@ -20597,9 +21145,9 @@
       </w:tcPr>
     </w:tblStylePr>
   </w:style>
-  <w:style w:type="table" w:styleId="89">
+  <w:style w:type="table" w:styleId="778">
     <w:name w:val="List Table 4"/>
-    <w:basedOn w:val="665"/>
+    <w:basedOn w:val="887"/>
     <w:uiPriority w:val="99"/>
     <w:pPr>
       <w:pBdr/>
@@ -20822,9 +21370,9 @@
       </w:tcPr>
     </w:tblStylePr>
   </w:style>
-  <w:style w:type="table" w:styleId="90">
+  <w:style w:type="table" w:styleId="779">
     <w:name w:val="List Table 4 - Accent 1"/>
-    <w:basedOn w:val="665"/>
+    <w:basedOn w:val="887"/>
     <w:uiPriority w:val="99"/>
     <w:pPr>
       <w:pBdr/>
@@ -21047,9 +21595,9 @@
       </w:tcPr>
     </w:tblStylePr>
   </w:style>
-  <w:style w:type="table" w:styleId="91">
+  <w:style w:type="table" w:styleId="780">
     <w:name w:val="List Table 4 - Accent 2"/>
-    <w:basedOn w:val="665"/>
+    <w:basedOn w:val="887"/>
     <w:uiPriority w:val="99"/>
     <w:pPr>
       <w:pBdr/>
@@ -21272,9 +21820,9 @@
       </w:tcPr>
     </w:tblStylePr>
   </w:style>
-  <w:style w:type="table" w:styleId="92">
+  <w:style w:type="table" w:styleId="781">
     <w:name w:val="List Table 4 - Accent 3"/>
-    <w:basedOn w:val="665"/>
+    <w:basedOn w:val="887"/>
     <w:uiPriority w:val="99"/>
     <w:pPr>
       <w:pBdr/>
@@ -21497,9 +22045,9 @@
       </w:tcPr>
     </w:tblStylePr>
   </w:style>
-  <w:style w:type="table" w:styleId="93">
+  <w:style w:type="table" w:styleId="782">
     <w:name w:val="List Table 4 - Accent 4"/>
-    <w:basedOn w:val="665"/>
+    <w:basedOn w:val="887"/>
     <w:uiPriority w:val="99"/>
     <w:pPr>
       <w:pBdr/>
@@ -21722,9 +22270,9 @@
       </w:tcPr>
     </w:tblStylePr>
   </w:style>
-  <w:style w:type="table" w:styleId="94">
+  <w:style w:type="table" w:styleId="783">
     <w:name w:val="List Table 4 - Accent 5"/>
-    <w:basedOn w:val="665"/>
+    <w:basedOn w:val="887"/>
     <w:uiPriority w:val="99"/>
     <w:pPr>
       <w:pBdr/>
@@ -21947,9 +22495,9 @@
       </w:tcPr>
     </w:tblStylePr>
   </w:style>
-  <w:style w:type="table" w:styleId="95">
+  <w:style w:type="table" w:styleId="784">
     <w:name w:val="List Table 4 - Accent 6"/>
-    <w:basedOn w:val="665"/>
+    <w:basedOn w:val="887"/>
     <w:uiPriority w:val="99"/>
     <w:pPr>
       <w:pBdr/>
@@ -22172,9 +22720,9 @@
       </w:tcPr>
     </w:tblStylePr>
   </w:style>
-  <w:style w:type="table" w:styleId="96">
+  <w:style w:type="table" w:styleId="785">
     <w:name w:val="List Table 5 Dark"/>
-    <w:basedOn w:val="665"/>
+    <w:basedOn w:val="887"/>
     <w:uiPriority w:val="99"/>
     <w:pPr>
       <w:pBdr/>
@@ -22414,9 +22962,9 @@
       </w:tcPr>
     </w:tblStylePr>
   </w:style>
-  <w:style w:type="table" w:styleId="97">
+  <w:style w:type="table" w:styleId="786">
     <w:name w:val="List Table 5 Dark - Accent 1"/>
-    <w:basedOn w:val="665"/>
+    <w:basedOn w:val="887"/>
     <w:uiPriority w:val="99"/>
     <w:pPr>
       <w:pBdr/>
@@ -22656,9 +23204,9 @@
       </w:tcPr>
     </w:tblStylePr>
   </w:style>
-  <w:style w:type="table" w:styleId="98">
+  <w:style w:type="table" w:styleId="787">
     <w:name w:val="List Table 5 Dark - Accent 2"/>
-    <w:basedOn w:val="665"/>
+    <w:basedOn w:val="887"/>
     <w:uiPriority w:val="99"/>
     <w:pPr>
       <w:pBdr/>
@@ -22898,9 +23446,9 @@
       </w:tcPr>
     </w:tblStylePr>
   </w:style>
-  <w:style w:type="table" w:styleId="99">
+  <w:style w:type="table" w:styleId="788">
     <w:name w:val="List Table 5 Dark - Accent 3"/>
-    <w:basedOn w:val="665"/>
+    <w:basedOn w:val="887"/>
     <w:uiPriority w:val="99"/>
     <w:pPr>
       <w:pBdr/>
@@ -23140,9 +23688,9 @@
       </w:tcPr>
     </w:tblStylePr>
   </w:style>
-  <w:style w:type="table" w:styleId="100">
+  <w:style w:type="table" w:styleId="789">
     <w:name w:val="List Table 5 Dark - Accent 4"/>
-    <w:basedOn w:val="665"/>
+    <w:basedOn w:val="887"/>
     <w:uiPriority w:val="99"/>
     <w:pPr>
       <w:pBdr/>
@@ -23382,9 +23930,9 @@
       </w:tcPr>
     </w:tblStylePr>
   </w:style>
-  <w:style w:type="table" w:styleId="101">
+  <w:style w:type="table" w:styleId="790">
     <w:name w:val="List Table 5 Dark - Accent 5"/>
-    <w:basedOn w:val="665"/>
+    <w:basedOn w:val="887"/>
     <w:uiPriority w:val="99"/>
     <w:pPr>
       <w:pBdr/>
@@ -23624,9 +24172,9 @@
       </w:tcPr>
     </w:tblStylePr>
   </w:style>
-  <w:style w:type="table" w:styleId="102">
+  <w:style w:type="table" w:styleId="791">
     <w:name w:val="List Table 5 Dark - Accent 6"/>
-    <w:basedOn w:val="665"/>
+    <w:basedOn w:val="887"/>
     <w:uiPriority w:val="99"/>
     <w:pPr>
       <w:pBdr/>
@@ -23866,9 +24414,9 @@
       </w:tcPr>
     </w:tblStylePr>
   </w:style>
-  <w:style w:type="table" w:styleId="103">
+  <w:style w:type="table" w:styleId="792">
     <w:name w:val="List Table 6 Colorful"/>
-    <w:basedOn w:val="665"/>
+    <w:basedOn w:val="887"/>
     <w:uiPriority w:val="99"/>
     <w:pPr>
       <w:pBdr/>
@@ -24089,9 +24637,9 @@
       </w:tcPr>
     </w:tblStylePr>
   </w:style>
-  <w:style w:type="table" w:styleId="104">
+  <w:style w:type="table" w:styleId="793">
     <w:name w:val="List Table 6 Colorful - Accent 1"/>
-    <w:basedOn w:val="665"/>
+    <w:basedOn w:val="887"/>
     <w:uiPriority w:val="99"/>
     <w:pPr>
       <w:pBdr/>
@@ -24312,9 +24860,9 @@
       </w:tcPr>
     </w:tblStylePr>
   </w:style>
-  <w:style w:type="table" w:styleId="105">
+  <w:style w:type="table" w:styleId="794">
     <w:name w:val="List Table 6 Colorful - Accent 2"/>
-    <w:basedOn w:val="665"/>
+    <w:basedOn w:val="887"/>
     <w:uiPriority w:val="99"/>
     <w:pPr>
       <w:pBdr/>
@@ -24535,9 +25083,9 @@
       </w:tcPr>
     </w:tblStylePr>
   </w:style>
-  <w:style w:type="table" w:styleId="106">
+  <w:style w:type="table" w:styleId="795">
     <w:name w:val="List Table 6 Colorful - Accent 3"/>
-    <w:basedOn w:val="665"/>
+    <w:basedOn w:val="887"/>
     <w:uiPriority w:val="99"/>
     <w:pPr>
       <w:pBdr/>
@@ -24758,9 +25306,9 @@
       </w:tcPr>
     </w:tblStylePr>
   </w:style>
-  <w:style w:type="table" w:styleId="107">
+  <w:style w:type="table" w:styleId="796">
     <w:name w:val="List Table 6 Colorful - Accent 4"/>
-    <w:basedOn w:val="665"/>
+    <w:basedOn w:val="887"/>
     <w:uiPriority w:val="99"/>
     <w:pPr>
       <w:pBdr/>
@@ -24981,9 +25529,9 @@
       </w:tcPr>
     </w:tblStylePr>
   </w:style>
-  <w:style w:type="table" w:styleId="108">
+  <w:style w:type="table" w:styleId="797">
     <w:name w:val="List Table 6 Colorful - Accent 5"/>
-    <w:basedOn w:val="665"/>
+    <w:basedOn w:val="887"/>
     <w:uiPriority w:val="99"/>
     <w:pPr>
       <w:pBdr/>
@@ -25204,9 +25752,9 @@
       </w:tcPr>
     </w:tblStylePr>
   </w:style>
-  <w:style w:type="table" w:styleId="109">
+  <w:style w:type="table" w:styleId="798">
     <w:name w:val="List Table 6 Colorful - Accent 6"/>
-    <w:basedOn w:val="665"/>
+    <w:basedOn w:val="887"/>
     <w:uiPriority w:val="99"/>
     <w:pPr>
       <w:pBdr/>
@@ -25427,9 +25975,9 @@
       </w:tcPr>
     </w:tblStylePr>
   </w:style>
-  <w:style w:type="table" w:styleId="110">
+  <w:style w:type="table" w:styleId="799">
     <w:name w:val="List Table 7 Colorful"/>
-    <w:basedOn w:val="665"/>
+    <w:basedOn w:val="887"/>
     <w:uiPriority w:val="99"/>
     <w:pPr>
       <w:pBdr/>
@@ -25528,11 +26076,11 @@
         <w:tblBorders/>
       </w:tblPr>
       <w:tcPr>
-        <w:shd w:color="ffffff"/>
+        <w:shd w:val="clear" w:color="ffffff"/>
         <w:tcBorders>
-          <w:top w:val="none"/>
-          <w:left w:val="none"/>
-          <w:bottom w:val="none"/>
+          <w:top w:val="none" w:color="000000" w:sz="4" w:space="0"/>
+          <w:left w:val="none" w:color="000000" w:sz="4" w:space="0"/>
+          <w:bottom w:val="none" w:color="000000" w:sz="4" w:space="0"/>
           <w:right w:val="single" w:color="000000" w:themeColor="text1" w:themeTint="80" w:sz="4" w:space="0"/>
         </w:tcBorders>
       </w:tcPr>
@@ -25555,10 +26103,10 @@
       <w:tcPr>
         <w:shd w:val="clear" w:color="ffffff" w:themeColor="light1" w:fill="ffffff" w:themeFill="light1"/>
         <w:tcBorders>
-          <w:top w:val="none"/>
-          <w:left w:val="none"/>
+          <w:top w:val="none" w:color="000000" w:sz="4" w:space="0"/>
+          <w:left w:val="none" w:color="000000" w:sz="4" w:space="0"/>
           <w:bottom w:val="single" w:color="000000" w:themeColor="text1" w:themeTint="80" w:sz="4" w:space="0"/>
-          <w:right w:val="none"/>
+          <w:right w:val="none" w:color="000000" w:sz="4" w:space="0"/>
         </w:tcBorders>
       </w:tcPr>
     </w:tblStylePr>
@@ -25578,12 +26126,12 @@
         <w:tblBorders/>
       </w:tblPr>
       <w:tcPr>
-        <w:shd w:color="ffffff"/>
+        <w:shd w:val="clear" w:color="ffffff"/>
         <w:tcBorders>
-          <w:top w:val="none"/>
+          <w:top w:val="none" w:color="000000" w:sz="4" w:space="0"/>
           <w:left w:val="single" w:color="000000" w:themeColor="text1" w:themeTint="80" w:sz="4" w:space="0"/>
-          <w:bottom w:val="none"/>
-          <w:right w:val="none"/>
+          <w:bottom w:val="none" w:color="000000" w:sz="4" w:space="0"/>
+          <w:right w:val="none" w:color="000000" w:sz="4" w:space="0"/>
         </w:tcBorders>
       </w:tcPr>
     </w:tblStylePr>
@@ -25606,9 +26154,9 @@
         <w:shd w:val="clear" w:color="ffffff" w:themeColor="light1" w:fill="ffffff" w:themeFill="light1"/>
         <w:tcBorders>
           <w:top w:val="single" w:color="000000" w:themeColor="text1" w:themeTint="80" w:sz="4" w:space="0"/>
-          <w:left w:val="none"/>
-          <w:bottom w:val="none"/>
-          <w:right w:val="none"/>
+          <w:left w:val="none" w:color="000000" w:sz="4" w:space="0"/>
+          <w:bottom w:val="none" w:color="000000" w:sz="4" w:space="0"/>
+          <w:right w:val="none" w:color="000000" w:sz="4" w:space="0"/>
         </w:tcBorders>
       </w:tcPr>
     </w:tblStylePr>
@@ -25683,9 +26231,9 @@
       </w:tcPr>
     </w:tblStylePr>
   </w:style>
-  <w:style w:type="table" w:styleId="111">
+  <w:style w:type="table" w:styleId="800">
     <w:name w:val="List Table 7 Colorful - Accent 1"/>
-    <w:basedOn w:val="665"/>
+    <w:basedOn w:val="887"/>
     <w:uiPriority w:val="99"/>
     <w:pPr>
       <w:pBdr/>
@@ -25784,11 +26332,11 @@
         <w:tblBorders/>
       </w:tblPr>
       <w:tcPr>
-        <w:shd w:color="ffffff"/>
+        <w:shd w:val="clear" w:color="ffffff"/>
         <w:tcBorders>
-          <w:top w:val="none"/>
-          <w:left w:val="none"/>
-          <w:bottom w:val="none"/>
+          <w:top w:val="none" w:color="000000" w:sz="4" w:space="0"/>
+          <w:left w:val="none" w:color="000000" w:sz="4" w:space="0"/>
+          <w:bottom w:val="none" w:color="000000" w:sz="4" w:space="0"/>
           <w:right w:val="single" w:color="000000" w:themeColor="accent1" w:sz="4" w:space="0"/>
         </w:tcBorders>
       </w:tcPr>
@@ -25811,10 +26359,10 @@
       <w:tcPr>
         <w:shd w:val="clear" w:color="ffffff" w:themeColor="light1" w:fill="ffffff" w:themeFill="light1"/>
         <w:tcBorders>
-          <w:top w:val="none"/>
-          <w:left w:val="none"/>
+          <w:top w:val="none" w:color="000000" w:sz="4" w:space="0"/>
+          <w:left w:val="none" w:color="000000" w:sz="4" w:space="0"/>
           <w:bottom w:val="single" w:color="000000" w:themeColor="accent1" w:sz="4" w:space="0"/>
-          <w:right w:val="none"/>
+          <w:right w:val="none" w:color="000000" w:sz="4" w:space="0"/>
         </w:tcBorders>
       </w:tcPr>
     </w:tblStylePr>
@@ -25834,12 +26382,12 @@
         <w:tblBorders/>
       </w:tblPr>
       <w:tcPr>
-        <w:shd w:color="ffffff"/>
+        <w:shd w:val="clear" w:color="ffffff"/>
         <w:tcBorders>
-          <w:top w:val="none"/>
+          <w:top w:val="none" w:color="000000" w:sz="4" w:space="0"/>
           <w:left w:val="single" w:color="000000" w:themeColor="accent1" w:sz="4" w:space="0"/>
-          <w:bottom w:val="none"/>
-          <w:right w:val="none"/>
+          <w:bottom w:val="none" w:color="000000" w:sz="4" w:space="0"/>
+          <w:right w:val="none" w:color="000000" w:sz="4" w:space="0"/>
         </w:tcBorders>
       </w:tcPr>
     </w:tblStylePr>
@@ -25862,9 +26410,9 @@
         <w:shd w:val="clear" w:color="ffffff" w:themeColor="light1" w:fill="ffffff" w:themeFill="light1"/>
         <w:tcBorders>
           <w:top w:val="single" w:color="000000" w:themeColor="accent1" w:sz="4" w:space="0"/>
-          <w:left w:val="none"/>
-          <w:bottom w:val="none"/>
-          <w:right w:val="none"/>
+          <w:left w:val="none" w:color="000000" w:sz="4" w:space="0"/>
+          <w:bottom w:val="none" w:color="000000" w:sz="4" w:space="0"/>
+          <w:right w:val="none" w:color="000000" w:sz="4" w:space="0"/>
         </w:tcBorders>
       </w:tcPr>
     </w:tblStylePr>
@@ -25939,9 +26487,9 @@
       </w:tcPr>
     </w:tblStylePr>
   </w:style>
-  <w:style w:type="table" w:styleId="112">
+  <w:style w:type="table" w:styleId="801">
     <w:name w:val="List Table 7 Colorful - Accent 2"/>
-    <w:basedOn w:val="665"/>
+    <w:basedOn w:val="887"/>
     <w:uiPriority w:val="99"/>
     <w:pPr>
       <w:pBdr/>
@@ -26040,11 +26588,11 @@
         <w:tblBorders/>
       </w:tblPr>
       <w:tcPr>
-        <w:shd w:color="ffffff"/>
+        <w:shd w:val="clear" w:color="ffffff"/>
         <w:tcBorders>
-          <w:top w:val="none"/>
-          <w:left w:val="none"/>
-          <w:bottom w:val="none"/>
+          <w:top w:val="none" w:color="000000" w:sz="4" w:space="0"/>
+          <w:left w:val="none" w:color="000000" w:sz="4" w:space="0"/>
+          <w:bottom w:val="none" w:color="000000" w:sz="4" w:space="0"/>
           <w:right w:val="single" w:color="000000" w:themeColor="accent2" w:themeTint="97" w:sz="4" w:space="0"/>
         </w:tcBorders>
       </w:tcPr>
@@ -26067,10 +26615,10 @@
       <w:tcPr>
         <w:shd w:val="clear" w:color="ffffff" w:themeColor="light1" w:fill="ffffff" w:themeFill="light1"/>
         <w:tcBorders>
-          <w:top w:val="none"/>
-          <w:left w:val="none"/>
+          <w:top w:val="none" w:color="000000" w:sz="4" w:space="0"/>
+          <w:left w:val="none" w:color="000000" w:sz="4" w:space="0"/>
           <w:bottom w:val="single" w:color="000000" w:themeColor="accent2" w:themeTint="97" w:sz="4" w:space="0"/>
-          <w:right w:val="none"/>
+          <w:right w:val="none" w:color="000000" w:sz="4" w:space="0"/>
         </w:tcBorders>
       </w:tcPr>
     </w:tblStylePr>
@@ -26090,12 +26638,12 @@
         <w:tblBorders/>
       </w:tblPr>
       <w:tcPr>
-        <w:shd w:color="ffffff"/>
+        <w:shd w:val="clear" w:color="ffffff"/>
         <w:tcBorders>
-          <w:top w:val="none"/>
+          <w:top w:val="none" w:color="000000" w:sz="4" w:space="0"/>
           <w:left w:val="single" w:color="000000" w:themeColor="accent2" w:themeTint="97" w:sz="4" w:space="0"/>
-          <w:bottom w:val="none"/>
-          <w:right w:val="none"/>
+          <w:bottom w:val="none" w:color="000000" w:sz="4" w:space="0"/>
+          <w:right w:val="none" w:color="000000" w:sz="4" w:space="0"/>
         </w:tcBorders>
       </w:tcPr>
     </w:tblStylePr>
@@ -26118,9 +26666,9 @@
         <w:shd w:val="clear" w:color="ffffff" w:themeColor="light1" w:fill="ffffff" w:themeFill="light1"/>
         <w:tcBorders>
           <w:top w:val="single" w:color="000000" w:themeColor="accent2" w:themeTint="97" w:sz="4" w:space="0"/>
-          <w:left w:val="none"/>
-          <w:bottom w:val="none"/>
-          <w:right w:val="none"/>
+          <w:left w:val="none" w:color="000000" w:sz="4" w:space="0"/>
+          <w:bottom w:val="none" w:color="000000" w:sz="4" w:space="0"/>
+          <w:right w:val="none" w:color="000000" w:sz="4" w:space="0"/>
         </w:tcBorders>
       </w:tcPr>
     </w:tblStylePr>
@@ -26195,9 +26743,9 @@
       </w:tcPr>
     </w:tblStylePr>
   </w:style>
-  <w:style w:type="table" w:styleId="113">
+  <w:style w:type="table" w:styleId="802">
     <w:name w:val="List Table 7 Colorful - Accent 3"/>
-    <w:basedOn w:val="665"/>
+    <w:basedOn w:val="887"/>
     <w:uiPriority w:val="99"/>
     <w:pPr>
       <w:pBdr/>
@@ -26296,11 +26844,11 @@
         <w:tblBorders/>
       </w:tblPr>
       <w:tcPr>
-        <w:shd w:color="ffffff"/>
+        <w:shd w:val="clear" w:color="ffffff"/>
         <w:tcBorders>
-          <w:top w:val="none"/>
-          <w:left w:val="none"/>
-          <w:bottom w:val="none"/>
+          <w:top w:val="none" w:color="000000" w:sz="4" w:space="0"/>
+          <w:left w:val="none" w:color="000000" w:sz="4" w:space="0"/>
+          <w:bottom w:val="none" w:color="000000" w:sz="4" w:space="0"/>
           <w:right w:val="single" w:color="000000" w:themeColor="accent3" w:themeTint="98" w:sz="4" w:space="0"/>
         </w:tcBorders>
       </w:tcPr>
@@ -26323,10 +26871,10 @@
       <w:tcPr>
         <w:shd w:val="clear" w:color="ffffff" w:themeColor="light1" w:fill="ffffff" w:themeFill="light1"/>
         <w:tcBorders>
-          <w:top w:val="none"/>
-          <w:left w:val="none"/>
+          <w:top w:val="none" w:color="000000" w:sz="4" w:space="0"/>
+          <w:left w:val="none" w:color="000000" w:sz="4" w:space="0"/>
           <w:bottom w:val="single" w:color="000000" w:themeColor="accent3" w:themeTint="98" w:sz="4" w:space="0"/>
-          <w:right w:val="none"/>
+          <w:right w:val="none" w:color="000000" w:sz="4" w:space="0"/>
         </w:tcBorders>
       </w:tcPr>
     </w:tblStylePr>
@@ -26346,12 +26894,12 @@
         <w:tblBorders/>
       </w:tblPr>
       <w:tcPr>
-        <w:shd w:color="ffffff"/>
+        <w:shd w:val="clear" w:color="ffffff"/>
         <w:tcBorders>
-          <w:top w:val="none"/>
+          <w:top w:val="none" w:color="000000" w:sz="4" w:space="0"/>
           <w:left w:val="single" w:color="000000" w:themeColor="accent3" w:themeTint="98" w:sz="4" w:space="0"/>
-          <w:bottom w:val="none"/>
-          <w:right w:val="none"/>
+          <w:bottom w:val="none" w:color="000000" w:sz="4" w:space="0"/>
+          <w:right w:val="none" w:color="000000" w:sz="4" w:space="0"/>
         </w:tcBorders>
       </w:tcPr>
     </w:tblStylePr>
@@ -26374,9 +26922,9 @@
         <w:shd w:val="clear" w:color="ffffff" w:themeColor="light1" w:fill="ffffff" w:themeFill="light1"/>
         <w:tcBorders>
           <w:top w:val="single" w:color="000000" w:themeColor="accent3" w:themeTint="98" w:sz="4" w:space="0"/>
-          <w:left w:val="none"/>
-          <w:bottom w:val="none"/>
-          <w:right w:val="none"/>
+          <w:left w:val="none" w:color="000000" w:sz="4" w:space="0"/>
+          <w:bottom w:val="none" w:color="000000" w:sz="4" w:space="0"/>
+          <w:right w:val="none" w:color="000000" w:sz="4" w:space="0"/>
         </w:tcBorders>
       </w:tcPr>
     </w:tblStylePr>
@@ -26451,9 +26999,9 @@
       </w:tcPr>
     </w:tblStylePr>
   </w:style>
-  <w:style w:type="table" w:styleId="114">
+  <w:style w:type="table" w:styleId="803">
     <w:name w:val="List Table 7 Colorful - Accent 4"/>
-    <w:basedOn w:val="665"/>
+    <w:basedOn w:val="887"/>
     <w:uiPriority w:val="99"/>
     <w:pPr>
       <w:pBdr/>
@@ -26552,11 +27100,11 @@
         <w:tblBorders/>
       </w:tblPr>
       <w:tcPr>
-        <w:shd w:color="ffffff"/>
+        <w:shd w:val="clear" w:color="ffffff"/>
         <w:tcBorders>
-          <w:top w:val="none"/>
-          <w:left w:val="none"/>
-          <w:bottom w:val="none"/>
+          <w:top w:val="none" w:color="000000" w:sz="4" w:space="0"/>
+          <w:left w:val="none" w:color="000000" w:sz="4" w:space="0"/>
+          <w:bottom w:val="none" w:color="000000" w:sz="4" w:space="0"/>
           <w:right w:val="single" w:color="000000" w:themeColor="accent4" w:themeTint="9A" w:sz="4" w:space="0"/>
         </w:tcBorders>
       </w:tcPr>
@@ -26579,10 +27127,10 @@
       <w:tcPr>
         <w:shd w:val="clear" w:color="ffffff" w:themeColor="light1" w:fill="ffffff" w:themeFill="light1"/>
         <w:tcBorders>
-          <w:top w:val="none"/>
-          <w:left w:val="none"/>
+          <w:top w:val="none" w:color="000000" w:sz="4" w:space="0"/>
+          <w:left w:val="none" w:color="000000" w:sz="4" w:space="0"/>
           <w:bottom w:val="single" w:color="000000" w:themeColor="accent4" w:themeTint="9A" w:sz="4" w:space="0"/>
-          <w:right w:val="none"/>
+          <w:right w:val="none" w:color="000000" w:sz="4" w:space="0"/>
         </w:tcBorders>
       </w:tcPr>
     </w:tblStylePr>
@@ -26602,12 +27150,12 @@
         <w:tblBorders/>
       </w:tblPr>
       <w:tcPr>
-        <w:shd w:color="ffffff"/>
+        <w:shd w:val="clear" w:color="ffffff"/>
         <w:tcBorders>
-          <w:top w:val="none"/>
+          <w:top w:val="none" w:color="000000" w:sz="4" w:space="0"/>
           <w:left w:val="single" w:color="000000" w:themeColor="accent4" w:themeTint="9A" w:sz="4" w:space="0"/>
-          <w:bottom w:val="none"/>
-          <w:right w:val="none"/>
+          <w:bottom w:val="none" w:color="000000" w:sz="4" w:space="0"/>
+          <w:right w:val="none" w:color="000000" w:sz="4" w:space="0"/>
         </w:tcBorders>
       </w:tcPr>
     </w:tblStylePr>
@@ -26630,9 +27178,9 @@
         <w:shd w:val="clear" w:color="ffffff" w:themeColor="light1" w:fill="ffffff" w:themeFill="light1"/>
         <w:tcBorders>
           <w:top w:val="single" w:color="000000" w:themeColor="accent4" w:themeTint="9A" w:sz="4" w:space="0"/>
-          <w:left w:val="none"/>
-          <w:bottom w:val="none"/>
-          <w:right w:val="none"/>
+          <w:left w:val="none" w:color="000000" w:sz="4" w:space="0"/>
+          <w:bottom w:val="none" w:color="000000" w:sz="4" w:space="0"/>
+          <w:right w:val="none" w:color="000000" w:sz="4" w:space="0"/>
         </w:tcBorders>
       </w:tcPr>
     </w:tblStylePr>
@@ -26707,9 +27255,9 @@
       </w:tcPr>
     </w:tblStylePr>
   </w:style>
-  <w:style w:type="table" w:styleId="115">
+  <w:style w:type="table" w:styleId="804">
     <w:name w:val="List Table 7 Colorful - Accent 5"/>
-    <w:basedOn w:val="665"/>
+    <w:basedOn w:val="887"/>
     <w:uiPriority w:val="99"/>
     <w:pPr>
       <w:pBdr/>
@@ -26808,11 +27356,11 @@
         <w:tblBorders/>
       </w:tblPr>
       <w:tcPr>
-        <w:shd w:color="ffffff"/>
+        <w:shd w:val="clear" w:color="ffffff"/>
         <w:tcBorders>
-          <w:top w:val="none"/>
-          <w:left w:val="none"/>
-          <w:bottom w:val="none"/>
+          <w:top w:val="none" w:color="000000" w:sz="4" w:space="0"/>
+          <w:left w:val="none" w:color="000000" w:sz="4" w:space="0"/>
+          <w:bottom w:val="none" w:color="000000" w:sz="4" w:space="0"/>
           <w:right w:val="single" w:color="000000" w:themeColor="accent5" w:themeTint="9A" w:sz="4" w:space="0"/>
         </w:tcBorders>
       </w:tcPr>
@@ -26835,10 +27383,10 @@
       <w:tcPr>
         <w:shd w:val="clear" w:color="ffffff" w:themeColor="light1" w:fill="ffffff" w:themeFill="light1"/>
         <w:tcBorders>
-          <w:top w:val="none"/>
-          <w:left w:val="none"/>
+          <w:top w:val="none" w:color="000000" w:sz="4" w:space="0"/>
+          <w:left w:val="none" w:color="000000" w:sz="4" w:space="0"/>
           <w:bottom w:val="single" w:color="000000" w:themeColor="accent5" w:themeTint="9A" w:sz="4" w:space="0"/>
-          <w:right w:val="none"/>
+          <w:right w:val="none" w:color="000000" w:sz="4" w:space="0"/>
         </w:tcBorders>
       </w:tcPr>
     </w:tblStylePr>
@@ -26858,12 +27406,12 @@
         <w:tblBorders/>
       </w:tblPr>
       <w:tcPr>
-        <w:shd w:color="ffffff"/>
+        <w:shd w:val="clear" w:color="ffffff"/>
         <w:tcBorders>
-          <w:top w:val="none"/>
+          <w:top w:val="none" w:color="000000" w:sz="4" w:space="0"/>
           <w:left w:val="single" w:color="000000" w:themeColor="accent5" w:themeTint="9A" w:sz="4" w:space="0"/>
-          <w:bottom w:val="none"/>
-          <w:right w:val="none"/>
+          <w:bottom w:val="none" w:color="000000" w:sz="4" w:space="0"/>
+          <w:right w:val="none" w:color="000000" w:sz="4" w:space="0"/>
         </w:tcBorders>
       </w:tcPr>
     </w:tblStylePr>
@@ -26886,9 +27434,9 @@
         <w:shd w:val="clear" w:color="ffffff" w:themeColor="light1" w:fill="ffffff" w:themeFill="light1"/>
         <w:tcBorders>
           <w:top w:val="single" w:color="000000" w:themeColor="accent5" w:themeTint="9A" w:sz="4" w:space="0"/>
-          <w:left w:val="none"/>
-          <w:bottom w:val="none"/>
-          <w:right w:val="none"/>
+          <w:left w:val="none" w:color="000000" w:sz="4" w:space="0"/>
+          <w:bottom w:val="none" w:color="000000" w:sz="4" w:space="0"/>
+          <w:right w:val="none" w:color="000000" w:sz="4" w:space="0"/>
         </w:tcBorders>
       </w:tcPr>
     </w:tblStylePr>
@@ -26963,9 +27511,9 @@
       </w:tcPr>
     </w:tblStylePr>
   </w:style>
-  <w:style w:type="table" w:styleId="116">
+  <w:style w:type="table" w:styleId="805">
     <w:name w:val="List Table 7 Colorful - Accent 6"/>
-    <w:basedOn w:val="665"/>
+    <w:basedOn w:val="887"/>
     <w:uiPriority w:val="99"/>
     <w:pPr>
       <w:pBdr/>
@@ -27064,11 +27612,11 @@
         <w:tblBorders/>
       </w:tblPr>
       <w:tcPr>
-        <w:shd w:color="ffffff"/>
+        <w:shd w:val="clear" w:color="ffffff"/>
         <w:tcBorders>
-          <w:top w:val="none"/>
-          <w:left w:val="none"/>
-          <w:bottom w:val="none"/>
+          <w:top w:val="none" w:color="000000" w:sz="4" w:space="0"/>
+          <w:left w:val="none" w:color="000000" w:sz="4" w:space="0"/>
+          <w:bottom w:val="none" w:color="000000" w:sz="4" w:space="0"/>
           <w:right w:val="single" w:color="000000" w:themeColor="accent6" w:themeTint="98" w:sz="4" w:space="0"/>
         </w:tcBorders>
       </w:tcPr>
@@ -27091,10 +27639,10 @@
       <w:tcPr>
         <w:shd w:val="clear" w:color="ffffff" w:themeColor="light1" w:fill="ffffff" w:themeFill="light1"/>
         <w:tcBorders>
-          <w:top w:val="none"/>
-          <w:left w:val="none"/>
+          <w:top w:val="none" w:color="000000" w:sz="4" w:space="0"/>
+          <w:left w:val="none" w:color="000000" w:sz="4" w:space="0"/>
           <w:bottom w:val="single" w:color="000000" w:themeColor="accent6" w:themeTint="98" w:sz="4" w:space="0"/>
-          <w:right w:val="none"/>
+          <w:right w:val="none" w:color="000000" w:sz="4" w:space="0"/>
         </w:tcBorders>
       </w:tcPr>
     </w:tblStylePr>
@@ -27114,12 +27662,12 @@
         <w:tblBorders/>
       </w:tblPr>
       <w:tcPr>
-        <w:shd w:color="ffffff"/>
+        <w:shd w:val="clear" w:color="ffffff"/>
         <w:tcBorders>
-          <w:top w:val="none"/>
+          <w:top w:val="none" w:color="000000" w:sz="4" w:space="0"/>
           <w:left w:val="single" w:color="000000" w:themeColor="accent6" w:themeTint="98" w:sz="4" w:space="0"/>
-          <w:bottom w:val="none"/>
-          <w:right w:val="none"/>
+          <w:bottom w:val="none" w:color="000000" w:sz="4" w:space="0"/>
+          <w:right w:val="none" w:color="000000" w:sz="4" w:space="0"/>
         </w:tcBorders>
       </w:tcPr>
     </w:tblStylePr>
@@ -27142,9 +27690,9 @@
         <w:shd w:val="clear" w:color="ffffff" w:themeColor="light1" w:fill="ffffff" w:themeFill="light1"/>
         <w:tcBorders>
           <w:top w:val="single" w:color="000000" w:themeColor="accent6" w:themeTint="98" w:sz="4" w:space="0"/>
-          <w:left w:val="none"/>
-          <w:bottom w:val="none"/>
-          <w:right w:val="none"/>
+          <w:left w:val="none" w:color="000000" w:sz="4" w:space="0"/>
+          <w:bottom w:val="none" w:color="000000" w:sz="4" w:space="0"/>
+          <w:right w:val="none" w:color="000000" w:sz="4" w:space="0"/>
         </w:tcBorders>
       </w:tcPr>
     </w:tblStylePr>
@@ -27219,9 +27767,9 @@
       </w:tcPr>
     </w:tblStylePr>
   </w:style>
-  <w:style w:type="table" w:styleId="117">
+  <w:style w:type="table" w:styleId="806">
     <w:name w:val="Lined - Accent"/>
-    <w:basedOn w:val="665"/>
+    <w:basedOn w:val="887"/>
     <w:uiPriority w:val="99"/>
     <w:pPr>
       <w:pBdr/>
@@ -27456,9 +28004,9 @@
       </w:tcPr>
     </w:tblStylePr>
   </w:style>
-  <w:style w:type="table" w:styleId="118">
+  <w:style w:type="table" w:styleId="807">
     <w:name w:val="Lined - Accent 1"/>
-    <w:basedOn w:val="665"/>
+    <w:basedOn w:val="887"/>
     <w:uiPriority w:val="99"/>
     <w:pPr>
       <w:pBdr/>
@@ -27693,9 +28241,9 @@
       </w:tcPr>
     </w:tblStylePr>
   </w:style>
-  <w:style w:type="table" w:styleId="119">
+  <w:style w:type="table" w:styleId="808">
     <w:name w:val="Lined - Accent 2"/>
-    <w:basedOn w:val="665"/>
+    <w:basedOn w:val="887"/>
     <w:uiPriority w:val="99"/>
     <w:pPr>
       <w:pBdr/>
@@ -27930,9 +28478,9 @@
       </w:tcPr>
     </w:tblStylePr>
   </w:style>
-  <w:style w:type="table" w:styleId="120">
+  <w:style w:type="table" w:styleId="809">
     <w:name w:val="Lined - Accent 3"/>
-    <w:basedOn w:val="665"/>
+    <w:basedOn w:val="887"/>
     <w:uiPriority w:val="99"/>
     <w:pPr>
       <w:pBdr/>
@@ -28167,9 +28715,9 @@
       </w:tcPr>
     </w:tblStylePr>
   </w:style>
-  <w:style w:type="table" w:styleId="121">
+  <w:style w:type="table" w:styleId="810">
     <w:name w:val="Lined - Accent 4"/>
-    <w:basedOn w:val="665"/>
+    <w:basedOn w:val="887"/>
     <w:uiPriority w:val="99"/>
     <w:pPr>
       <w:pBdr/>
@@ -28404,9 +28952,9 @@
       </w:tcPr>
     </w:tblStylePr>
   </w:style>
-  <w:style w:type="table" w:styleId="122">
+  <w:style w:type="table" w:styleId="811">
     <w:name w:val="Lined - Accent 5"/>
-    <w:basedOn w:val="665"/>
+    <w:basedOn w:val="887"/>
     <w:uiPriority w:val="99"/>
     <w:pPr>
       <w:pBdr/>
@@ -28641,9 +29189,9 @@
       </w:tcPr>
     </w:tblStylePr>
   </w:style>
-  <w:style w:type="table" w:styleId="123">
+  <w:style w:type="table" w:styleId="812">
     <w:name w:val="Lined - Accent 6"/>
-    <w:basedOn w:val="665"/>
+    <w:basedOn w:val="887"/>
     <w:uiPriority w:val="99"/>
     <w:pPr>
       <w:pBdr/>
@@ -28878,9 +29426,9 @@
       </w:tcPr>
     </w:tblStylePr>
   </w:style>
-  <w:style w:type="table" w:styleId="124">
+  <w:style w:type="table" w:styleId="813">
     <w:name w:val="Bordered &amp; Lined - Accent"/>
-    <w:basedOn w:val="665"/>
+    <w:basedOn w:val="887"/>
     <w:uiPriority w:val="99"/>
     <w:pPr>
       <w:pBdr/>
@@ -29122,9 +29670,9 @@
       </w:tcPr>
     </w:tblStylePr>
   </w:style>
-  <w:style w:type="table" w:styleId="125">
+  <w:style w:type="table" w:styleId="814">
     <w:name w:val="Bordered &amp; Lined - Accent 1"/>
-    <w:basedOn w:val="665"/>
+    <w:basedOn w:val="887"/>
     <w:uiPriority w:val="99"/>
     <w:pPr>
       <w:pBdr/>
@@ -29366,9 +29914,9 @@
       </w:tcPr>
     </w:tblStylePr>
   </w:style>
-  <w:style w:type="table" w:styleId="126">
+  <w:style w:type="table" w:styleId="815">
     <w:name w:val="Bordered &amp; Lined - Accent 2"/>
-    <w:basedOn w:val="665"/>
+    <w:basedOn w:val="887"/>
     <w:uiPriority w:val="99"/>
     <w:pPr>
       <w:pBdr/>
@@ -29610,9 +30158,9 @@
       </w:tcPr>
     </w:tblStylePr>
   </w:style>
-  <w:style w:type="table" w:styleId="127">
+  <w:style w:type="table" w:styleId="816">
     <w:name w:val="Bordered &amp; Lined - Accent 3"/>
-    <w:basedOn w:val="665"/>
+    <w:basedOn w:val="887"/>
     <w:uiPriority w:val="99"/>
     <w:pPr>
       <w:pBdr/>
@@ -29854,9 +30402,9 @@
       </w:tcPr>
     </w:tblStylePr>
   </w:style>
-  <w:style w:type="table" w:styleId="128">
+  <w:style w:type="table" w:styleId="817">
     <w:name w:val="Bordered &amp; Lined - Accent 4"/>
-    <w:basedOn w:val="665"/>
+    <w:basedOn w:val="887"/>
     <w:uiPriority w:val="99"/>
     <w:pPr>
       <w:pBdr/>
@@ -30098,9 +30646,9 @@
       </w:tcPr>
     </w:tblStylePr>
   </w:style>
-  <w:style w:type="table" w:styleId="129">
+  <w:style w:type="table" w:styleId="818">
     <w:name w:val="Bordered &amp; Lined - Accent 5"/>
-    <w:basedOn w:val="665"/>
+    <w:basedOn w:val="887"/>
     <w:uiPriority w:val="99"/>
     <w:pPr>
       <w:pBdr/>
@@ -30342,9 +30890,9 @@
       </w:tcPr>
     </w:tblStylePr>
   </w:style>
-  <w:style w:type="table" w:styleId="130">
+  <w:style w:type="table" w:styleId="819">
     <w:name w:val="Bordered &amp; Lined - Accent 6"/>
-    <w:basedOn w:val="665"/>
+    <w:basedOn w:val="887"/>
     <w:uiPriority w:val="99"/>
     <w:pPr>
       <w:pBdr/>
@@ -30586,9 +31134,9 @@
       </w:tcPr>
     </w:tblStylePr>
   </w:style>
-  <w:style w:type="table" w:styleId="131">
+  <w:style w:type="table" w:styleId="820">
     <w:name w:val="Bordered"/>
-    <w:basedOn w:val="665"/>
+    <w:basedOn w:val="887"/>
     <w:uiPriority w:val="99"/>
     <w:pPr>
       <w:pBdr/>
@@ -30817,9 +31365,9 @@
       </w:tcPr>
     </w:tblStylePr>
   </w:style>
-  <w:style w:type="table" w:styleId="132">
+  <w:style w:type="table" w:styleId="821">
     <w:name w:val="Bordered - Accent 1"/>
-    <w:basedOn w:val="665"/>
+    <w:basedOn w:val="887"/>
     <w:uiPriority w:val="99"/>
     <w:pPr>
       <w:pBdr/>
@@ -31048,9 +31596,9 @@
       </w:tcPr>
     </w:tblStylePr>
   </w:style>
-  <w:style w:type="table" w:styleId="133">
+  <w:style w:type="table" w:styleId="822">
     <w:name w:val="Bordered - Accent 2"/>
-    <w:basedOn w:val="665"/>
+    <w:basedOn w:val="887"/>
     <w:uiPriority w:val="99"/>
     <w:pPr>
       <w:pBdr/>
@@ -31279,9 +31827,9 @@
       </w:tcPr>
     </w:tblStylePr>
   </w:style>
-  <w:style w:type="table" w:styleId="134">
+  <w:style w:type="table" w:styleId="823">
     <w:name w:val="Bordered - Accent 3"/>
-    <w:basedOn w:val="665"/>
+    <w:basedOn w:val="887"/>
     <w:uiPriority w:val="99"/>
     <w:pPr>
       <w:pBdr/>
@@ -31510,9 +32058,9 @@
       </w:tcPr>
     </w:tblStylePr>
   </w:style>
-  <w:style w:type="table" w:styleId="135">
+  <w:style w:type="table" w:styleId="824">
     <w:name w:val="Bordered - Accent 4"/>
-    <w:basedOn w:val="665"/>
+    <w:basedOn w:val="887"/>
     <w:uiPriority w:val="99"/>
     <w:pPr>
       <w:pBdr/>
@@ -31741,9 +32289,9 @@
       </w:tcPr>
     </w:tblStylePr>
   </w:style>
-  <w:style w:type="table" w:styleId="136">
+  <w:style w:type="table" w:styleId="825">
     <w:name w:val="Bordered - Accent 5"/>
-    <w:basedOn w:val="665"/>
+    <w:basedOn w:val="887"/>
     <w:uiPriority w:val="99"/>
     <w:pPr>
       <w:pBdr/>
@@ -31972,9 +32520,9 @@
       </w:tcPr>
     </w:tblStylePr>
   </w:style>
-  <w:style w:type="table" w:styleId="137">
+  <w:style w:type="table" w:styleId="826">
     <w:name w:val="Bordered - Accent 6"/>
-    <w:basedOn w:val="665"/>
+    <w:basedOn w:val="887"/>
     <w:uiPriority w:val="99"/>
     <w:pPr>
       <w:pBdr/>
@@ -32203,11 +32751,11 @@
       </w:tcPr>
     </w:tblStylePr>
   </w:style>
-  <w:style w:type="paragraph" w:styleId="139">
+  <w:style w:type="paragraph" w:styleId="827">
     <w:name w:val="Heading 1"/>
-    <w:basedOn w:val="664"/>
-    <w:next w:val="664"/>
-    <w:link w:val="150"/>
+    <w:basedOn w:val="886"/>
+    <w:next w:val="886"/>
+    <w:link w:val="837"/>
     <w:uiPriority w:val="9"/>
     <w:qFormat/>
     <w:pPr>
@@ -32225,11 +32773,11 @@
       <w:szCs w:val="40"/>
     </w:rPr>
   </w:style>
-  <w:style w:type="paragraph" w:styleId="140">
+  <w:style w:type="paragraph" w:styleId="828">
     <w:name w:val="Heading 2"/>
-    <w:basedOn w:val="664"/>
-    <w:next w:val="664"/>
-    <w:link w:val="151"/>
+    <w:basedOn w:val="886"/>
+    <w:next w:val="886"/>
+    <w:link w:val="838"/>
     <w:uiPriority w:val="9"/>
     <w:unhideWhenUsed/>
     <w:qFormat/>
@@ -32248,11 +32796,11 @@
       <w:szCs w:val="32"/>
     </w:rPr>
   </w:style>
-  <w:style w:type="paragraph" w:styleId="141">
+  <w:style w:type="paragraph" w:styleId="829">
     <w:name w:val="Heading 3"/>
-    <w:basedOn w:val="664"/>
-    <w:next w:val="664"/>
-    <w:link w:val="152"/>
+    <w:basedOn w:val="886"/>
+    <w:next w:val="886"/>
+    <w:link w:val="839"/>
     <w:uiPriority w:val="9"/>
     <w:unhideWhenUsed/>
     <w:qFormat/>
@@ -32271,11 +32819,11 @@
       <w:szCs w:val="28"/>
     </w:rPr>
   </w:style>
-  <w:style w:type="paragraph" w:styleId="142">
+  <w:style w:type="paragraph" w:styleId="830">
     <w:name w:val="Heading 4"/>
-    <w:basedOn w:val="664"/>
-    <w:next w:val="664"/>
-    <w:link w:val="153"/>
+    <w:basedOn w:val="886"/>
+    <w:next w:val="886"/>
+    <w:link w:val="840"/>
     <w:uiPriority w:val="9"/>
     <w:unhideWhenUsed/>
     <w:qFormat/>
@@ -32294,11 +32842,11 @@
       <w:color w:val="0f4761" w:themeColor="accent1" w:themeShade="BF"/>
     </w:rPr>
   </w:style>
-  <w:style w:type="paragraph" w:styleId="143">
+  <w:style w:type="paragraph" w:styleId="831">
     <w:name w:val="Heading 5"/>
-    <w:basedOn w:val="664"/>
-    <w:next w:val="664"/>
-    <w:link w:val="154"/>
+    <w:basedOn w:val="886"/>
+    <w:next w:val="886"/>
+    <w:link w:val="841"/>
     <w:uiPriority w:val="9"/>
     <w:unhideWhenUsed/>
     <w:qFormat/>
@@ -32315,11 +32863,11 @@
       <w:color w:val="0f4761" w:themeColor="accent1" w:themeShade="BF"/>
     </w:rPr>
   </w:style>
-  <w:style w:type="paragraph" w:styleId="144">
+  <w:style w:type="paragraph" w:styleId="832">
     <w:name w:val="Heading 6"/>
-    <w:basedOn w:val="664"/>
-    <w:next w:val="664"/>
-    <w:link w:val="155"/>
+    <w:basedOn w:val="886"/>
+    <w:next w:val="886"/>
+    <w:link w:val="842"/>
     <w:uiPriority w:val="9"/>
     <w:unhideWhenUsed/>
     <w:qFormat/>
@@ -32338,11 +32886,11 @@
       <w:color w:val="595959" w:themeColor="text1" w:themeTint="A6"/>
     </w:rPr>
   </w:style>
-  <w:style w:type="paragraph" w:styleId="145">
+  <w:style w:type="paragraph" w:styleId="833">
     <w:name w:val="Heading 7"/>
-    <w:basedOn w:val="664"/>
-    <w:next w:val="664"/>
-    <w:link w:val="156"/>
+    <w:basedOn w:val="886"/>
+    <w:next w:val="886"/>
+    <w:link w:val="843"/>
     <w:uiPriority w:val="9"/>
     <w:unhideWhenUsed/>
     <w:qFormat/>
@@ -32359,11 +32907,11 @@
       <w:color w:val="595959" w:themeColor="text1" w:themeTint="A6"/>
     </w:rPr>
   </w:style>
-  <w:style w:type="paragraph" w:styleId="146">
+  <w:style w:type="paragraph" w:styleId="834">
     <w:name w:val="Heading 8"/>
-    <w:basedOn w:val="664"/>
-    <w:next w:val="664"/>
-    <w:link w:val="157"/>
+    <w:basedOn w:val="886"/>
+    <w:next w:val="886"/>
+    <w:link w:val="844"/>
     <w:uiPriority w:val="9"/>
     <w:unhideWhenUsed/>
     <w:qFormat/>
@@ -32382,11 +32930,11 @@
       <w:color w:val="272727" w:themeColor="text1" w:themeTint="D8"/>
     </w:rPr>
   </w:style>
-  <w:style w:type="paragraph" w:styleId="147">
+  <w:style w:type="paragraph" w:styleId="835">
     <w:name w:val="Heading 9"/>
-    <w:basedOn w:val="664"/>
-    <w:next w:val="664"/>
-    <w:link w:val="158"/>
+    <w:basedOn w:val="886"/>
+    <w:next w:val="886"/>
+    <w:link w:val="845"/>
     <w:uiPriority w:val="9"/>
     <w:unhideWhenUsed/>
     <w:qFormat/>
@@ -32405,7 +32953,7 @@
       <w:color w:val="272727" w:themeColor="text1" w:themeTint="D8"/>
     </w:rPr>
   </w:style>
-  <w:style w:type="character" w:styleId="148" w:default="1">
+  <w:style w:type="character" w:styleId="836" w:default="1">
     <w:name w:val="Default Paragraph Font"/>
     <w:uiPriority w:val="1"/>
     <w:semiHidden/>
@@ -32416,10 +32964,10 @@
       <w:ind/>
     </w:pPr>
   </w:style>
-  <w:style w:type="character" w:styleId="150">
+  <w:style w:type="character" w:styleId="837">
     <w:name w:val="Heading 1 Char"/>
-    <w:basedOn w:val="148"/>
-    <w:link w:val="139"/>
+    <w:basedOn w:val="836"/>
+    <w:link w:val="827"/>
     <w:uiPriority w:val="9"/>
     <w:pPr>
       <w:pBdr/>
@@ -32433,10 +32981,10 @@
       <w:szCs w:val="40"/>
     </w:rPr>
   </w:style>
-  <w:style w:type="character" w:styleId="151">
+  <w:style w:type="character" w:styleId="838">
     <w:name w:val="Heading 2 Char"/>
-    <w:basedOn w:val="148"/>
-    <w:link w:val="140"/>
+    <w:basedOn w:val="836"/>
+    <w:link w:val="828"/>
     <w:uiPriority w:val="9"/>
     <w:pPr>
       <w:pBdr/>
@@ -32450,10 +32998,10 @@
       <w:szCs w:val="32"/>
     </w:rPr>
   </w:style>
-  <w:style w:type="character" w:styleId="152">
+  <w:style w:type="character" w:styleId="839">
     <w:name w:val="Heading 3 Char"/>
-    <w:basedOn w:val="148"/>
-    <w:link w:val="141"/>
+    <w:basedOn w:val="836"/>
+    <w:link w:val="829"/>
     <w:uiPriority w:val="9"/>
     <w:pPr>
       <w:pBdr/>
@@ -32467,10 +33015,10 @@
       <w:szCs w:val="28"/>
     </w:rPr>
   </w:style>
-  <w:style w:type="character" w:styleId="153">
+  <w:style w:type="character" w:styleId="840">
     <w:name w:val="Heading 4 Char"/>
-    <w:basedOn w:val="148"/>
-    <w:link w:val="142"/>
+    <w:basedOn w:val="836"/>
+    <w:link w:val="830"/>
     <w:uiPriority w:val="9"/>
     <w:pPr>
       <w:pBdr/>
@@ -32484,10 +33032,10 @@
       <w:color w:val="0f4761" w:themeColor="accent1" w:themeShade="BF"/>
     </w:rPr>
   </w:style>
-  <w:style w:type="character" w:styleId="154">
+  <w:style w:type="character" w:styleId="841">
     <w:name w:val="Heading 5 Char"/>
-    <w:basedOn w:val="148"/>
-    <w:link w:val="143"/>
+    <w:basedOn w:val="836"/>
+    <w:link w:val="831"/>
     <w:uiPriority w:val="9"/>
     <w:pPr>
       <w:pBdr/>
@@ -32499,10 +33047,10 @@
       <w:color w:val="0f4761" w:themeColor="accent1" w:themeShade="BF"/>
     </w:rPr>
   </w:style>
-  <w:style w:type="character" w:styleId="155">
+  <w:style w:type="character" w:styleId="842">
     <w:name w:val="Heading 6 Char"/>
-    <w:basedOn w:val="148"/>
-    <w:link w:val="144"/>
+    <w:basedOn w:val="836"/>
+    <w:link w:val="832"/>
     <w:uiPriority w:val="9"/>
     <w:pPr>
       <w:pBdr/>
@@ -32516,10 +33064,10 @@
       <w:color w:val="595959" w:themeColor="text1" w:themeTint="A6"/>
     </w:rPr>
   </w:style>
-  <w:style w:type="character" w:styleId="156">
+  <w:style w:type="character" w:styleId="843">
     <w:name w:val="Heading 7 Char"/>
-    <w:basedOn w:val="148"/>
-    <w:link w:val="145"/>
+    <w:basedOn w:val="836"/>
+    <w:link w:val="833"/>
     <w:uiPriority w:val="9"/>
     <w:pPr>
       <w:pBdr/>
@@ -32531,10 +33079,10 @@
       <w:color w:val="595959" w:themeColor="text1" w:themeTint="A6"/>
     </w:rPr>
   </w:style>
-  <w:style w:type="character" w:styleId="157">
+  <w:style w:type="character" w:styleId="844">
     <w:name w:val="Heading 8 Char"/>
-    <w:basedOn w:val="148"/>
-    <w:link w:val="146"/>
+    <w:basedOn w:val="836"/>
+    <w:link w:val="834"/>
     <w:uiPriority w:val="9"/>
     <w:pPr>
       <w:pBdr/>
@@ -32548,10 +33096,10 @@
       <w:color w:val="272727" w:themeColor="text1" w:themeTint="D8"/>
     </w:rPr>
   </w:style>
-  <w:style w:type="character" w:styleId="158">
+  <w:style w:type="character" w:styleId="845">
     <w:name w:val="Heading 9 Char"/>
-    <w:basedOn w:val="148"/>
-    <w:link w:val="147"/>
+    <w:basedOn w:val="836"/>
+    <w:link w:val="835"/>
     <w:uiPriority w:val="9"/>
     <w:pPr>
       <w:pBdr/>
@@ -32565,11 +33113,11 @@
       <w:color w:val="272727" w:themeColor="text1" w:themeTint="D8"/>
     </w:rPr>
   </w:style>
-  <w:style w:type="paragraph" w:styleId="159">
+  <w:style w:type="paragraph" w:styleId="846">
     <w:name w:val="Title"/>
-    <w:basedOn w:val="664"/>
-    <w:next w:val="664"/>
-    <w:link w:val="160"/>
+    <w:basedOn w:val="886"/>
+    <w:next w:val="886"/>
+    <w:link w:val="847"/>
     <w:uiPriority w:val="10"/>
     <w:qFormat/>
     <w:pPr>
@@ -32585,10 +33133,10 @@
       <w:szCs w:val="56"/>
     </w:rPr>
   </w:style>
-  <w:style w:type="character" w:styleId="160">
+  <w:style w:type="character" w:styleId="847">
     <w:name w:val="Title Char"/>
-    <w:basedOn w:val="148"/>
-    <w:link w:val="159"/>
+    <w:basedOn w:val="836"/>
+    <w:link w:val="846"/>
     <w:uiPriority w:val="10"/>
     <w:pPr>
       <w:pBdr/>
@@ -32602,11 +33150,11 @@
       <w:szCs w:val="56"/>
     </w:rPr>
   </w:style>
-  <w:style w:type="paragraph" w:styleId="161">
+  <w:style w:type="paragraph" w:styleId="848">
     <w:name w:val="Subtitle"/>
-    <w:basedOn w:val="664"/>
-    <w:next w:val="664"/>
-    <w:link w:val="162"/>
+    <w:basedOn w:val="886"/>
+    <w:next w:val="886"/>
+    <w:link w:val="849"/>
     <w:uiPriority w:val="11"/>
     <w:qFormat/>
     <w:pPr>
@@ -32624,10 +33172,10 @@
       <w:szCs w:val="28"/>
     </w:rPr>
   </w:style>
-  <w:style w:type="character" w:styleId="162">
+  <w:style w:type="character" w:styleId="849">
     <w:name w:val="Subtitle Char"/>
-    <w:basedOn w:val="148"/>
-    <w:link w:val="161"/>
+    <w:basedOn w:val="836"/>
+    <w:link w:val="848"/>
     <w:uiPriority w:val="11"/>
     <w:pPr>
       <w:pBdr/>
@@ -32641,11 +33189,11 @@
       <w:szCs w:val="28"/>
     </w:rPr>
   </w:style>
-  <w:style w:type="paragraph" w:styleId="163">
+  <w:style w:type="paragraph" w:styleId="850">
     <w:name w:val="Quote"/>
-    <w:basedOn w:val="664"/>
-    <w:next w:val="664"/>
-    <w:link w:val="164"/>
+    <w:basedOn w:val="886"/>
+    <w:next w:val="886"/>
+    <w:link w:val="851"/>
     <w:uiPriority w:val="29"/>
     <w:qFormat/>
     <w:pPr>
@@ -32660,10 +33208,10 @@
       <w:color w:val="404040" w:themeColor="text1" w:themeTint="BF"/>
     </w:rPr>
   </w:style>
-  <w:style w:type="character" w:styleId="164">
+  <w:style w:type="character" w:styleId="851">
     <w:name w:val="Quote Char"/>
-    <w:basedOn w:val="148"/>
-    <w:link w:val="163"/>
+    <w:basedOn w:val="836"/>
+    <w:link w:val="850"/>
     <w:uiPriority w:val="29"/>
     <w:pPr>
       <w:pBdr/>
@@ -32676,9 +33224,9 @@
       <w:color w:val="404040" w:themeColor="text1" w:themeTint="BF"/>
     </w:rPr>
   </w:style>
-  <w:style w:type="character" w:styleId="166">
+  <w:style w:type="character" w:styleId="852">
     <w:name w:val="Intense Emphasis"/>
-    <w:basedOn w:val="148"/>
+    <w:basedOn w:val="836"/>
     <w:uiPriority w:val="21"/>
     <w:qFormat/>
     <w:pPr>
@@ -32692,11 +33240,11 @@
       <w:color w:val="0f4761" w:themeColor="accent1" w:themeShade="BF"/>
     </w:rPr>
   </w:style>
-  <w:style w:type="paragraph" w:styleId="167">
+  <w:style w:type="paragraph" w:styleId="853">
     <w:name w:val="Intense Quote"/>
-    <w:basedOn w:val="664"/>
-    <w:next w:val="664"/>
-    <w:link w:val="168"/>
+    <w:basedOn w:val="886"/>
+    <w:next w:val="886"/>
+    <w:link w:val="854"/>
     <w:uiPriority w:val="30"/>
     <w:qFormat/>
     <w:pPr>
@@ -32714,10 +33262,10 @@
       <w:color w:val="0f4761" w:themeColor="accent1" w:themeShade="BF"/>
     </w:rPr>
   </w:style>
-  <w:style w:type="character" w:styleId="168">
+  <w:style w:type="character" w:styleId="854">
     <w:name w:val="Intense Quote Char"/>
-    <w:basedOn w:val="148"/>
-    <w:link w:val="167"/>
+    <w:basedOn w:val="836"/>
+    <w:link w:val="853"/>
     <w:uiPriority w:val="30"/>
     <w:pPr>
       <w:pBdr/>
@@ -32730,9 +33278,9 @@
       <w:color w:val="0f4761" w:themeColor="accent1" w:themeShade="BF"/>
     </w:rPr>
   </w:style>
-  <w:style w:type="character" w:styleId="169">
+  <w:style w:type="character" w:styleId="855">
     <w:name w:val="Intense Reference"/>
-    <w:basedOn w:val="148"/>
+    <w:basedOn w:val="836"/>
     <w:uiPriority w:val="32"/>
     <w:qFormat/>
     <w:pPr>
@@ -32748,9 +33296,9 @@
       <w:spacing w:val="5"/>
     </w:rPr>
   </w:style>
-  <w:style w:type="character" w:styleId="171">
+  <w:style w:type="character" w:styleId="856">
     <w:name w:val="Subtle Emphasis"/>
-    <w:basedOn w:val="148"/>
+    <w:basedOn w:val="836"/>
     <w:uiPriority w:val="19"/>
     <w:qFormat/>
     <w:pPr>
@@ -32764,9 +33312,9 @@
       <w:color w:val="404040" w:themeColor="text1" w:themeTint="BF"/>
     </w:rPr>
   </w:style>
-  <w:style w:type="character" w:styleId="172">
+  <w:style w:type="character" w:styleId="857">
     <w:name w:val="Emphasis"/>
-    <w:basedOn w:val="148"/>
+    <w:basedOn w:val="836"/>
     <w:uiPriority w:val="20"/>
     <w:qFormat/>
     <w:pPr>
@@ -32779,9 +33327,9 @@
       <w:iCs/>
     </w:rPr>
   </w:style>
-  <w:style w:type="character" w:styleId="173">
+  <w:style w:type="character" w:styleId="858">
     <w:name w:val="Strong"/>
-    <w:basedOn w:val="148"/>
+    <w:basedOn w:val="836"/>
     <w:uiPriority w:val="22"/>
     <w:qFormat/>
     <w:pPr>
@@ -32794,9 +33342,9 @@
       <w:bCs/>
     </w:rPr>
   </w:style>
-  <w:style w:type="character" w:styleId="174">
+  <w:style w:type="character" w:styleId="859">
     <w:name w:val="Subtle Reference"/>
-    <w:basedOn w:val="148"/>
+    <w:basedOn w:val="836"/>
     <w:uiPriority w:val="31"/>
     <w:qFormat/>
     <w:pPr>
@@ -32809,9 +33357,9 @@
       <w:color w:val="5a5a5a" w:themeColor="text1" w:themeTint="A5"/>
     </w:rPr>
   </w:style>
-  <w:style w:type="character" w:styleId="175">
+  <w:style w:type="character" w:styleId="860">
     <w:name w:val="Book Title"/>
-    <w:basedOn w:val="148"/>
+    <w:basedOn w:val="836"/>
     <w:uiPriority w:val="33"/>
     <w:qFormat/>
     <w:pPr>
@@ -32827,10 +33375,10 @@
       <w:spacing w:val="5"/>
     </w:rPr>
   </w:style>
-  <w:style w:type="paragraph" w:styleId="176">
+  <w:style w:type="paragraph" w:styleId="861">
     <w:name w:val="Header"/>
-    <w:basedOn w:val="664"/>
-    <w:link w:val="177"/>
+    <w:basedOn w:val="886"/>
+    <w:link w:val="862"/>
     <w:uiPriority w:val="99"/>
     <w:unhideWhenUsed/>
     <w:pPr>
@@ -32843,10 +33391,10 @@
       <w:ind/>
     </w:pPr>
   </w:style>
-  <w:style w:type="character" w:styleId="177">
+  <w:style w:type="character" w:styleId="862">
     <w:name w:val="Header Char"/>
-    <w:basedOn w:val="148"/>
-    <w:link w:val="176"/>
+    <w:basedOn w:val="836"/>
+    <w:link w:val="861"/>
     <w:uiPriority w:val="99"/>
     <w:pPr>
       <w:pBdr/>
@@ -32854,10 +33402,10 @@
       <w:ind/>
     </w:pPr>
   </w:style>
-  <w:style w:type="paragraph" w:styleId="178">
+  <w:style w:type="paragraph" w:styleId="863">
     <w:name w:val="Footer"/>
-    <w:basedOn w:val="664"/>
-    <w:link w:val="179"/>
+    <w:basedOn w:val="886"/>
+    <w:link w:val="864"/>
     <w:uiPriority w:val="99"/>
     <w:unhideWhenUsed/>
     <w:pPr>
@@ -32870,10 +33418,10 @@
       <w:ind/>
     </w:pPr>
   </w:style>
-  <w:style w:type="character" w:styleId="179">
+  <w:style w:type="character" w:styleId="864">
     <w:name w:val="Footer Char"/>
-    <w:basedOn w:val="148"/>
-    <w:link w:val="178"/>
+    <w:basedOn w:val="836"/>
+    <w:link w:val="863"/>
     <w:uiPriority w:val="99"/>
     <w:pPr>
       <w:pBdr/>
@@ -32881,10 +33429,10 @@
       <w:ind/>
     </w:pPr>
   </w:style>
-  <w:style w:type="paragraph" w:styleId="180">
+  <w:style w:type="paragraph" w:styleId="865">
     <w:name w:val="Caption"/>
-    <w:basedOn w:val="664"/>
-    <w:next w:val="664"/>
+    <w:basedOn w:val="886"/>
+    <w:next w:val="886"/>
     <w:uiPriority w:val="35"/>
     <w:unhideWhenUsed/>
     <w:qFormat/>
@@ -32901,10 +33449,10 @@
       <w:szCs w:val="18"/>
     </w:rPr>
   </w:style>
-  <w:style w:type="paragraph" w:styleId="181">
+  <w:style w:type="paragraph" w:styleId="866">
     <w:name w:val="footnote text"/>
-    <w:basedOn w:val="664"/>
-    <w:link w:val="182"/>
+    <w:basedOn w:val="886"/>
+    <w:link w:val="867"/>
     <w:uiPriority w:val="99"/>
     <w:semiHidden/>
     <w:unhideWhenUsed/>
@@ -32918,10 +33466,10 @@
       <w:szCs w:val="20"/>
     </w:rPr>
   </w:style>
-  <w:style w:type="character" w:styleId="182">
+  <w:style w:type="character" w:styleId="867">
     <w:name w:val="Footnote Text Char"/>
-    <w:basedOn w:val="148"/>
-    <w:link w:val="181"/>
+    <w:basedOn w:val="836"/>
+    <w:link w:val="866"/>
     <w:uiPriority w:val="99"/>
     <w:semiHidden/>
     <w:pPr>
@@ -32934,9 +33482,9 @@
       <w:szCs w:val="20"/>
     </w:rPr>
   </w:style>
-  <w:style w:type="character" w:styleId="183">
+  <w:style w:type="character" w:styleId="868">
     <w:name w:val="footnote reference"/>
-    <w:basedOn w:val="148"/>
+    <w:basedOn w:val="836"/>
     <w:uiPriority w:val="99"/>
     <w:semiHidden/>
     <w:unhideWhenUsed/>
@@ -32949,10 +33497,10 @@
       <w:vertAlign w:val="superscript"/>
     </w:rPr>
   </w:style>
-  <w:style w:type="paragraph" w:styleId="184">
+  <w:style w:type="paragraph" w:styleId="869">
     <w:name w:val="endnote text"/>
-    <w:basedOn w:val="664"/>
-    <w:link w:val="185"/>
+    <w:basedOn w:val="886"/>
+    <w:link w:val="870"/>
     <w:uiPriority w:val="99"/>
     <w:semiHidden/>
     <w:unhideWhenUsed/>
@@ -32966,10 +33514,10 @@
       <w:szCs w:val="20"/>
     </w:rPr>
   </w:style>
-  <w:style w:type="character" w:styleId="185">
+  <w:style w:type="character" w:styleId="870">
     <w:name w:val="Endnote Text Char"/>
-    <w:basedOn w:val="148"/>
-    <w:link w:val="184"/>
+    <w:basedOn w:val="836"/>
+    <w:link w:val="869"/>
     <w:uiPriority w:val="99"/>
     <w:semiHidden/>
     <w:pPr>
@@ -32982,9 +33530,9 @@
       <w:szCs w:val="20"/>
     </w:rPr>
   </w:style>
-  <w:style w:type="character" w:styleId="186">
+  <w:style w:type="character" w:styleId="871">
     <w:name w:val="endnote reference"/>
-    <w:basedOn w:val="148"/>
+    <w:basedOn w:val="836"/>
     <w:uiPriority w:val="99"/>
     <w:semiHidden/>
     <w:unhideWhenUsed/>
@@ -32997,9 +33545,9 @@
       <w:vertAlign w:val="superscript"/>
     </w:rPr>
   </w:style>
-  <w:style w:type="character" w:styleId="187">
+  <w:style w:type="character" w:styleId="872">
     <w:name w:val="Hyperlink"/>
-    <w:basedOn w:val="148"/>
+    <w:basedOn w:val="836"/>
     <w:uiPriority w:val="99"/>
     <w:unhideWhenUsed/>
     <w:pPr>
@@ -33012,9 +33560,9 @@
       <w:u w:val="single"/>
     </w:rPr>
   </w:style>
-  <w:style w:type="character" w:styleId="188">
+  <w:style w:type="character" w:styleId="873">
     <w:name w:val="FollowedHyperlink"/>
-    <w:basedOn w:val="148"/>
+    <w:basedOn w:val="836"/>
     <w:uiPriority w:val="99"/>
     <w:semiHidden/>
     <w:unhideWhenUsed/>
@@ -33028,10 +33576,10 @@
       <w:u w:val="single"/>
     </w:rPr>
   </w:style>
-  <w:style w:type="paragraph" w:styleId="189">
+  <w:style w:type="paragraph" w:styleId="874">
     <w:name w:val="toc 1"/>
-    <w:basedOn w:val="664"/>
-    <w:next w:val="664"/>
+    <w:basedOn w:val="886"/>
+    <w:next w:val="886"/>
     <w:uiPriority w:val="39"/>
     <w:unhideWhenUsed/>
     <w:pPr>
@@ -33040,10 +33588,10 @@
       <w:ind/>
     </w:pPr>
   </w:style>
-  <w:style w:type="paragraph" w:styleId="190">
+  <w:style w:type="paragraph" w:styleId="875">
     <w:name w:val="toc 2"/>
-    <w:basedOn w:val="664"/>
-    <w:next w:val="664"/>
+    <w:basedOn w:val="886"/>
+    <w:next w:val="886"/>
     <w:uiPriority w:val="39"/>
     <w:unhideWhenUsed/>
     <w:pPr>
@@ -33052,10 +33600,10 @@
       <w:ind w:left="220"/>
     </w:pPr>
   </w:style>
-  <w:style w:type="paragraph" w:styleId="191">
+  <w:style w:type="paragraph" w:styleId="876">
     <w:name w:val="toc 3"/>
-    <w:basedOn w:val="664"/>
-    <w:next w:val="664"/>
+    <w:basedOn w:val="886"/>
+    <w:next w:val="886"/>
     <w:uiPriority w:val="39"/>
     <w:unhideWhenUsed/>
     <w:pPr>
@@ -33064,10 +33612,10 @@
       <w:ind w:left="440"/>
     </w:pPr>
   </w:style>
-  <w:style w:type="paragraph" w:styleId="192">
+  <w:style w:type="paragraph" w:styleId="877">
     <w:name w:val="toc 4"/>
-    <w:basedOn w:val="664"/>
-    <w:next w:val="664"/>
+    <w:basedOn w:val="886"/>
+    <w:next w:val="886"/>
     <w:uiPriority w:val="39"/>
     <w:unhideWhenUsed/>
     <w:pPr>
@@ -33076,10 +33624,10 @@
       <w:ind w:left="660"/>
     </w:pPr>
   </w:style>
-  <w:style w:type="paragraph" w:styleId="193">
+  <w:style w:type="paragraph" w:styleId="878">
     <w:name w:val="toc 5"/>
-    <w:basedOn w:val="664"/>
-    <w:next w:val="664"/>
+    <w:basedOn w:val="886"/>
+    <w:next w:val="886"/>
     <w:uiPriority w:val="39"/>
     <w:unhideWhenUsed/>
     <w:pPr>
@@ -33088,10 +33636,10 @@
       <w:ind w:left="880"/>
     </w:pPr>
   </w:style>
-  <w:style w:type="paragraph" w:styleId="194">
+  <w:style w:type="paragraph" w:styleId="879">
     <w:name w:val="toc 6"/>
-    <w:basedOn w:val="664"/>
-    <w:next w:val="664"/>
+    <w:basedOn w:val="886"/>
+    <w:next w:val="886"/>
     <w:uiPriority w:val="39"/>
     <w:unhideWhenUsed/>
     <w:pPr>
@@ -33100,10 +33648,10 @@
       <w:ind w:left="1100"/>
     </w:pPr>
   </w:style>
-  <w:style w:type="paragraph" w:styleId="195">
+  <w:style w:type="paragraph" w:styleId="880">
     <w:name w:val="toc 7"/>
-    <w:basedOn w:val="664"/>
-    <w:next w:val="664"/>
+    <w:basedOn w:val="886"/>
+    <w:next w:val="886"/>
     <w:uiPriority w:val="39"/>
     <w:unhideWhenUsed/>
     <w:pPr>
@@ -33112,10 +33660,10 @@
       <w:ind w:left="1320"/>
     </w:pPr>
   </w:style>
-  <w:style w:type="paragraph" w:styleId="196">
+  <w:style w:type="paragraph" w:styleId="881">
     <w:name w:val="toc 8"/>
-    <w:basedOn w:val="664"/>
-    <w:next w:val="664"/>
+    <w:basedOn w:val="886"/>
+    <w:next w:val="886"/>
     <w:uiPriority w:val="39"/>
     <w:unhideWhenUsed/>
     <w:pPr>
@@ -33124,10 +33672,10 @@
       <w:ind w:left="1540"/>
     </w:pPr>
   </w:style>
-  <w:style w:type="paragraph" w:styleId="197">
+  <w:style w:type="paragraph" w:styleId="882">
     <w:name w:val="toc 9"/>
-    <w:basedOn w:val="664"/>
-    <w:next w:val="664"/>
+    <w:basedOn w:val="886"/>
+    <w:next w:val="886"/>
     <w:uiPriority w:val="39"/>
     <w:unhideWhenUsed/>
     <w:pPr>
@@ -33136,9 +33684,9 @@
       <w:ind w:left="1760"/>
     </w:pPr>
   </w:style>
-  <w:style w:type="character" w:styleId="198">
+  <w:style w:type="character" w:styleId="883">
     <w:name w:val="Placeholder Text"/>
-    <w:basedOn w:val="148"/>
+    <w:basedOn w:val="836"/>
     <w:uiPriority w:val="99"/>
     <w:semiHidden/>
     <w:pPr>
@@ -33150,7 +33698,7 @@
       <w:color w:val="666666"/>
     </w:rPr>
   </w:style>
-  <w:style w:type="paragraph" w:styleId="208">
+  <w:style w:type="paragraph" w:styleId="884">
     <w:name w:val="TOC Heading"/>
     <w:uiPriority w:val="39"/>
     <w:unhideWhenUsed/>
@@ -33160,10 +33708,10 @@
       <w:ind/>
     </w:pPr>
   </w:style>
-  <w:style w:type="paragraph" w:styleId="209">
+  <w:style w:type="paragraph" w:styleId="885">
     <w:name w:val="table of figures"/>
-    <w:basedOn w:val="664"/>
-    <w:next w:val="664"/>
+    <w:basedOn w:val="886"/>
+    <w:next w:val="886"/>
     <w:uiPriority w:val="99"/>
     <w:unhideWhenUsed/>
     <w:pPr>
@@ -33172,7 +33720,7 @@
       <w:ind/>
     </w:pPr>
   </w:style>
-  <w:style w:type="paragraph" w:styleId="664" w:default="1">
+  <w:style w:type="paragraph" w:styleId="886" w:default="1">
     <w:name w:val="Normal"/>
     <w:qFormat/>
     <w:pPr>
@@ -33181,7 +33729,7 @@
       <w:ind/>
     </w:pPr>
   </w:style>
-  <w:style w:type="table" w:styleId="665" w:default="1">
+  <w:style w:type="table" w:styleId="887" w:default="1">
     <w:name w:val="Normal Table"/>
     <w:uiPriority w:val="99"/>
     <w:semiHidden/>
@@ -33374,7 +33922,7 @@
       </w:tcPr>
     </w:tblStylePr>
   </w:style>
-  <w:style w:type="numbering" w:styleId="666" w:default="1">
+  <w:style w:type="numbering" w:styleId="888" w:default="1">
     <w:name w:val="No List"/>
     <w:uiPriority w:val="99"/>
     <w:semiHidden/>
@@ -33385,9 +33933,9 @@
       <w:ind/>
     </w:pPr>
   </w:style>
-  <w:style w:type="paragraph" w:styleId="667">
+  <w:style w:type="paragraph" w:styleId="889">
     <w:name w:val="No Spacing"/>
-    <w:basedOn w:val="664"/>
+    <w:basedOn w:val="886"/>
     <w:uiPriority w:val="1"/>
     <w:qFormat/>
     <w:pPr>
@@ -33396,9 +33944,9 @@
       <w:ind/>
     </w:pPr>
   </w:style>
-  <w:style w:type="paragraph" w:styleId="668">
+  <w:style w:type="paragraph" w:styleId="890">
     <w:name w:val="List Paragraph"/>
-    <w:basedOn w:val="664"/>
+    <w:basedOn w:val="886"/>
     <w:uiPriority w:val="34"/>
     <w:qFormat/>
     <w:pPr>

--- a/[1]Books/Speed.docx
+++ b/[1]Books/Speed.docx
@@ -40,9 +40,10 @@
       </w:r>
       <w:r>
         <w:rPr>
-          <w:rFonts w:ascii="Calibri" w:hAnsi="Calibri" w:eastAsia="Calibri" w:cs="Calibri"/>
+          <w:rFonts w:ascii="Calibri" w:hAnsi="Calibri" w:cs="Calibri"/>
           <w:sz w:val="24"/>
           <w:szCs w:val="24"/>
+          <w:highlight w:val="none"/>
         </w:rPr>
       </w:r>
       <w:r>
@@ -86,7 +87,7 @@
       </w:r>
       <w:r>
         <w:rPr>
-          <w:rFonts w:ascii="Calibri" w:hAnsi="Calibri" w:eastAsia="Calibri" w:cs="Calibri"/>
+          <w:rFonts w:ascii="Calibri" w:hAnsi="Calibri" w:cs="Calibri"/>
           <w:sz w:val="24"/>
           <w:szCs w:val="24"/>
           <w:highlight w:val="none"/>
@@ -124,7 +125,7 @@
       </w:r>
       <w:r>
         <w:rPr>
-          <w:rFonts w:ascii="Calibri" w:hAnsi="Calibri" w:eastAsia="Calibri" w:cs="Calibri"/>
+          <w:rFonts w:ascii="Calibri" w:hAnsi="Calibri" w:cs="Calibri"/>
           <w:sz w:val="24"/>
           <w:szCs w:val="24"/>
           <w:highlight w:val="none"/>
@@ -162,7 +163,7 @@
       </w:r>
       <w:r>
         <w:rPr>
-          <w:rFonts w:ascii="Calibri" w:hAnsi="Calibri" w:eastAsia="Calibri" w:cs="Calibri"/>
+          <w:rFonts w:ascii="Calibri" w:hAnsi="Calibri" w:cs="Calibri"/>
           <w:sz w:val="24"/>
           <w:szCs w:val="24"/>
           <w:highlight w:val="none"/>
@@ -200,7 +201,7 @@
       </w:r>
       <w:r>
         <w:rPr>
-          <w:rFonts w:ascii="Calibri" w:hAnsi="Calibri" w:eastAsia="Calibri" w:cs="Calibri"/>
+          <w:rFonts w:ascii="Calibri" w:hAnsi="Calibri" w:cs="Calibri"/>
           <w:sz w:val="24"/>
           <w:szCs w:val="24"/>
           <w:highlight w:val="none"/>
@@ -238,7 +239,7 @@
       </w:r>
       <w:r>
         <w:rPr>
-          <w:rFonts w:ascii="Calibri" w:hAnsi="Calibri" w:eastAsia="Calibri" w:cs="Calibri"/>
+          <w:rFonts w:ascii="Calibri" w:hAnsi="Calibri" w:cs="Calibri"/>
           <w:sz w:val="24"/>
           <w:szCs w:val="24"/>
           <w:highlight w:val="none"/>
@@ -285,7 +286,7 @@
       </w:r>
       <w:r>
         <w:rPr>
-          <w:rFonts w:ascii="Calibri" w:hAnsi="Calibri" w:eastAsia="Calibri" w:cs="Calibri"/>
+          <w:rFonts w:ascii="Calibri" w:hAnsi="Calibri" w:cs="Calibri"/>
           <w:sz w:val="24"/>
           <w:szCs w:val="24"/>
           <w:highlight w:val="none"/>
@@ -323,7 +324,7 @@
       </w:r>
       <w:r>
         <w:rPr>
-          <w:rFonts w:ascii="Calibri" w:hAnsi="Calibri" w:eastAsia="Calibri" w:cs="Calibri"/>
+          <w:rFonts w:ascii="Calibri" w:hAnsi="Calibri" w:cs="Calibri"/>
           <w:sz w:val="24"/>
           <w:szCs w:val="24"/>
           <w:highlight w:val="none"/>
@@ -361,7 +362,7 @@
       </w:r>
       <w:r>
         <w:rPr>
-          <w:rFonts w:ascii="Calibri" w:hAnsi="Calibri" w:eastAsia="Calibri" w:cs="Calibri"/>
+          <w:rFonts w:ascii="Calibri" w:hAnsi="Calibri" w:cs="Calibri"/>
           <w:sz w:val="24"/>
           <w:szCs w:val="24"/>
           <w:highlight w:val="none"/>
@@ -399,7 +400,7 @@
       </w:r>
       <w:r>
         <w:rPr>
-          <w:rFonts w:ascii="Calibri" w:hAnsi="Calibri" w:eastAsia="Calibri" w:cs="Calibri"/>
+          <w:rFonts w:ascii="Calibri" w:hAnsi="Calibri" w:cs="Calibri"/>
           <w:sz w:val="24"/>
           <w:szCs w:val="24"/>
           <w:highlight w:val="none"/>
@@ -437,7 +438,7 @@
       </w:r>
       <w:r>
         <w:rPr>
-          <w:rFonts w:ascii="Calibri" w:hAnsi="Calibri" w:eastAsia="Calibri" w:cs="Calibri"/>
+          <w:rFonts w:ascii="Calibri" w:hAnsi="Calibri" w:cs="Calibri"/>
           <w:sz w:val="24"/>
           <w:szCs w:val="24"/>
           <w:highlight w:val="none"/>
@@ -475,7 +476,7 @@
       </w:r>
       <w:r>
         <w:rPr>
-          <w:rFonts w:ascii="Calibri" w:hAnsi="Calibri" w:eastAsia="Calibri" w:cs="Calibri"/>
+          <w:rFonts w:ascii="Calibri" w:hAnsi="Calibri" w:cs="Calibri"/>
           <w:sz w:val="24"/>
           <w:szCs w:val="24"/>
           <w:highlight w:val="none"/>
@@ -513,7 +514,7 @@
       </w:r>
       <w:r>
         <w:rPr>
-          <w:rFonts w:ascii="Calibri" w:hAnsi="Calibri" w:eastAsia="Calibri" w:cs="Calibri"/>
+          <w:rFonts w:ascii="Calibri" w:hAnsi="Calibri" w:cs="Calibri"/>
           <w:sz w:val="24"/>
           <w:szCs w:val="24"/>
           <w:highlight w:val="none"/>
@@ -551,7 +552,7 @@
       </w:r>
       <w:r>
         <w:rPr>
-          <w:rFonts w:ascii="Calibri" w:hAnsi="Calibri" w:eastAsia="Calibri" w:cs="Calibri"/>
+          <w:rFonts w:ascii="Calibri" w:hAnsi="Calibri" w:cs="Calibri"/>
           <w:sz w:val="24"/>
           <w:szCs w:val="24"/>
           <w:highlight w:val="none"/>
@@ -589,7 +590,7 @@
       </w:r>
       <w:r>
         <w:rPr>
-          <w:rFonts w:ascii="Calibri" w:hAnsi="Calibri" w:eastAsia="Calibri" w:cs="Calibri"/>
+          <w:rFonts w:ascii="Calibri" w:hAnsi="Calibri" w:cs="Calibri"/>
           <w:sz w:val="24"/>
           <w:szCs w:val="24"/>
           <w:highlight w:val="none"/>
@@ -627,7 +628,7 @@
       </w:r>
       <w:r>
         <w:rPr>
-          <w:rFonts w:ascii="Calibri" w:hAnsi="Calibri" w:eastAsia="Calibri" w:cs="Calibri"/>
+          <w:rFonts w:ascii="Calibri" w:hAnsi="Calibri" w:cs="Calibri"/>
           <w:sz w:val="24"/>
           <w:szCs w:val="24"/>
           <w:highlight w:val="none"/>
@@ -661,7 +662,7 @@
           <w:szCs w:val="24"/>
           <w:highlight w:val="none"/>
         </w:rPr>
-        <w:t xml:space="preserve">-Is’nt it the same when you go to sleep and awake the next day? Maybe everyone dies in their sleep </w:t>
+        <w:t xml:space="preserve">-Sleep is also a child of Death? Perhaps everyone dies in their sleep </w:t>
       </w:r>
       <w:r>
         <w:rPr>
@@ -674,7 +675,7 @@
       </w:r>
       <w:r>
         <w:rPr>
-          <w:rFonts w:ascii="Calibri" w:hAnsi="Calibri" w:eastAsia="Calibri" w:cs="Calibri"/>
+          <w:rFonts w:ascii="Calibri" w:hAnsi="Calibri" w:cs="Calibri"/>
           <w:sz w:val="24"/>
           <w:szCs w:val="24"/>
           <w:highlight w:val="none"/>
@@ -712,7 +713,7 @@
       </w:r>
       <w:r>
         <w:rPr>
-          <w:rFonts w:ascii="Calibri" w:hAnsi="Calibri" w:eastAsia="Calibri" w:cs="Calibri"/>
+          <w:rFonts w:ascii="Calibri" w:hAnsi="Calibri" w:cs="Calibri"/>
           <w:sz w:val="24"/>
           <w:szCs w:val="24"/>
           <w:highlight w:val="none"/>
@@ -750,7 +751,7 @@
       </w:r>
       <w:r>
         <w:rPr>
-          <w:rFonts w:ascii="Calibri" w:hAnsi="Calibri" w:eastAsia="Calibri" w:cs="Calibri"/>
+          <w:rFonts w:ascii="Calibri" w:hAnsi="Calibri" w:cs="Calibri"/>
           <w:sz w:val="24"/>
           <w:szCs w:val="24"/>
           <w:highlight w:val="none"/>
@@ -788,7 +789,7 @@
       </w:r>
       <w:r>
         <w:rPr>
-          <w:rFonts w:ascii="Calibri" w:hAnsi="Calibri" w:eastAsia="Calibri" w:cs="Calibri"/>
+          <w:rFonts w:ascii="Calibri" w:hAnsi="Calibri" w:cs="Calibri"/>
           <w:sz w:val="24"/>
           <w:szCs w:val="24"/>
           <w:highlight w:val="none"/>
@@ -826,7 +827,7 @@
       </w:r>
       <w:r>
         <w:rPr>
-          <w:rFonts w:ascii="Calibri" w:hAnsi="Calibri" w:eastAsia="Calibri" w:cs="Calibri"/>
+          <w:rFonts w:ascii="Calibri" w:hAnsi="Calibri" w:cs="Calibri"/>
           <w:sz w:val="24"/>
           <w:szCs w:val="24"/>
           <w:highlight w:val="none"/>
@@ -864,7 +865,7 @@
       </w:r>
       <w:r>
         <w:rPr>
-          <w:rFonts w:ascii="Calibri" w:hAnsi="Calibri" w:eastAsia="Calibri" w:cs="Calibri"/>
+          <w:rFonts w:ascii="Calibri" w:hAnsi="Calibri" w:cs="Calibri"/>
           <w:sz w:val="24"/>
           <w:szCs w:val="24"/>
           <w:highlight w:val="none"/>
@@ -911,7 +912,7 @@
       </w:r>
       <w:r>
         <w:rPr>
-          <w:rFonts w:ascii="Calibri" w:hAnsi="Calibri" w:eastAsia="Calibri" w:cs="Calibri"/>
+          <w:rFonts w:ascii="Calibri" w:hAnsi="Calibri" w:cs="Calibri"/>
           <w:sz w:val="24"/>
           <w:szCs w:val="24"/>
           <w:highlight w:val="none"/>
@@ -949,7 +950,7 @@
       </w:r>
       <w:r>
         <w:rPr>
-          <w:rFonts w:ascii="Calibri" w:hAnsi="Calibri" w:eastAsia="Calibri" w:cs="Calibri"/>
+          <w:rFonts w:ascii="Calibri" w:hAnsi="Calibri" w:cs="Calibri"/>
           <w:sz w:val="24"/>
           <w:szCs w:val="24"/>
           <w:highlight w:val="none"/>
@@ -1005,7 +1006,7 @@
       </w:r>
       <w:r>
         <w:rPr>
-          <w:rFonts w:ascii="Calibri" w:hAnsi="Calibri" w:eastAsia="Calibri" w:cs="Calibri"/>
+          <w:rFonts w:ascii="Calibri" w:hAnsi="Calibri" w:cs="Calibri"/>
           <w:sz w:val="24"/>
           <w:szCs w:val="24"/>
           <w:highlight w:val="none"/>
@@ -1043,7 +1044,7 @@
       </w:r>
       <w:r>
         <w:rPr>
-          <w:rFonts w:ascii="Calibri" w:hAnsi="Calibri" w:eastAsia="Calibri" w:cs="Calibri"/>
+          <w:rFonts w:ascii="Calibri" w:hAnsi="Calibri" w:cs="Calibri"/>
           <w:sz w:val="24"/>
           <w:szCs w:val="24"/>
           <w:highlight w:val="none"/>
@@ -1098,7 +1099,7 @@
       </w:r>
       <w:r>
         <w:rPr>
-          <w:rFonts w:ascii="Calibri" w:hAnsi="Calibri" w:cs="Calibri"/>
+          <w:rFonts w:ascii="Calibri" w:hAnsi="Calibri" w:eastAsia="Calibri" w:cs="Calibri"/>
           <w:sz w:val="24"/>
           <w:szCs w:val="24"/>
           <w:highlight w:val="none"/>
@@ -1136,7 +1137,7 @@
       </w:r>
       <w:r>
         <w:rPr>
-          <w:rFonts w:ascii="Calibri" w:hAnsi="Calibri" w:cs="Calibri"/>
+          <w:rFonts w:ascii="Calibri" w:hAnsi="Calibri" w:eastAsia="Calibri" w:cs="Calibri"/>
           <w:sz w:val="24"/>
           <w:szCs w:val="24"/>
           <w:highlight w:val="none"/>
@@ -1174,7 +1175,7 @@
       </w:r>
       <w:r>
         <w:rPr>
-          <w:rFonts w:ascii="Calibri" w:hAnsi="Calibri" w:cs="Calibri"/>
+          <w:rFonts w:ascii="Calibri" w:hAnsi="Calibri" w:eastAsia="Calibri" w:cs="Calibri"/>
           <w:sz w:val="24"/>
           <w:szCs w:val="24"/>
           <w:highlight w:val="none"/>
@@ -1212,7 +1213,7 @@
       </w:r>
       <w:r>
         <w:rPr>
-          <w:rFonts w:ascii="Calibri" w:hAnsi="Calibri" w:cs="Calibri"/>
+          <w:rFonts w:ascii="Calibri" w:hAnsi="Calibri" w:eastAsia="Calibri" w:cs="Calibri"/>
           <w:sz w:val="24"/>
           <w:szCs w:val="24"/>
           <w:highlight w:val="none"/>
@@ -1250,7 +1251,7 @@
       </w:r>
       <w:r>
         <w:rPr>
-          <w:rFonts w:ascii="Calibri" w:hAnsi="Calibri" w:cs="Calibri"/>
+          <w:rFonts w:ascii="Calibri" w:hAnsi="Calibri" w:eastAsia="Calibri" w:cs="Calibri"/>
           <w:sz w:val="24"/>
           <w:szCs w:val="24"/>
           <w:highlight w:val="none"/>
@@ -1288,7 +1289,7 @@
       </w:r>
       <w:r>
         <w:rPr>
-          <w:rFonts w:ascii="Calibri" w:hAnsi="Calibri" w:cs="Calibri"/>
+          <w:rFonts w:ascii="Calibri" w:hAnsi="Calibri" w:eastAsia="Calibri" w:cs="Calibri"/>
           <w:sz w:val="24"/>
           <w:szCs w:val="24"/>
           <w:highlight w:val="none"/>
@@ -1335,7 +1336,7 @@
       </w:r>
       <w:r>
         <w:rPr>
-          <w:rFonts w:ascii="Calibri" w:hAnsi="Calibri" w:cs="Calibri"/>
+          <w:rFonts w:ascii="Calibri" w:hAnsi="Calibri" w:eastAsia="Calibri" w:cs="Calibri"/>
           <w:sz w:val="24"/>
           <w:szCs w:val="24"/>
           <w:highlight w:val="none"/>
@@ -1373,7 +1374,7 @@
       </w:r>
       <w:r>
         <w:rPr>
-          <w:rFonts w:ascii="Calibri" w:hAnsi="Calibri" w:cs="Calibri"/>
+          <w:rFonts w:ascii="Calibri" w:hAnsi="Calibri" w:eastAsia="Calibri" w:cs="Calibri"/>
           <w:sz w:val="24"/>
           <w:szCs w:val="24"/>
           <w:highlight w:val="none"/>
@@ -1411,7 +1412,7 @@
       </w:r>
       <w:r>
         <w:rPr>
-          <w:rFonts w:ascii="Calibri" w:hAnsi="Calibri" w:cs="Calibri"/>
+          <w:rFonts w:ascii="Calibri" w:hAnsi="Calibri" w:eastAsia="Calibri" w:cs="Calibri"/>
           <w:sz w:val="24"/>
           <w:szCs w:val="24"/>
           <w:highlight w:val="none"/>
@@ -1449,7 +1450,7 @@
       </w:r>
       <w:r>
         <w:rPr>
-          <w:rFonts w:ascii="Calibri" w:hAnsi="Calibri" w:cs="Calibri"/>
+          <w:rFonts w:ascii="Calibri" w:hAnsi="Calibri" w:eastAsia="Calibri" w:cs="Calibri"/>
           <w:sz w:val="24"/>
           <w:szCs w:val="24"/>
           <w:highlight w:val="none"/>
